--- a/projekt Gamermatch (2).docx
+++ b/projekt Gamermatch (2).docx
@@ -1,13 +1,45 @@
 
 <file path=word/document.xml><?xml version="1.0" encoding="utf-8"?>
-<w:document xmlns:wpc="http://schemas.microsoft.com/office/word/2010/wordprocessingCanvas" xmlns:cx="http://schemas.microsoft.com/office/drawing/2014/chartex" xmlns:mc="http://schemas.openxmlformats.org/markup-compatibility/2006" xmlns:o="urn:schemas-microsoft-com:office:office" xmlns:r="http://schemas.openxmlformats.org/officeDocument/2006/relationships" xmlns:m="http://schemas.openxmlformats.org/officeDocument/2006/math" xmlns:v="urn:schemas-microsoft-com:vml" xmlns:wp14="http://schemas.microsoft.com/office/word/2010/wordprocessingDrawing" xmlns:wp="http://schemas.openxmlformats.org/drawingml/2006/wordprocessingDrawing" xmlns:w10="urn:schemas-microsoft-com:office:word" xmlns:w="http://schemas.openxmlformats.org/wordprocessingml/2006/main" xmlns:w14="http://schemas.microsoft.com/office/word/2010/wordml" xmlns:w15="http://schemas.microsoft.com/office/word/2012/wordml" xmlns:w16se="http://schemas.microsoft.com/office/word/2015/wordml/symex" xmlns:wpg="http://schemas.microsoft.com/office/word/2010/wordprocessingGroup" xmlns:wpi="http://schemas.microsoft.com/office/word/2010/wordprocessingInk" xmlns:wne="http://schemas.microsoft.com/office/word/2006/wordml" xmlns:wps="http://schemas.microsoft.com/office/word/2010/wordprocessingShape" mc:Ignorable="w14 w15 w16se wp14">
+<w:document xmlns:wpc="http://schemas.microsoft.com/office/word/2010/wordprocessingCanvas" xmlns:cx="http://schemas.microsoft.com/office/drawing/2014/chartex" xmlns:cx1="http://schemas.microsoft.com/office/drawing/2015/9/8/chartex" xmlns:cx2="http://schemas.microsoft.com/office/drawing/2015/10/21/chartex" xmlns:cx3="http://schemas.microsoft.com/office/drawing/2016/5/9/chartex" xmlns:cx4="http://schemas.microsoft.com/office/drawing/2016/5/10/chartex" xmlns:cx5="http://schemas.microsoft.com/office/drawing/2016/5/11/chartex" xmlns:cx6="http://schemas.microsoft.com/office/drawing/2016/5/12/chartex" xmlns:cx7="http://schemas.microsoft.com/office/drawing/2016/5/13/chartex" xmlns:cx8="http://schemas.microsoft.com/office/drawing/2016/5/14/chartex" xmlns:mc="http://schemas.openxmlformats.org/markup-compatibility/2006" xmlns:aink="http://schemas.microsoft.com/office/drawing/2016/ink" xmlns:am3d="http://schemas.microsoft.com/office/drawing/2017/model3d" xmlns:o="urn:schemas-microsoft-com:office:office" xmlns:oel="http://schemas.microsoft.com/office/2019/extlst" xmlns:r="http://schemas.openxmlformats.org/officeDocument/2006/relationships" xmlns:m="http://schemas.openxmlformats.org/officeDocument/2006/math" xmlns:v="urn:schemas-microsoft-com:vml" xmlns:wp14="http://schemas.microsoft.com/office/word/2010/wordprocessingDrawing" xmlns:wp="http://schemas.openxmlformats.org/drawingml/2006/wordprocessingDrawing" xmlns:w10="urn:schemas-microsoft-com:office:word" xmlns:w="http://schemas.openxmlformats.org/wordprocessingml/2006/main" xmlns:w14="http://schemas.microsoft.com/office/word/2010/wordml" xmlns:w15="http://schemas.microsoft.com/office/word/2012/wordml" xmlns:w16cex="http://schemas.microsoft.com/office/word/2018/wordml/cex" xmlns:w16cid="http://schemas.microsoft.com/office/word/2016/wordml/cid" xmlns:w16="http://schemas.microsoft.com/office/word/2018/wordml" xmlns:w16du="http://schemas.microsoft.com/office/word/2023/wordml/word16du" xmlns:w16sdtdh="http://schemas.microsoft.com/office/word/2020/wordml/sdtdatahash" xmlns:w16sdtfl="http://schemas.microsoft.com/office/word/2024/wordml/sdtformatlock" xmlns:w16se="http://schemas.microsoft.com/office/word/2015/wordml/symex" xmlns:wpg="http://schemas.microsoft.com/office/word/2010/wordprocessingGroup" xmlns:wpi="http://schemas.microsoft.com/office/word/2010/wordprocessingInk" xmlns:wne="http://schemas.microsoft.com/office/word/2006/wordml" xmlns:wps="http://schemas.microsoft.com/office/word/2010/wordprocessingShape" mc:Ignorable="w14 w15 w16se w16cid w16 w16cex w16sdtdh w16sdtfl w16du wp14">
   <w:body>
     <w:p>
       <w:r>
         <w:t xml:space="preserve">Temat: </w:t>
       </w:r>
       <w:r>
-        <w:t>Aplikacja GamerMatch jest systemem klasy platformy matchmakingowej, którego celem jest łączenie graczy na podstawie ich preferencji, aktywności oraz danych zewnętrznych (Steam, Discord).</w:t>
+        <w:t xml:space="preserve">Aplikacja </w:t>
+      </w:r>
+      <w:proofErr w:type="spellStart"/>
+      <w:r>
+        <w:t>GamerMatch</w:t>
+      </w:r>
+      <w:proofErr w:type="spellEnd"/>
+      <w:r>
+        <w:t xml:space="preserve"> jest systemem klasy platformy </w:t>
+      </w:r>
+      <w:proofErr w:type="spellStart"/>
+      <w:r>
+        <w:t>matchmakingowej</w:t>
+      </w:r>
+      <w:proofErr w:type="spellEnd"/>
+      <w:r>
+        <w:t>, którego celem jest łączenie graczy na podstawie ich preferencji, aktywności oraz danych zewnętrznych (</w:t>
+      </w:r>
+      <w:proofErr w:type="spellStart"/>
+      <w:r>
+        <w:t>Steam</w:t>
+      </w:r>
+      <w:proofErr w:type="spellEnd"/>
+      <w:r>
+        <w:t xml:space="preserve">, </w:t>
+      </w:r>
+      <w:proofErr w:type="spellStart"/>
+      <w:r>
+        <w:t>Discord</w:t>
+      </w:r>
+      <w:proofErr w:type="spellEnd"/>
+      <w:r>
+        <w:t>).</w:t>
       </w:r>
     </w:p>
     <w:p>
@@ -117,7 +149,15 @@
         </w:numPr>
       </w:pPr>
       <w:r>
-        <w:t xml:space="preserve">Dopasowanie użytkowników (Match) </w:t>
+        <w:t>Dopasowanie użytkowników (</w:t>
+      </w:r>
+      <w:proofErr w:type="spellStart"/>
+      <w:r>
+        <w:t>Match</w:t>
+      </w:r>
+      <w:proofErr w:type="spellEnd"/>
+      <w:r>
+        <w:t xml:space="preserve">) </w:t>
       </w:r>
     </w:p>
     <w:p>
@@ -153,7 +193,23 @@
         </w:numPr>
       </w:pPr>
       <w:r>
-        <w:t xml:space="preserve">Połączenie konta Steam / Discord </w:t>
+        <w:t xml:space="preserve">Połączenie konta </w:t>
+      </w:r>
+      <w:proofErr w:type="spellStart"/>
+      <w:r>
+        <w:t>Steam</w:t>
+      </w:r>
+      <w:proofErr w:type="spellEnd"/>
+      <w:r>
+        <w:t xml:space="preserve"> / </w:t>
+      </w:r>
+      <w:proofErr w:type="spellStart"/>
+      <w:r>
+        <w:t>Discord</w:t>
+      </w:r>
+      <w:proofErr w:type="spellEnd"/>
+      <w:r>
+        <w:t xml:space="preserve"> </w:t>
       </w:r>
     </w:p>
     <w:p>
@@ -165,7 +221,15 @@
         </w:numPr>
       </w:pPr>
       <w:r>
-        <w:t xml:space="preserve">Zakup Premium / Boost </w:t>
+        <w:t xml:space="preserve">Zakup Premium / </w:t>
+      </w:r>
+      <w:proofErr w:type="spellStart"/>
+      <w:r>
+        <w:t>Boost</w:t>
+      </w:r>
+      <w:proofErr w:type="spellEnd"/>
+      <w:r>
+        <w:t xml:space="preserve"> </w:t>
       </w:r>
     </w:p>
     <w:p>
@@ -189,8 +253,13 @@
         </w:numPr>
       </w:pPr>
       <w:r>
-        <w:t>Użycie funkcji Super Match</w:t>
-      </w:r>
+        <w:t xml:space="preserve">Użycie funkcji Super </w:t>
+      </w:r>
+      <w:proofErr w:type="spellStart"/>
+      <w:r>
+        <w:t>Match</w:t>
+      </w:r>
+      <w:proofErr w:type="spellEnd"/>
     </w:p>
     <w:p>
       <w:pPr>
@@ -251,8 +320,13 @@
           <w:numId w:val="1"/>
         </w:numPr>
       </w:pPr>
-      <w:r>
-        <w:t>Banowanie użytkownika</w:t>
+      <w:proofErr w:type="spellStart"/>
+      <w:r>
+        <w:t>Banowanie</w:t>
+      </w:r>
+      <w:proofErr w:type="spellEnd"/>
+      <w:r>
+        <w:t xml:space="preserve"> użytkownika</w:t>
       </w:r>
     </w:p>
     <w:p>
@@ -445,8 +519,29 @@
         <w:pStyle w:val="Podtytu"/>
       </w:pPr>
       <w:r>
-        <w:t>Połączenie konta Steam/Discord</w:t>
-      </w:r>
+        <w:t xml:space="preserve">Połączenie konta </w:t>
+      </w:r>
+      <w:proofErr w:type="spellStart"/>
+      <w:r>
+        <w:t>Steam</w:t>
+      </w:r>
+      <w:proofErr w:type="spellEnd"/>
+      <w:r>
+        <w:t>/</w:t>
+      </w:r>
+      <w:proofErr w:type="spellStart"/>
+      <w:r>
+        <w:t>Discord</w:t>
+      </w:r>
+      <w:proofErr w:type="spellEnd"/>
+      <w:r>
+        <w:t xml:space="preserve"> – Przemysław </w:t>
+      </w:r>
+      <w:proofErr w:type="spellStart"/>
+      <w:r>
+        <w:t>Pieszko</w:t>
+      </w:r>
+      <w:proofErr w:type="spellEnd"/>
     </w:p>
     <w:p>
       <w:pPr>
@@ -578,7 +673,23 @@
         </w:numPr>
       </w:pPr>
       <w:r>
-        <w:t xml:space="preserve">Gracz wybiera platformę (np. Steam lub Discord) do połączenia. </w:t>
+        <w:t xml:space="preserve">Gracz wybiera platformę (np. </w:t>
+      </w:r>
+      <w:proofErr w:type="spellStart"/>
+      <w:r>
+        <w:t>Steam</w:t>
+      </w:r>
+      <w:proofErr w:type="spellEnd"/>
+      <w:r>
+        <w:t xml:space="preserve"> lub </w:t>
+      </w:r>
+      <w:proofErr w:type="spellStart"/>
+      <w:r>
+        <w:t>Discord</w:t>
+      </w:r>
+      <w:proofErr w:type="spellEnd"/>
+      <w:r>
+        <w:t xml:space="preserve">) do połączenia. </w:t>
       </w:r>
     </w:p>
     <w:p>
@@ -611,8 +722,19 @@
         </w:numPr>
       </w:pPr>
       <w:r>
+        <w:t xml:space="preserve">System nawiązuje połączenie z wykorzystaniem Zewnętrznego API. </w:t>
+      </w:r>
+    </w:p>
+    <w:p>
+      <w:pPr>
+        <w:numPr>
+          <w:ilvl w:val="0"/>
+          <w:numId w:val="16"/>
+        </w:numPr>
+      </w:pPr>
+      <w:r>
         <w:lastRenderedPageBreak/>
-        <w:t xml:space="preserve">System nawiązuje połączenie z wykorzystaniem Zewnętrznego API. </w:t>
+        <w:t xml:space="preserve">System pobiera dane gracza (np. statystyki, ranga, osiągnięcia). </w:t>
       </w:r>
     </w:p>
     <w:p>
@@ -623,18 +745,15 @@
         </w:numPr>
       </w:pPr>
       <w:r>
-        <w:t xml:space="preserve">System pobiera dane gracza (np. statystyki, ranga, osiągnięcia). </w:t>
-      </w:r>
-    </w:p>
-    <w:p>
-      <w:pPr>
-        <w:numPr>
-          <w:ilvl w:val="0"/>
-          <w:numId w:val="16"/>
-        </w:numPr>
-      </w:pPr>
-      <w:r>
-        <w:t xml:space="preserve">System aktualizuje profil użytkownika i wyświetla status „Connected”. </w:t>
+        <w:t>System aktualizuje profil użytkownika i wyświetla status „</w:t>
+      </w:r>
+      <w:proofErr w:type="spellStart"/>
+      <w:r>
+        <w:t>Connected</w:t>
+      </w:r>
+      <w:proofErr w:type="spellEnd"/>
+      <w:r>
+        <w:t xml:space="preserve">”. </w:t>
       </w:r>
     </w:p>
     <w:p>
@@ -765,7 +884,15 @@
       </w:r>
       <w:r>
         <w:br/>
-        <w:t xml:space="preserve"> Lepsza jakość dopasowań w systemie</w:t>
+        <w:t xml:space="preserve"> Lepsza jakość </w:t>
+      </w:r>
+      <w:proofErr w:type="spellStart"/>
+      <w:r>
+        <w:t>dopasowań</w:t>
+      </w:r>
+      <w:proofErr w:type="spellEnd"/>
+      <w:r>
+        <w:t xml:space="preserve"> w systemie</w:t>
       </w:r>
     </w:p>
     <w:p/>
@@ -774,7 +901,18 @@
         <w:pStyle w:val="Podtytu"/>
       </w:pPr>
       <w:r>
-        <w:t>Dopasowanie użytkowników (Match)</w:t>
+        <w:t>Dopasowanie użytkowników (</w:t>
+      </w:r>
+      <w:proofErr w:type="spellStart"/>
+      <w:r>
+        <w:t>Match</w:t>
+      </w:r>
+      <w:proofErr w:type="spellEnd"/>
+      <w:r>
+        <w:t>)</w:t>
+      </w:r>
+      <w:r>
+        <w:t xml:space="preserve"> – Karol Ziemak</w:t>
       </w:r>
     </w:p>
     <w:p>
@@ -872,6 +1010,7 @@
         </w:numPr>
       </w:pPr>
       <w:r>
+        <w:lastRenderedPageBreak/>
         <w:t xml:space="preserve">System sprawdza, czy drugi użytkownik również polubił profil Gracza. </w:t>
       </w:r>
     </w:p>
@@ -883,8 +1022,15 @@
         </w:numPr>
       </w:pPr>
       <w:r>
-        <w:lastRenderedPageBreak/>
-        <w:t xml:space="preserve">W przypadku wzajemnego polubienia system tworzy dopasowanie (match). </w:t>
+        <w:t>W przypadku wzajemnego polubienia system tworzy dopasowanie (</w:t>
+      </w:r>
+      <w:proofErr w:type="spellStart"/>
+      <w:r>
+        <w:t>match</w:t>
+      </w:r>
+      <w:proofErr w:type="spellEnd"/>
+      <w:r>
+        <w:t xml:space="preserve">). </w:t>
       </w:r>
     </w:p>
     <w:p>
@@ -895,7 +1041,23 @@
         </w:numPr>
       </w:pPr>
       <w:r>
-        <w:t xml:space="preserve">System wyświetla komunikat „It's a Match!” oraz ekran dopasowania. </w:t>
+        <w:t>System wyświetla komunikat „</w:t>
+      </w:r>
+      <w:proofErr w:type="spellStart"/>
+      <w:r>
+        <w:t>It's</w:t>
+      </w:r>
+      <w:proofErr w:type="spellEnd"/>
+      <w:r>
+        <w:t xml:space="preserve"> a </w:t>
+      </w:r>
+      <w:proofErr w:type="spellStart"/>
+      <w:r>
+        <w:t>Match</w:t>
+      </w:r>
+      <w:proofErr w:type="spellEnd"/>
+      <w:r>
+        <w:t xml:space="preserve">!” oraz ekran dopasowania. </w:t>
       </w:r>
     </w:p>
     <w:p>
@@ -1008,8 +1170,13 @@
         </w:numPr>
       </w:pPr>
       <w:r>
-        <w:t>Użycie funkcji Super Match</w:t>
-      </w:r>
+        <w:t xml:space="preserve">Użycie funkcji Super </w:t>
+      </w:r>
+      <w:proofErr w:type="spellStart"/>
+      <w:r>
+        <w:t>Match</w:t>
+      </w:r>
+      <w:proofErr w:type="spellEnd"/>
     </w:p>
     <w:p>
       <w:pPr>
@@ -1019,7 +1186,15 @@
         </w:numPr>
       </w:pPr>
       <w:r>
-        <w:t xml:space="preserve">Gracz wybiera opcję „Super Match”. </w:t>
+        <w:t xml:space="preserve">Gracz wybiera opcję „Super </w:t>
+      </w:r>
+      <w:proofErr w:type="spellStart"/>
+      <w:r>
+        <w:t>Match</w:t>
+      </w:r>
+      <w:proofErr w:type="spellEnd"/>
+      <w:r>
+        <w:t xml:space="preserve">”. </w:t>
       </w:r>
     </w:p>
     <w:p>
@@ -1150,6 +1325,9 @@
       <w:r>
         <w:t>Zgłoszenie użytkownika</w:t>
       </w:r>
+      <w:r>
+        <w:t xml:space="preserve"> – Kamil Osakowicz</w:t>
+      </w:r>
     </w:p>
     <w:p>
       <w:r>
@@ -1216,6 +1394,7 @@
         </w:numPr>
       </w:pPr>
       <w:r>
+        <w:lastRenderedPageBreak/>
         <w:t xml:space="preserve">System wyświetla formularz zgłoszenia z listą powodów. </w:t>
       </w:r>
     </w:p>
@@ -1249,7 +1428,6 @@
         </w:numPr>
       </w:pPr>
       <w:r>
-        <w:lastRenderedPageBreak/>
         <w:t xml:space="preserve">System przeprowadza automatyczną analizę treści (AI). </w:t>
       </w:r>
     </w:p>
@@ -1283,7 +1461,15 @@
         </w:numPr>
       </w:pPr>
       <w:r>
-        <w:t xml:space="preserve">Moderator podejmuje decyzję (np. ban lub ograniczenie konta). </w:t>
+        <w:t xml:space="preserve">Moderator podejmuje decyzję (np. </w:t>
+      </w:r>
+      <w:proofErr w:type="spellStart"/>
+      <w:r>
+        <w:t>ban</w:t>
+      </w:r>
+      <w:proofErr w:type="spellEnd"/>
+      <w:r>
+        <w:t xml:space="preserve"> lub ograniczenie konta). </w:t>
       </w:r>
     </w:p>
     <w:p>
@@ -1514,8 +1700,13 @@
         </w:numPr>
       </w:pPr>
       <w:r>
-        <w:t>Eliminacja toksycznych zachowań</w:t>
-      </w:r>
+        <w:t xml:space="preserve">Eliminacja toksycznych </w:t>
+      </w:r>
+      <w:proofErr w:type="spellStart"/>
+      <w:r>
+        <w:t>zachowań</w:t>
+      </w:r>
+      <w:proofErr w:type="spellEnd"/>
     </w:p>
     <w:p/>
     <w:p/>
@@ -1548,7 +1739,6 @@
     </w:p>
     <w:p>
       <w:r>
-        <w:lastRenderedPageBreak/>
         <w:t>Użytkownik:</w:t>
       </w:r>
     </w:p>
@@ -1582,7 +1772,23 @@
         </w:numPr>
       </w:pPr>
       <w:r>
-        <w:t xml:space="preserve">może połączyć konto ze Steam/Discord </w:t>
+        <w:t xml:space="preserve">może połączyć konto ze </w:t>
+      </w:r>
+      <w:proofErr w:type="spellStart"/>
+      <w:r>
+        <w:t>Steam</w:t>
+      </w:r>
+      <w:proofErr w:type="spellEnd"/>
+      <w:r>
+        <w:t>/</w:t>
+      </w:r>
+      <w:proofErr w:type="spellStart"/>
+      <w:r>
+        <w:t>Discord</w:t>
+      </w:r>
+      <w:proofErr w:type="spellEnd"/>
+      <w:r>
+        <w:t xml:space="preserve"> </w:t>
       </w:r>
     </w:p>
     <w:p>
@@ -1614,8 +1820,17 @@
           <w:b/>
           <w:bCs/>
         </w:rPr>
-        <w:t>2. Integracja z platformami gamingowymi</w:t>
-      </w:r>
+        <w:t xml:space="preserve">2. Integracja z platformami </w:t>
+      </w:r>
+      <w:proofErr w:type="spellStart"/>
+      <w:r>
+        <w:rPr>
+          <w:b/>
+          <w:bCs/>
+        </w:rPr>
+        <w:t>gamingowymi</w:t>
+      </w:r>
+      <w:proofErr w:type="spellEnd"/>
     </w:p>
     <w:p>
       <w:r>
@@ -1701,135 +1916,167 @@
           <w:b/>
           <w:bCs/>
         </w:rPr>
-        <w:t>3. Mechanizm dopasowania (matching)</w:t>
-      </w:r>
-    </w:p>
-    <w:p>
-      <w:r>
-        <w:t>System wykorzystuje:</w:t>
-      </w:r>
-    </w:p>
-    <w:p>
-      <w:pPr>
-        <w:numPr>
-          <w:ilvl w:val="0"/>
-          <w:numId w:val="5"/>
-        </w:numPr>
-      </w:pPr>
-      <w:r>
-        <w:t xml:space="preserve">preferencje użytkownika </w:t>
-      </w:r>
-    </w:p>
-    <w:p>
-      <w:pPr>
-        <w:numPr>
-          <w:ilvl w:val="0"/>
-          <w:numId w:val="5"/>
-        </w:numPr>
-      </w:pPr>
-      <w:r>
-        <w:t xml:space="preserve">statystyki (np. ranga, gry) </w:t>
-      </w:r>
-    </w:p>
-    <w:p>
-      <w:pPr>
-        <w:numPr>
-          <w:ilvl w:val="0"/>
-          <w:numId w:val="5"/>
-        </w:numPr>
-      </w:pPr>
-      <w:r>
-        <w:t xml:space="preserve">aktywność </w:t>
-      </w:r>
-    </w:p>
-    <w:p>
-      <w:r>
-        <w:t>Proces:</w:t>
-      </w:r>
-    </w:p>
-    <w:p>
-      <w:pPr>
-        <w:numPr>
-          <w:ilvl w:val="0"/>
-          <w:numId w:val="6"/>
-        </w:numPr>
-      </w:pPr>
-      <w:r>
-        <w:t xml:space="preserve">użytkownik przegląda profile (swipe) </w:t>
-      </w:r>
-    </w:p>
-    <w:p>
-      <w:pPr>
-        <w:numPr>
-          <w:ilvl w:val="0"/>
-          <w:numId w:val="6"/>
-        </w:numPr>
-      </w:pPr>
-      <w:r>
-        <w:t xml:space="preserve">może: </w:t>
-      </w:r>
-    </w:p>
-    <w:p>
-      <w:pPr>
-        <w:pStyle w:val="Akapitzlist"/>
-        <w:numPr>
-          <w:ilvl w:val="0"/>
-          <w:numId w:val="14"/>
-        </w:numPr>
-      </w:pPr>
-      <w:r>
-        <w:t xml:space="preserve">polubić profil </w:t>
-      </w:r>
-    </w:p>
-    <w:p>
-      <w:pPr>
-        <w:pStyle w:val="Akapitzlist"/>
-        <w:numPr>
-          <w:ilvl w:val="0"/>
-          <w:numId w:val="14"/>
-        </w:numPr>
-      </w:pPr>
-      <w:r>
-        <w:t xml:space="preserve">odrzucić profil </w:t>
-      </w:r>
-    </w:p>
-    <w:p>
-      <w:pPr>
-        <w:numPr>
-          <w:ilvl w:val="0"/>
-          <w:numId w:val="6"/>
-        </w:numPr>
-      </w:pPr>
-      <w:r>
-        <w:t>w przypadku wzajemnego polubienia:</w:t>
-      </w:r>
-    </w:p>
-    <w:p>
-      <w:pPr>
-        <w:pStyle w:val="Akapitzlist"/>
-        <w:numPr>
-          <w:ilvl w:val="0"/>
-          <w:numId w:val="15"/>
-        </w:numPr>
-      </w:pPr>
-      <w:r>
-        <w:t xml:space="preserve">powstaje dopasowanie (match) </w:t>
-      </w:r>
-    </w:p>
-    <w:p/>
-    <w:p>
-      <w:pPr>
+        <w:t>3. Mechanizm dopasowania (</w:t>
+      </w:r>
+      <w:proofErr w:type="spellStart"/>
+      <w:r>
         <w:rPr>
           <w:b/>
           <w:bCs/>
         </w:rPr>
-      </w:pPr>
+        <w:t>matching</w:t>
+      </w:r>
+      <w:proofErr w:type="spellEnd"/>
       <w:r>
         <w:rPr>
           <w:b/>
           <w:bCs/>
         </w:rPr>
+        <w:t>)</w:t>
+      </w:r>
+    </w:p>
+    <w:p>
+      <w:r>
+        <w:t>System wykorzystuje:</w:t>
+      </w:r>
+    </w:p>
+    <w:p>
+      <w:pPr>
+        <w:numPr>
+          <w:ilvl w:val="0"/>
+          <w:numId w:val="5"/>
+        </w:numPr>
+      </w:pPr>
+      <w:r>
+        <w:t xml:space="preserve">preferencje użytkownika </w:t>
+      </w:r>
+    </w:p>
+    <w:p>
+      <w:pPr>
+        <w:numPr>
+          <w:ilvl w:val="0"/>
+          <w:numId w:val="5"/>
+        </w:numPr>
+      </w:pPr>
+      <w:r>
+        <w:t xml:space="preserve">statystyki (np. ranga, gry) </w:t>
+      </w:r>
+    </w:p>
+    <w:p>
+      <w:pPr>
+        <w:numPr>
+          <w:ilvl w:val="0"/>
+          <w:numId w:val="5"/>
+        </w:numPr>
+      </w:pPr>
+      <w:r>
+        <w:t xml:space="preserve">aktywność </w:t>
+      </w:r>
+    </w:p>
+    <w:p>
+      <w:r>
+        <w:t>Proces:</w:t>
+      </w:r>
+    </w:p>
+    <w:p>
+      <w:pPr>
+        <w:numPr>
+          <w:ilvl w:val="0"/>
+          <w:numId w:val="6"/>
+        </w:numPr>
+      </w:pPr>
+      <w:r>
+        <w:t>użytkownik przegląda profile (</w:t>
+      </w:r>
+      <w:proofErr w:type="spellStart"/>
+      <w:r>
+        <w:t>swipe</w:t>
+      </w:r>
+      <w:proofErr w:type="spellEnd"/>
+      <w:r>
+        <w:t xml:space="preserve">) </w:t>
+      </w:r>
+    </w:p>
+    <w:p>
+      <w:pPr>
+        <w:numPr>
+          <w:ilvl w:val="0"/>
+          <w:numId w:val="6"/>
+        </w:numPr>
+      </w:pPr>
+      <w:r>
+        <w:t xml:space="preserve">może: </w:t>
+      </w:r>
+    </w:p>
+    <w:p>
+      <w:pPr>
+        <w:pStyle w:val="Akapitzlist"/>
+        <w:numPr>
+          <w:ilvl w:val="0"/>
+          <w:numId w:val="14"/>
+        </w:numPr>
+      </w:pPr>
+      <w:r>
         <w:lastRenderedPageBreak/>
+        <w:t xml:space="preserve">polubić profil </w:t>
+      </w:r>
+    </w:p>
+    <w:p>
+      <w:pPr>
+        <w:pStyle w:val="Akapitzlist"/>
+        <w:numPr>
+          <w:ilvl w:val="0"/>
+          <w:numId w:val="14"/>
+        </w:numPr>
+      </w:pPr>
+      <w:r>
+        <w:t xml:space="preserve">odrzucić profil </w:t>
+      </w:r>
+    </w:p>
+    <w:p>
+      <w:pPr>
+        <w:numPr>
+          <w:ilvl w:val="0"/>
+          <w:numId w:val="6"/>
+        </w:numPr>
+      </w:pPr>
+      <w:r>
+        <w:t>w przypadku wzajemnego polubienia:</w:t>
+      </w:r>
+    </w:p>
+    <w:p>
+      <w:pPr>
+        <w:pStyle w:val="Akapitzlist"/>
+        <w:numPr>
+          <w:ilvl w:val="0"/>
+          <w:numId w:val="15"/>
+        </w:numPr>
+      </w:pPr>
+      <w:r>
+        <w:t>powstaje dopasowanie (</w:t>
+      </w:r>
+      <w:proofErr w:type="spellStart"/>
+      <w:r>
+        <w:t>match</w:t>
+      </w:r>
+      <w:proofErr w:type="spellEnd"/>
+      <w:r>
+        <w:t xml:space="preserve">) </w:t>
+      </w:r>
+    </w:p>
+    <w:p/>
+    <w:p>
+      <w:pPr>
+        <w:rPr>
+          <w:b/>
+          <w:bCs/>
+        </w:rPr>
+      </w:pPr>
+      <w:r>
+        <w:rPr>
+          <w:b/>
+          <w:bCs/>
+        </w:rPr>
         <w:t>4. Komunikacja (czat)</w:t>
       </w:r>
     </w:p>
@@ -1879,7 +2126,15 @@
         </w:numPr>
       </w:pPr>
       <w:r>
-        <w:t xml:space="preserve">powiadomienia push </w:t>
+        <w:t xml:space="preserve">powiadomienia </w:t>
+      </w:r>
+      <w:proofErr w:type="spellStart"/>
+      <w:r>
+        <w:t>push</w:t>
+      </w:r>
+      <w:proofErr w:type="spellEnd"/>
+      <w:r>
+        <w:t xml:space="preserve"> </w:t>
       </w:r>
     </w:p>
     <w:p/>
@@ -1895,30 +2150,21 @@
           <w:b/>
           <w:bCs/>
         </w:rPr>
-        <w:t>5. Funkcje premium</w:t>
-      </w:r>
-    </w:p>
-    <w:p>
-      <w:r>
-        <w:t>Użytkownik może wykupić:</w:t>
-      </w:r>
-    </w:p>
-    <w:p>
-      <w:pPr>
-        <w:numPr>
-          <w:ilvl w:val="0"/>
-          <w:numId w:val="8"/>
-        </w:numPr>
-      </w:pPr>
+        <w:t xml:space="preserve">5. Funkcje </w:t>
+      </w:r>
+      <w:proofErr w:type="spellStart"/>
       <w:r>
         <w:rPr>
           <w:b/>
           <w:bCs/>
         </w:rPr>
-        <w:t>Boost</w:t>
-      </w:r>
-      <w:r>
-        <w:t xml:space="preserve"> – zwiększona widoczność profilu </w:t>
+        <w:t>premium</w:t>
+      </w:r>
+      <w:proofErr w:type="spellEnd"/>
+    </w:p>
+    <w:p>
+      <w:r>
+        <w:t>Użytkownik może wykupić:</w:t>
       </w:r>
     </w:p>
     <w:p>
@@ -1928,46 +2174,75 @@
           <w:numId w:val="8"/>
         </w:numPr>
       </w:pPr>
+      <w:proofErr w:type="spellStart"/>
       <w:r>
         <w:rPr>
           <w:b/>
           <w:bCs/>
         </w:rPr>
-        <w:t>Super Match</w:t>
-      </w:r>
-      <w:r>
-        <w:t xml:space="preserve"> – zwiększona szansa dopasowania </w:t>
-      </w:r>
-    </w:p>
-    <w:p>
-      <w:r>
-        <w:t>Proces:</w:t>
-      </w:r>
-    </w:p>
-    <w:p>
-      <w:pPr>
-        <w:numPr>
-          <w:ilvl w:val="0"/>
-          <w:numId w:val="9"/>
-        </w:numPr>
-      </w:pPr>
-      <w:r>
-        <w:t xml:space="preserve">zakup → przetwarzanie płatności → aktywacja funkcji </w:t>
-      </w:r>
-    </w:p>
-    <w:p/>
-    <w:p>
-      <w:pPr>
+        <w:t>Boost</w:t>
+      </w:r>
+      <w:proofErr w:type="spellEnd"/>
+      <w:r>
+        <w:t xml:space="preserve"> – zwiększona widoczność profilu </w:t>
+      </w:r>
+    </w:p>
+    <w:p>
+      <w:pPr>
+        <w:numPr>
+          <w:ilvl w:val="0"/>
+          <w:numId w:val="8"/>
+        </w:numPr>
+      </w:pPr>
+      <w:r>
         <w:rPr>
           <w:b/>
           <w:bCs/>
         </w:rPr>
-      </w:pPr>
+        <w:t xml:space="preserve">Super </w:t>
+      </w:r>
+      <w:proofErr w:type="spellStart"/>
       <w:r>
         <w:rPr>
           <w:b/>
           <w:bCs/>
         </w:rPr>
+        <w:t>Match</w:t>
+      </w:r>
+      <w:proofErr w:type="spellEnd"/>
+      <w:r>
+        <w:t xml:space="preserve"> – zwiększona szansa dopasowania </w:t>
+      </w:r>
+    </w:p>
+    <w:p>
+      <w:r>
+        <w:t>Proces:</w:t>
+      </w:r>
+    </w:p>
+    <w:p>
+      <w:pPr>
+        <w:numPr>
+          <w:ilvl w:val="0"/>
+          <w:numId w:val="9"/>
+        </w:numPr>
+      </w:pPr>
+      <w:r>
+        <w:t xml:space="preserve">zakup → przetwarzanie płatności → aktywacja funkcji </w:t>
+      </w:r>
+    </w:p>
+    <w:p/>
+    <w:p>
+      <w:pPr>
+        <w:rPr>
+          <w:b/>
+          <w:bCs/>
+        </w:rPr>
+      </w:pPr>
+      <w:r>
+        <w:rPr>
+          <w:b/>
+          <w:bCs/>
+        </w:rPr>
         <w:t>6. Filtrowanie i rekomendacje</w:t>
       </w:r>
     </w:p>
@@ -2049,6 +2324,7 @@
         </w:numPr>
       </w:pPr>
       <w:r>
+        <w:lastRenderedPageBreak/>
         <w:t xml:space="preserve">zgłaszać innych użytkowników </w:t>
       </w:r>
     </w:p>
@@ -2076,7 +2352,15 @@
         </w:numPr>
       </w:pPr>
       <w:r>
-        <w:t xml:space="preserve">podejmują decyzje (ban, ograniczenia) </w:t>
+        <w:t>podejmują decyzje (</w:t>
+      </w:r>
+      <w:proofErr w:type="spellStart"/>
+      <w:r>
+        <w:t>ban</w:t>
+      </w:r>
+      <w:proofErr w:type="spellEnd"/>
+      <w:r>
+        <w:t xml:space="preserve">, ograniczenia) </w:t>
       </w:r>
     </w:p>
     <w:p>
@@ -2103,9 +2387,13 @@
         </w:numPr>
       </w:pPr>
       <w:r>
-        <w:lastRenderedPageBreak/>
-        <w:t>wykrywanie toksycznych zachowań</w:t>
-      </w:r>
+        <w:t xml:space="preserve">wykrywanie toksycznych </w:t>
+      </w:r>
+      <w:proofErr w:type="spellStart"/>
+      <w:r>
+        <w:t>zachowań</w:t>
+      </w:r>
+      <w:proofErr w:type="spellEnd"/>
     </w:p>
     <w:p>
       <w:pPr>
@@ -2116,6 +2404,9 @@
       </w:r>
       <w:r>
         <w:t xml:space="preserve"> </w:t>
+      </w:r>
+      <w:r>
+        <w:t>i czas realizacji</w:t>
       </w:r>
     </w:p>
     <w:tbl>
@@ -2139,10 +2430,10 @@
         <w:tblLook w:val="04A0" w:firstRow="1" w:lastRow="0" w:firstColumn="1" w:lastColumn="0" w:noHBand="0" w:noVBand="1"/>
       </w:tblPr>
       <w:tblGrid>
-        <w:gridCol w:w="2063"/>
-        <w:gridCol w:w="1187"/>
-        <w:gridCol w:w="1766"/>
-        <w:gridCol w:w="4046"/>
+        <w:gridCol w:w="2064"/>
+        <w:gridCol w:w="1150"/>
+        <w:gridCol w:w="1718"/>
+        <w:gridCol w:w="4130"/>
       </w:tblGrid>
       <w:tr>
         <w:trPr>
@@ -2304,11 +2595,19 @@
                 <w:lang w:val="en-US"/>
               </w:rPr>
             </w:pPr>
+            <w:proofErr w:type="spellStart"/>
             <w:r>
               <w:rPr>
                 <w:lang w:val="en-US"/>
               </w:rPr>
-              <w:t>Programiści (Mobile, Backend, DevOps), UI/UX, QA, AI</w:t>
+              <w:t>Programiści</w:t>
+            </w:r>
+            <w:proofErr w:type="spellEnd"/>
+            <w:r>
+              <w:rPr>
+                <w:lang w:val="en-US"/>
+              </w:rPr>
+              <w:t xml:space="preserve"> (Mobile, Backend, DevOps), UI/UX, QA, AI</w:t>
             </w:r>
           </w:p>
         </w:tc>
@@ -2328,8 +2627,13 @@
               <w:jc w:val="center"/>
             </w:pPr>
             <w:r>
-              <w:t>Marketing &amp; Growth</w:t>
+              <w:t xml:space="preserve">Marketing &amp; </w:t>
             </w:r>
+            <w:proofErr w:type="spellStart"/>
+            <w:r>
+              <w:t>Growth</w:t>
+            </w:r>
+            <w:proofErr w:type="spellEnd"/>
           </w:p>
         </w:tc>
         <w:tc>
@@ -2373,7 +2677,15 @@
               <w:jc w:val="center"/>
             </w:pPr>
             <w:r>
-              <w:t>Kampanie, influencerzy, pozyskiwanie użytkowników</w:t>
+              <w:t xml:space="preserve">Kampanie, </w:t>
+            </w:r>
+            <w:proofErr w:type="spellStart"/>
+            <w:r>
+              <w:t>influencerzy</w:t>
+            </w:r>
+            <w:proofErr w:type="spellEnd"/>
+            <w:r>
+              <w:t>, pozyskiwanie użytkowników</w:t>
             </w:r>
           </w:p>
         </w:tc>
@@ -2523,7 +2835,15 @@
               <w:jc w:val="center"/>
             </w:pPr>
             <w:r>
-              <w:t>Infrastruktura (Cloud)</w:t>
+              <w:t>Infrastruktura (</w:t>
+            </w:r>
+            <w:proofErr w:type="spellStart"/>
+            <w:r>
+              <w:t>Cloud</w:t>
+            </w:r>
+            <w:proofErr w:type="spellEnd"/>
+            <w:r>
+              <w:t>)</w:t>
             </w:r>
           </w:p>
         </w:tc>
@@ -2580,6 +2900,115 @@
         <w:t>Łącznie: 5 400 000 PLN miesięcznie</w:t>
       </w:r>
     </w:p>
+    <w:p/>
+    <w:p>
+      <w:r>
+        <w:t>Orientacyjny podział czasu prac:</w:t>
+      </w:r>
+    </w:p>
+    <w:p>
+      <w:r>
+        <w:t>• Analiza wymagań i projekt systemu – 2 tygodnie</w:t>
+      </w:r>
+    </w:p>
+    <w:p>
+      <w:r>
+        <w:t>• Projekt interfejsu użytkownika UX/UI – 3 tygodnie</w:t>
+      </w:r>
+    </w:p>
+    <w:p>
+      <w:r>
+        <w:t>• Implementacja rejestracji, logowania i profilu gracza – 4 tygodnie</w:t>
+      </w:r>
+    </w:p>
+    <w:p>
+      <w:r>
+        <w:t xml:space="preserve">• Integracja z platformami </w:t>
+      </w:r>
+      <w:proofErr w:type="spellStart"/>
+      <w:r>
+        <w:t>Steam</w:t>
+      </w:r>
+      <w:proofErr w:type="spellEnd"/>
+      <w:r>
+        <w:t>/</w:t>
+      </w:r>
+      <w:proofErr w:type="spellStart"/>
+      <w:r>
+        <w:t>Discord</w:t>
+      </w:r>
+      <w:proofErr w:type="spellEnd"/>
+      <w:r>
+        <w:t xml:space="preserve"> – 3 tygodnie</w:t>
+      </w:r>
+    </w:p>
+    <w:p>
+      <w:r>
+        <w:t xml:space="preserve">• Implementacja mechanizmu </w:t>
+      </w:r>
+      <w:proofErr w:type="spellStart"/>
+      <w:r>
+        <w:t>dopasowań</w:t>
+      </w:r>
+      <w:proofErr w:type="spellEnd"/>
+      <w:r>
+        <w:t xml:space="preserve"> – 5 tygodni</w:t>
+      </w:r>
+    </w:p>
+    <w:p>
+      <w:r>
+        <w:lastRenderedPageBreak/>
+        <w:t>• Implementacja czatu i powiadomień – 4 tygodnie</w:t>
+      </w:r>
+    </w:p>
+    <w:p>
+      <w:r>
+        <w:t xml:space="preserve">• Funkcje </w:t>
+      </w:r>
+      <w:proofErr w:type="spellStart"/>
+      <w:r>
+        <w:t>premium</w:t>
+      </w:r>
+      <w:proofErr w:type="spellEnd"/>
+      <w:r>
+        <w:t xml:space="preserve">, </w:t>
+      </w:r>
+      <w:proofErr w:type="spellStart"/>
+      <w:r>
+        <w:t>boost</w:t>
+      </w:r>
+      <w:proofErr w:type="spellEnd"/>
+      <w:r>
+        <w:t xml:space="preserve"> i płatności – 3 tygodnie</w:t>
+      </w:r>
+    </w:p>
+    <w:p>
+      <w:r>
+        <w:t>• Moduł zgłoszeń, moderacji i analizy AI – 4 tygodnie</w:t>
+      </w:r>
+    </w:p>
+    <w:p>
+      <w:r>
+        <w:t>• Testowanie, poprawki i optymalizacja – 4 tygodnie</w:t>
+      </w:r>
+    </w:p>
+    <w:p>
+      <w:r>
+        <w:t>• Wdrożenie wersji MVP – 2 tygodnie</w:t>
+      </w:r>
+    </w:p>
+    <w:p/>
+    <w:p>
+      <w:r>
+        <w:t>Łączny czas przygotowania wersji MVP systemu wynosi około 5–6 miesięcy. Dalszy rozwój aplikacji, obejmujący bardziej zaawansowane rekomendacje AI, skalowanie infrastruktury, rozwój funkcji społecznościowych oraz działania marketingowe, może potrwać kolejne 3–6 miesięcy.</w:t>
+      </w:r>
+      <w:r>
+        <w:t xml:space="preserve"> </w:t>
+      </w:r>
+      <w:r>
+        <w:t>Przy miesięcznym koszcie utrzymania zespołu i infrastruktury wynoszącym 5 400 000 PLN, koszt stworzenia wersji MVP zależy głównie od długości etapu produkcyjnego oraz zakresu funkcji wdrażanych w pierwszej wersji aplikacji.</w:t>
+      </w:r>
+    </w:p>
     <w:p>
       <w:pPr>
         <w:pStyle w:val="Nagwek2"/>
@@ -2754,34 +3183,67 @@
       <w:r>
         <w:t xml:space="preserve">a górze widoczny jest profil gracza zawierający podstawowe informacje, takie jak nazwa użytkownika, wiek oraz ranga (np. </w:t>
       </w:r>
+      <w:proofErr w:type="spellStart"/>
       <w:r>
         <w:rPr>
           <w:i/>
           <w:iCs/>
         </w:rPr>
-        <w:t>Diamond III</w:t>
-      </w:r>
-      <w:r>
-        <w:t>).</w:t>
-      </w:r>
-      <w:r>
-        <w:t xml:space="preserve"> </w:t>
-      </w:r>
-      <w:r>
-        <w:t xml:space="preserve">Centralną część ekranu zajmuje karta profilu z informacjami o preferowanej grze (np. </w:t>
-      </w:r>
+        <w:t>Diamond</w:t>
+      </w:r>
+      <w:proofErr w:type="spellEnd"/>
       <w:r>
         <w:rPr>
           <w:i/>
           <w:iCs/>
         </w:rPr>
+        <w:t xml:space="preserve"> III</w:t>
+      </w:r>
+      <w:r>
+        <w:t>).</w:t>
+      </w:r>
+      <w:r>
+        <w:t xml:space="preserve"> </w:t>
+      </w:r>
+      <w:r>
+        <w:t xml:space="preserve">Centralną część ekranu zajmuje karta profilu z informacjami o preferowanej grze (np. </w:t>
+      </w:r>
+      <w:r>
+        <w:rPr>
+          <w:i/>
+          <w:iCs/>
+        </w:rPr>
         <w:t>Cyberpunk 2077</w:t>
       </w:r>
       <w:r>
         <w:t>) oraz rolą w grze. Na dole znajdują się trzy przyciski akcji</w:t>
       </w:r>
       <w:r>
-        <w:t xml:space="preserve"> takie jak odrzucenie, szybkie dopasowanie(supermatch), oraz polubienie profilu (serce). Interfejs wykorzystuje mechanikę swipe (przesunięć) umożliwiając syzbkie i intuicyjne podejmowanie decyzji.</w:t>
+        <w:t xml:space="preserve"> takie jak odrzucenie, szybkie dopasowanie(</w:t>
+      </w:r>
+      <w:proofErr w:type="spellStart"/>
+      <w:r>
+        <w:t>supermatch</w:t>
+      </w:r>
+      <w:proofErr w:type="spellEnd"/>
+      <w:r>
+        <w:t xml:space="preserve">), oraz polubienie profilu (serce). Interfejs wykorzystuje mechanikę </w:t>
+      </w:r>
+      <w:proofErr w:type="spellStart"/>
+      <w:r>
+        <w:t>swipe</w:t>
+      </w:r>
+      <w:proofErr w:type="spellEnd"/>
+      <w:r>
+        <w:t xml:space="preserve"> (przesunięć) umożliwiając </w:t>
+      </w:r>
+      <w:proofErr w:type="spellStart"/>
+      <w:r>
+        <w:t>syzbkie</w:t>
+      </w:r>
+      <w:proofErr w:type="spellEnd"/>
+      <w:r>
+        <w:t xml:space="preserve"> i intuicyjne podejmowanie decyzji.</w:t>
       </w:r>
     </w:p>
     <w:p>
@@ -2843,7 +3305,21 @@
         <w:rPr>
           <w:lang w:val="en-US"/>
         </w:rPr>
-        <w:t xml:space="preserve">Link do interfejsu: </w:t>
+        <w:t xml:space="preserve">Link do </w:t>
+      </w:r>
+      <w:proofErr w:type="spellStart"/>
+      <w:r>
+        <w:rPr>
+          <w:lang w:val="en-US"/>
+        </w:rPr>
+        <w:t>interfejsu</w:t>
+      </w:r>
+      <w:proofErr w:type="spellEnd"/>
+      <w:r>
+        <w:rPr>
+          <w:lang w:val="en-US"/>
+        </w:rPr>
+        <w:t xml:space="preserve">: </w:t>
       </w:r>
       <w:hyperlink r:id="rId10" w:history="1">
         <w:r>
@@ -2952,8 +3428,13 @@
           <w:numId w:val="34"/>
         </w:numPr>
       </w:pPr>
-      <w:r>
-        <w:t>AkcjaMatch (Asynchroniczna decyzja użytkownika)</w:t>
+      <w:proofErr w:type="spellStart"/>
+      <w:r>
+        <w:t>AkcjaMatch</w:t>
+      </w:r>
+      <w:proofErr w:type="spellEnd"/>
+      <w:r>
+        <w:t xml:space="preserve"> (Asynchroniczna decyzja użytkownika)</w:t>
       </w:r>
     </w:p>
     <w:p>
@@ -2981,9 +3462,19 @@
           <w:numId w:val="38"/>
         </w:numPr>
       </w:pPr>
-      <w:r>
-        <w:t>oceniajacyId: int</w:t>
-      </w:r>
+      <w:proofErr w:type="spellStart"/>
+      <w:r>
+        <w:t>oceniajacyId</w:t>
+      </w:r>
+      <w:proofErr w:type="spellEnd"/>
+      <w:r>
+        <w:t xml:space="preserve">: </w:t>
+      </w:r>
+      <w:proofErr w:type="spellStart"/>
+      <w:r>
+        <w:t>int</w:t>
+      </w:r>
+      <w:proofErr w:type="spellEnd"/>
     </w:p>
     <w:p>
       <w:pPr>
@@ -2993,9 +3484,19 @@
           <w:numId w:val="38"/>
         </w:numPr>
       </w:pPr>
-      <w:r>
-        <w:t>ocenianyId: int</w:t>
-      </w:r>
+      <w:proofErr w:type="spellStart"/>
+      <w:r>
+        <w:t>ocenianyId</w:t>
+      </w:r>
+      <w:proofErr w:type="spellEnd"/>
+      <w:r>
+        <w:t xml:space="preserve">: </w:t>
+      </w:r>
+      <w:proofErr w:type="spellStart"/>
+      <w:r>
+        <w:t>int</w:t>
+      </w:r>
+      <w:proofErr w:type="spellEnd"/>
     </w:p>
     <w:p>
       <w:pPr>
@@ -3005,8 +3506,21 @@
           <w:numId w:val="38"/>
         </w:numPr>
       </w:pPr>
-      <w:r>
-        <w:t>typAkcji: TypAkcji (polubienie/odrzucenie)</w:t>
+      <w:proofErr w:type="spellStart"/>
+      <w:r>
+        <w:t>typAkcji</w:t>
+      </w:r>
+      <w:proofErr w:type="spellEnd"/>
+      <w:r>
+        <w:t xml:space="preserve">: </w:t>
+      </w:r>
+      <w:proofErr w:type="spellStart"/>
+      <w:r>
+        <w:t>TypAkcji</w:t>
+      </w:r>
+      <w:proofErr w:type="spellEnd"/>
+      <w:r>
+        <w:t xml:space="preserve"> (polubienie/odrzucenie)</w:t>
       </w:r>
     </w:p>
     <w:p>
@@ -3024,7 +3538,15 @@
         </w:numPr>
       </w:pPr>
       <w:r>
-        <w:t>Dopasowanie (Instancja udanego Matchu)</w:t>
+        <w:t xml:space="preserve">Dopasowanie (Instancja udanego </w:t>
+      </w:r>
+      <w:proofErr w:type="spellStart"/>
+      <w:r>
+        <w:t>Matchu</w:t>
+      </w:r>
+      <w:proofErr w:type="spellEnd"/>
+      <w:r>
+        <w:t>)</w:t>
       </w:r>
     </w:p>
     <w:p>
@@ -3053,8 +3575,13 @@
         </w:numPr>
       </w:pPr>
       <w:r>
-        <w:t>id: int</w:t>
-      </w:r>
+        <w:t xml:space="preserve">id: </w:t>
+      </w:r>
+      <w:proofErr w:type="spellStart"/>
+      <w:r>
+        <w:t>int</w:t>
+      </w:r>
+      <w:proofErr w:type="spellEnd"/>
     </w:p>
     <w:p>
       <w:pPr>
@@ -3065,8 +3592,13 @@
         </w:numPr>
       </w:pPr>
       <w:r>
-        <w:t>gracz1Id: int</w:t>
-      </w:r>
+        <w:t xml:space="preserve">gracz1Id: </w:t>
+      </w:r>
+      <w:proofErr w:type="spellStart"/>
+      <w:r>
+        <w:t>int</w:t>
+      </w:r>
+      <w:proofErr w:type="spellEnd"/>
     </w:p>
     <w:p>
       <w:pPr>
@@ -3077,8 +3609,13 @@
         </w:numPr>
       </w:pPr>
       <w:r>
-        <w:t>gracz2Id: int</w:t>
-      </w:r>
+        <w:t xml:space="preserve">gracz2Id: </w:t>
+      </w:r>
+      <w:proofErr w:type="spellStart"/>
+      <w:r>
+        <w:t>int</w:t>
+      </w:r>
+      <w:proofErr w:type="spellEnd"/>
     </w:p>
     <w:p>
       <w:pPr>
@@ -3088,9 +3625,19 @@
           <w:numId w:val="36"/>
         </w:numPr>
       </w:pPr>
-      <w:r>
-        <w:t>dataDopasowania: Date</w:t>
-      </w:r>
+      <w:proofErr w:type="spellStart"/>
+      <w:r>
+        <w:t>dataDopasowania</w:t>
+      </w:r>
+      <w:proofErr w:type="spellEnd"/>
+      <w:r>
+        <w:t xml:space="preserve">: </w:t>
+      </w:r>
+      <w:proofErr w:type="spellStart"/>
+      <w:r>
+        <w:t>Date</w:t>
+      </w:r>
+      <w:proofErr w:type="spellEnd"/>
     </w:p>
     <w:p>
       <w:pPr>
@@ -3100,9 +3647,19 @@
           <w:numId w:val="36"/>
         </w:numPr>
       </w:pPr>
-      <w:r>
-        <w:t>czySuperMatch: boolean</w:t>
-      </w:r>
+      <w:proofErr w:type="spellStart"/>
+      <w:r>
+        <w:t>czySuperMatch</w:t>
+      </w:r>
+      <w:proofErr w:type="spellEnd"/>
+      <w:r>
+        <w:t xml:space="preserve">: </w:t>
+      </w:r>
+      <w:proofErr w:type="spellStart"/>
+      <w:r>
+        <w:t>boolean</w:t>
+      </w:r>
+      <w:proofErr w:type="spellEnd"/>
     </w:p>
     <w:p>
       <w:pPr>
@@ -3130,8 +3687,13 @@
           <w:numId w:val="36"/>
         </w:numPr>
       </w:pPr>
-      <w:r>
-        <w:t>utworzCzat()</w:t>
+      <w:proofErr w:type="spellStart"/>
+      <w:r>
+        <w:t>utworzCzat</w:t>
+      </w:r>
+      <w:proofErr w:type="spellEnd"/>
+      <w:r>
+        <w:t>()</w:t>
       </w:r>
     </w:p>
     <w:p>
@@ -3149,6 +3711,7 @@
         </w:numPr>
       </w:pPr>
       <w:r>
+        <w:lastRenderedPageBreak/>
         <w:t>Gracz (Główny aktor</w:t>
       </w:r>
     </w:p>
@@ -3178,8 +3741,13 @@
         </w:numPr>
       </w:pPr>
       <w:r>
-        <w:t>id: int</w:t>
-      </w:r>
+        <w:t xml:space="preserve">id: </w:t>
+      </w:r>
+      <w:proofErr w:type="spellStart"/>
+      <w:r>
+        <w:t>int</w:t>
+      </w:r>
+      <w:proofErr w:type="spellEnd"/>
     </w:p>
     <w:p>
       <w:pPr>
@@ -3201,8 +3769,13 @@
           <w:numId w:val="35"/>
         </w:numPr>
       </w:pPr>
-      <w:r>
-        <w:t>statusKonta: String</w:t>
+      <w:proofErr w:type="spellStart"/>
+      <w:r>
+        <w:t>statusKonta</w:t>
+      </w:r>
+      <w:proofErr w:type="spellEnd"/>
+      <w:r>
+        <w:t>: String</w:t>
       </w:r>
     </w:p>
     <w:p>
@@ -3225,8 +3798,13 @@
           <w:numId w:val="35"/>
         </w:numPr>
       </w:pPr>
-      <w:r>
-        <w:t>zainicjujPrzegladanie()</w:t>
+      <w:proofErr w:type="spellStart"/>
+      <w:r>
+        <w:t>zainicjujPrzegladanie</w:t>
+      </w:r>
+      <w:proofErr w:type="spellEnd"/>
+      <w:r>
+        <w:t>()</w:t>
       </w:r>
     </w:p>
     <w:p>
@@ -3237,8 +3815,29 @@
           <w:numId w:val="35"/>
         </w:numPr>
       </w:pPr>
-      <w:r>
-        <w:t>wybierzAkcjeMatch(profilId: int, akcja: String)</w:t>
+      <w:proofErr w:type="spellStart"/>
+      <w:r>
+        <w:t>wybierzAkcjeMatch</w:t>
+      </w:r>
+      <w:proofErr w:type="spellEnd"/>
+      <w:r>
+        <w:t>(</w:t>
+      </w:r>
+      <w:proofErr w:type="spellStart"/>
+      <w:r>
+        <w:t>profilId</w:t>
+      </w:r>
+      <w:proofErr w:type="spellEnd"/>
+      <w:r>
+        <w:t xml:space="preserve">: </w:t>
+      </w:r>
+      <w:proofErr w:type="spellStart"/>
+      <w:r>
+        <w:t>int</w:t>
+      </w:r>
+      <w:proofErr w:type="spellEnd"/>
+      <w:r>
+        <w:t>, akcja: String)</w:t>
       </w:r>
     </w:p>
     <w:p>
@@ -3250,8 +3849,37 @@
         </w:numPr>
         <w:jc w:val="both"/>
       </w:pPr>
-      <w:r>
-        <w:t>utworzZgloszenie(profilId: int, powod: String)</w:t>
+      <w:proofErr w:type="spellStart"/>
+      <w:r>
+        <w:t>utworzZgloszenie</w:t>
+      </w:r>
+      <w:proofErr w:type="spellEnd"/>
+      <w:r>
+        <w:t>(</w:t>
+      </w:r>
+      <w:proofErr w:type="spellStart"/>
+      <w:r>
+        <w:t>profilId</w:t>
+      </w:r>
+      <w:proofErr w:type="spellEnd"/>
+      <w:r>
+        <w:t xml:space="preserve">: </w:t>
+      </w:r>
+      <w:proofErr w:type="spellStart"/>
+      <w:r>
+        <w:t>int</w:t>
+      </w:r>
+      <w:proofErr w:type="spellEnd"/>
+      <w:r>
+        <w:t xml:space="preserve">, </w:t>
+      </w:r>
+      <w:proofErr w:type="spellStart"/>
+      <w:r>
+        <w:t>powod</w:t>
+      </w:r>
+      <w:proofErr w:type="spellEnd"/>
+      <w:r>
+        <w:t>: String)</w:t>
       </w:r>
     </w:p>
     <w:p>
@@ -3270,7 +3898,15 @@
         </w:numPr>
       </w:pPr>
       <w:r>
-        <w:t>Interfejs ZewnetrzneAPI (Most komunikacyjny)</w:t>
+        <w:t xml:space="preserve">Interfejs </w:t>
+      </w:r>
+      <w:proofErr w:type="spellStart"/>
+      <w:r>
+        <w:t>ZewnetrzneAPI</w:t>
+      </w:r>
+      <w:proofErr w:type="spellEnd"/>
+      <w:r>
+        <w:t xml:space="preserve"> (Most komunikacyjny)</w:t>
       </w:r>
     </w:p>
     <w:p>
@@ -3298,8 +3934,13 @@
           <w:numId w:val="38"/>
         </w:numPr>
       </w:pPr>
-      <w:r>
-        <w:t>nawiazPolaczenie()</w:t>
+      <w:proofErr w:type="spellStart"/>
+      <w:r>
+        <w:t>nawiazPolaczenie</w:t>
+      </w:r>
+      <w:proofErr w:type="spellEnd"/>
+      <w:r>
+        <w:t>()</w:t>
       </w:r>
     </w:p>
     <w:p>
@@ -3310,8 +3951,13 @@
           <w:numId w:val="38"/>
         </w:numPr>
       </w:pPr>
-      <w:r>
-        <w:t>pobierzDaneGracza()</w:t>
+      <w:proofErr w:type="spellStart"/>
+      <w:r>
+        <w:t>pobierzDaneGracza</w:t>
+      </w:r>
+      <w:proofErr w:type="spellEnd"/>
+      <w:r>
+        <w:t>()</w:t>
       </w:r>
     </w:p>
     <w:p>
@@ -3328,8 +3974,13 @@
           <w:numId w:val="34"/>
         </w:numPr>
       </w:pPr>
-      <w:r>
-        <w:t>KontoZewnetrzne (Integracja platform)</w:t>
+      <w:proofErr w:type="spellStart"/>
+      <w:r>
+        <w:t>KontoZewnetrzne</w:t>
+      </w:r>
+      <w:proofErr w:type="spellEnd"/>
+      <w:r>
+        <w:t xml:space="preserve"> (Integracja platform)</w:t>
       </w:r>
     </w:p>
     <w:p>
@@ -3369,8 +4020,13 @@
           <w:numId w:val="37"/>
         </w:numPr>
       </w:pPr>
-      <w:r>
-        <w:t>tokenAutoryzacji: String</w:t>
+      <w:proofErr w:type="spellStart"/>
+      <w:r>
+        <w:t>tokenAutoryzacji</w:t>
+      </w:r>
+      <w:proofErr w:type="spellEnd"/>
+      <w:r>
+        <w:t>: String</w:t>
       </w:r>
     </w:p>
     <w:p>
@@ -3393,8 +4049,13 @@
           <w:numId w:val="37"/>
         </w:numPr>
       </w:pPr>
-      <w:r>
-        <w:t>rozpocznijAutoryzacje()</w:t>
+      <w:proofErr w:type="spellStart"/>
+      <w:r>
+        <w:t>rozpocznijAutoryzacje</w:t>
+      </w:r>
+      <w:proofErr w:type="spellEnd"/>
+      <w:r>
+        <w:t>()</w:t>
       </w:r>
     </w:p>
     <w:p>
@@ -3441,8 +4102,13 @@
         </w:numPr>
       </w:pPr>
       <w:r>
-        <w:t>id: int</w:t>
-      </w:r>
+        <w:t xml:space="preserve">id: </w:t>
+      </w:r>
+      <w:proofErr w:type="spellStart"/>
+      <w:r>
+        <w:t>int</w:t>
+      </w:r>
+      <w:proofErr w:type="spellEnd"/>
     </w:p>
     <w:p>
       <w:pPr>
@@ -3476,8 +4142,13 @@
           <w:numId w:val="37"/>
         </w:numPr>
       </w:pPr>
-      <w:r>
-        <w:t>pobierzZgloszenia()</w:t>
+      <w:proofErr w:type="spellStart"/>
+      <w:r>
+        <w:t>pobierzZgloszenia</w:t>
+      </w:r>
+      <w:proofErr w:type="spellEnd"/>
+      <w:r>
+        <w:t>()</w:t>
       </w:r>
     </w:p>
     <w:p>
@@ -3488,8 +4159,29 @@
           <w:numId w:val="37"/>
         </w:numPr>
       </w:pPr>
-      <w:r>
-        <w:t>analizujDowody(zgloszenieId: int)</w:t>
+      <w:proofErr w:type="spellStart"/>
+      <w:r>
+        <w:t>analizujDowody</w:t>
+      </w:r>
+      <w:proofErr w:type="spellEnd"/>
+      <w:r>
+        <w:t>(</w:t>
+      </w:r>
+      <w:proofErr w:type="spellStart"/>
+      <w:r>
+        <w:t>zgloszenieId</w:t>
+      </w:r>
+      <w:proofErr w:type="spellEnd"/>
+      <w:r>
+        <w:t xml:space="preserve">: </w:t>
+      </w:r>
+      <w:proofErr w:type="spellStart"/>
+      <w:r>
+        <w:t>int</w:t>
+      </w:r>
+      <w:proofErr w:type="spellEnd"/>
+      <w:r>
+        <w:t>)</w:t>
       </w:r>
     </w:p>
     <w:p>
@@ -3500,8 +4192,29 @@
           <w:numId w:val="37"/>
         </w:numPr>
       </w:pPr>
-      <w:r>
-        <w:t>podejmijDecyzje(zgloszenieId: int, decyzja: String)</w:t>
+      <w:proofErr w:type="spellStart"/>
+      <w:r>
+        <w:t>podejmijDecyzje</w:t>
+      </w:r>
+      <w:proofErr w:type="spellEnd"/>
+      <w:r>
+        <w:t>(</w:t>
+      </w:r>
+      <w:proofErr w:type="spellStart"/>
+      <w:r>
+        <w:t>zgloszenieId</w:t>
+      </w:r>
+      <w:proofErr w:type="spellEnd"/>
+      <w:r>
+        <w:t xml:space="preserve">: </w:t>
+      </w:r>
+      <w:proofErr w:type="spellStart"/>
+      <w:r>
+        <w:t>int</w:t>
+      </w:r>
+      <w:proofErr w:type="spellEnd"/>
+      <w:r>
+        <w:t>, decyzja: String)</w:t>
       </w:r>
     </w:p>
     <w:p>
@@ -3518,8 +4231,13 @@
           <w:numId w:val="34"/>
         </w:numPr>
       </w:pPr>
-      <w:r>
-        <w:t>ModulAI (Zautomatyzowany silnik analizy)</w:t>
+      <w:proofErr w:type="spellStart"/>
+      <w:r>
+        <w:t>ModulAI</w:t>
+      </w:r>
+      <w:proofErr w:type="spellEnd"/>
+      <w:r>
+        <w:t xml:space="preserve"> (Zautomatyzowany silnik analizy)</w:t>
       </w:r>
     </w:p>
     <w:p>
@@ -3547,8 +4265,21 @@
           <w:numId w:val="38"/>
         </w:numPr>
       </w:pPr>
-      <w:r>
-        <w:t>analizujTresc(zgloszenie)</w:t>
+      <w:proofErr w:type="spellStart"/>
+      <w:r>
+        <w:t>analizujTresc</w:t>
+      </w:r>
+      <w:proofErr w:type="spellEnd"/>
+      <w:r>
+        <w:t>(</w:t>
+      </w:r>
+      <w:proofErr w:type="spellStart"/>
+      <w:r>
+        <w:t>zgloszenie</w:t>
+      </w:r>
+      <w:proofErr w:type="spellEnd"/>
+      <w:r>
+        <w:t>)</w:t>
       </w:r>
     </w:p>
     <w:p>
@@ -3559,8 +4290,13 @@
           <w:numId w:val="38"/>
         </w:numPr>
       </w:pPr>
-      <w:r>
-        <w:t>wykryjAnomalie()</w:t>
+      <w:proofErr w:type="spellStart"/>
+      <w:r>
+        <w:t>wykryjAnomalie</w:t>
+      </w:r>
+      <w:proofErr w:type="spellEnd"/>
+      <w:r>
+        <w:t>()</w:t>
       </w:r>
     </w:p>
     <w:p>
@@ -3578,6 +4314,7 @@
         </w:numPr>
       </w:pPr>
       <w:r>
+        <w:lastRenderedPageBreak/>
         <w:t>Profil (Reprezentacja wizualna i statystyczna)</w:t>
       </w:r>
     </w:p>
@@ -3597,11 +4334,19 @@
           <w:lang w:val="en-US"/>
         </w:rPr>
       </w:pPr>
+      <w:proofErr w:type="spellStart"/>
       <w:r>
         <w:rPr>
           <w:lang w:val="en-US"/>
         </w:rPr>
-        <w:t>Atrybuty:</w:t>
+        <w:t>Atrybuty</w:t>
+      </w:r>
+      <w:proofErr w:type="spellEnd"/>
+      <w:r>
+        <w:rPr>
+          <w:lang w:val="en-US"/>
+        </w:rPr>
+        <w:t>:</w:t>
       </w:r>
     </w:p>
     <w:p>
@@ -3619,7 +4364,6 @@
         <w:rPr>
           <w:lang w:val="en-US"/>
         </w:rPr>
-        <w:lastRenderedPageBreak/>
         <w:t>id: int</w:t>
       </w:r>
     </w:p>
@@ -3634,11 +4378,19 @@
           <w:lang w:val="en-US"/>
         </w:rPr>
       </w:pPr>
+      <w:proofErr w:type="spellStart"/>
       <w:r>
         <w:rPr>
           <w:lang w:val="en-US"/>
         </w:rPr>
-        <w:t>graczId: int</w:t>
+        <w:t>graczId</w:t>
+      </w:r>
+      <w:proofErr w:type="spellEnd"/>
+      <w:r>
+        <w:rPr>
+          <w:lang w:val="en-US"/>
+        </w:rPr>
+        <w:t>: int</w:t>
       </w:r>
     </w:p>
     <w:p>
@@ -3652,11 +4404,19 @@
           <w:lang w:val="en-US"/>
         </w:rPr>
       </w:pPr>
+      <w:proofErr w:type="spellStart"/>
       <w:r>
         <w:rPr>
           <w:lang w:val="en-US"/>
         </w:rPr>
-        <w:t>preferencje: String</w:t>
+        <w:t>preferencje</w:t>
+      </w:r>
+      <w:proofErr w:type="spellEnd"/>
+      <w:r>
+        <w:rPr>
+          <w:lang w:val="en-US"/>
+        </w:rPr>
+        <w:t>: String</w:t>
       </w:r>
     </w:p>
     <w:p>
@@ -3670,11 +4430,19 @@
           <w:lang w:val="en-US"/>
         </w:rPr>
       </w:pPr>
+      <w:proofErr w:type="spellStart"/>
       <w:r>
         <w:rPr>
           <w:lang w:val="en-US"/>
         </w:rPr>
-        <w:t>ranga: String</w:t>
+        <w:t>ranga</w:t>
+      </w:r>
+      <w:proofErr w:type="spellEnd"/>
+      <w:r>
+        <w:rPr>
+          <w:lang w:val="en-US"/>
+        </w:rPr>
+        <w:t>: String</w:t>
       </w:r>
     </w:p>
     <w:p>
@@ -3685,8 +4453,13 @@
           <w:numId w:val="36"/>
         </w:numPr>
       </w:pPr>
-      <w:r>
-        <w:t>osiagniecia: String</w:t>
+      <w:proofErr w:type="spellStart"/>
+      <w:r>
+        <w:t>osiagniecia</w:t>
+      </w:r>
+      <w:proofErr w:type="spellEnd"/>
+      <w:r>
+        <w:t>: String</w:t>
       </w:r>
     </w:p>
     <w:p>
@@ -3697,8 +4470,13 @@
           <w:numId w:val="36"/>
         </w:numPr>
       </w:pPr>
-      <w:r>
-        <w:t>statystykiGry: String</w:t>
+      <w:proofErr w:type="spellStart"/>
+      <w:r>
+        <w:t>statystykiGry</w:t>
+      </w:r>
+      <w:proofErr w:type="spellEnd"/>
+      <w:r>
+        <w:t>: String</w:t>
       </w:r>
     </w:p>
     <w:p>
@@ -3709,8 +4487,13 @@
           <w:numId w:val="36"/>
         </w:numPr>
       </w:pPr>
-      <w:r>
-        <w:t>statusPolaczenia: String</w:t>
+      <w:proofErr w:type="spellStart"/>
+      <w:r>
+        <w:t>statusPolaczenia</w:t>
+      </w:r>
+      <w:proofErr w:type="spellEnd"/>
+      <w:r>
+        <w:t>: String</w:t>
       </w:r>
     </w:p>
     <w:p>
@@ -3721,9 +4504,19 @@
           <w:numId w:val="36"/>
         </w:numPr>
       </w:pPr>
-      <w:r>
-        <w:t>widocznosc: boolean</w:t>
-      </w:r>
+      <w:proofErr w:type="spellStart"/>
+      <w:r>
+        <w:t>widocznosc</w:t>
+      </w:r>
+      <w:proofErr w:type="spellEnd"/>
+      <w:r>
+        <w:t xml:space="preserve">: </w:t>
+      </w:r>
+      <w:proofErr w:type="spellStart"/>
+      <w:r>
+        <w:t>boolean</w:t>
+      </w:r>
+      <w:proofErr w:type="spellEnd"/>
     </w:p>
     <w:p>
       <w:pPr>
@@ -3739,8 +4532,13 @@
           <w:numId w:val="34"/>
         </w:numPr>
       </w:pPr>
-      <w:r>
-        <w:t>Zgloszenie (Encja systemu moderacji)</w:t>
+      <w:proofErr w:type="spellStart"/>
+      <w:r>
+        <w:t>Zgloszenie</w:t>
+      </w:r>
+      <w:proofErr w:type="spellEnd"/>
+      <w:r>
+        <w:t xml:space="preserve"> (Encja systemu moderacji)</w:t>
       </w:r>
     </w:p>
     <w:p>
@@ -3789,11 +4587,19 @@
           <w:lang w:val="en-US"/>
         </w:rPr>
       </w:pPr>
+      <w:proofErr w:type="spellStart"/>
       <w:r>
         <w:rPr>
           <w:lang w:val="en-US"/>
         </w:rPr>
-        <w:t>zglaszajacyId: int</w:t>
+        <w:t>zglaszajacyId</w:t>
+      </w:r>
+      <w:proofErr w:type="spellEnd"/>
+      <w:r>
+        <w:rPr>
+          <w:lang w:val="en-US"/>
+        </w:rPr>
+        <w:t>: int</w:t>
       </w:r>
     </w:p>
     <w:p>
@@ -3807,11 +4613,19 @@
           <w:lang w:val="en-US"/>
         </w:rPr>
       </w:pPr>
+      <w:proofErr w:type="spellStart"/>
       <w:r>
         <w:rPr>
           <w:lang w:val="en-US"/>
         </w:rPr>
-        <w:t>zgloszonyId: int</w:t>
+        <w:t>zgloszonyId</w:t>
+      </w:r>
+      <w:proofErr w:type="spellEnd"/>
+      <w:r>
+        <w:rPr>
+          <w:lang w:val="en-US"/>
+        </w:rPr>
+        <w:t>: int</w:t>
       </w:r>
     </w:p>
     <w:p>
@@ -3825,11 +4639,19 @@
           <w:lang w:val="en-US"/>
         </w:rPr>
       </w:pPr>
+      <w:proofErr w:type="spellStart"/>
       <w:r>
         <w:rPr>
           <w:lang w:val="en-US"/>
         </w:rPr>
-        <w:t>powod: String</w:t>
+        <w:t>powod</w:t>
+      </w:r>
+      <w:proofErr w:type="spellEnd"/>
+      <w:r>
+        <w:rPr>
+          <w:lang w:val="en-US"/>
+        </w:rPr>
+        <w:t>: String</w:t>
       </w:r>
     </w:p>
     <w:p>
@@ -3843,11 +4665,19 @@
           <w:lang w:val="en-US"/>
         </w:rPr>
       </w:pPr>
+      <w:proofErr w:type="spellStart"/>
       <w:r>
         <w:rPr>
           <w:lang w:val="en-US"/>
         </w:rPr>
-        <w:t>wynikAnalizyAI: String</w:t>
+        <w:t>wynikAnalizyAI</w:t>
+      </w:r>
+      <w:proofErr w:type="spellEnd"/>
+      <w:r>
+        <w:rPr>
+          <w:lang w:val="en-US"/>
+        </w:rPr>
+        <w:t>: String</w:t>
       </w:r>
     </w:p>
     <w:p>
@@ -3909,14 +4739,32 @@
         <w:pStyle w:val="Cytat"/>
       </w:pPr>
       <w:r>
-        <w:t>7</w:t>
-      </w:r>
-      <w:r>
-        <w:t xml:space="preserve">.1 Diagram </w:t>
-      </w:r>
-      <w:r>
-        <w:t>czynności dla „Połączenie konta Steam/Discord”</w:t>
-      </w:r>
+        <w:t xml:space="preserve">7.1 Diagram czynności dla „Połączenie konta </w:t>
+      </w:r>
+      <w:proofErr w:type="spellStart"/>
+      <w:r>
+        <w:t>Steam</w:t>
+      </w:r>
+      <w:proofErr w:type="spellEnd"/>
+      <w:r>
+        <w:t>/</w:t>
+      </w:r>
+      <w:proofErr w:type="spellStart"/>
+      <w:r>
+        <w:t>Discord</w:t>
+      </w:r>
+      <w:proofErr w:type="spellEnd"/>
+      <w:r>
+        <w:t>”</w:t>
+      </w:r>
+      <w:r>
+        <w:t xml:space="preserve"> – Przemysław </w:t>
+      </w:r>
+      <w:proofErr w:type="spellStart"/>
+      <w:r>
+        <w:t>Pieszko</w:t>
+      </w:r>
+      <w:proofErr w:type="spellEnd"/>
     </w:p>
     <w:p>
       <w:r>
@@ -3985,19 +4833,18 @@
       </w:pPr>
       <w:r>
         <w:lastRenderedPageBreak/>
-        <w:t>7</w:t>
-      </w:r>
-      <w:r>
-        <w:t>.2</w:t>
-      </w:r>
-      <w:r>
-        <w:t xml:space="preserve"> Diagram czynności dla „</w:t>
-      </w:r>
-      <w:r>
-        <w:t>Dopasowanie użytkowników (Match)</w:t>
-      </w:r>
-      <w:r>
-        <w:t>”</w:t>
+        <w:t>7.2 Diagram czynności dla „Dopasowanie użytkowników (</w:t>
+      </w:r>
+      <w:proofErr w:type="spellStart"/>
+      <w:r>
+        <w:t>Match</w:t>
+      </w:r>
+      <w:proofErr w:type="spellEnd"/>
+      <w:r>
+        <w:t>)”</w:t>
+      </w:r>
+      <w:r>
+        <w:t xml:space="preserve"> – Karol Ziemak</w:t>
       </w:r>
       <w:r>
         <w:br/>
@@ -4075,16 +4922,10 @@
       </w:pPr>
       <w:r>
         <w:lastRenderedPageBreak/>
-        <w:t>7</w:t>
-      </w:r>
-      <w:r>
-        <w:t>.3</w:t>
-      </w:r>
-      <w:r>
-        <w:t xml:space="preserve"> Diagram czynności dla „</w:t>
-      </w:r>
-      <w:r>
-        <w:t>Zgłoszenie użytkownika”</w:t>
+        <w:t>7.3 Diagram czynności dla „Zgłoszenie użytkownika”</w:t>
+      </w:r>
+      <w:r>
+        <w:t xml:space="preserve"> – Kamil Osakowicz</w:t>
       </w:r>
     </w:p>
     <w:p>
@@ -4165,11 +5006,32 @@
         <w:pStyle w:val="Cytat"/>
       </w:pPr>
       <w:r>
-        <w:t>8.1 Diagram przebiegu</w:t>
-      </w:r>
-      <w:r>
-        <w:t xml:space="preserve"> dla „Połączenie konta Steam/Discord”</w:t>
-      </w:r>
+        <w:t xml:space="preserve">8.1 Diagram przebiegu dla „Połączenie konta </w:t>
+      </w:r>
+      <w:proofErr w:type="spellStart"/>
+      <w:r>
+        <w:t>Steam</w:t>
+      </w:r>
+      <w:proofErr w:type="spellEnd"/>
+      <w:r>
+        <w:t>/</w:t>
+      </w:r>
+      <w:proofErr w:type="spellStart"/>
+      <w:r>
+        <w:t>Discord</w:t>
+      </w:r>
+      <w:proofErr w:type="spellEnd"/>
+      <w:r>
+        <w:t>”</w:t>
+      </w:r>
+      <w:r>
+        <w:t xml:space="preserve"> – Przemysław </w:t>
+      </w:r>
+      <w:proofErr w:type="spellStart"/>
+      <w:r>
+        <w:t>Pieszko</w:t>
+      </w:r>
+      <w:proofErr w:type="spellEnd"/>
       <w:r>
         <w:br/>
       </w:r>
@@ -4228,7 +5090,6 @@
         </w:drawing>
       </w:r>
     </w:p>
-    <w:p/>
     <w:p>
       <w:pPr>
         <w:jc w:val="center"/>
@@ -4239,31 +5100,43 @@
       <w:r>
         <w:rPr>
           <w:i/>
+          <w:iCs/>
+          <w:color w:val="404040" w:themeColor="text1" w:themeTint="BF"/>
         </w:rPr>
         <w:lastRenderedPageBreak/>
-        <w:t>8.2</w:t>
-      </w:r>
+        <w:t>8.2 Diagram przebiegu dla „Dopasowanie użytkowników (</w:t>
+      </w:r>
+      <w:proofErr w:type="spellStart"/>
       <w:r>
         <w:rPr>
           <w:i/>
-        </w:rPr>
-        <w:t xml:space="preserve"> Diagram przebiegu dla „</w:t>
-      </w:r>
+          <w:iCs/>
+          <w:color w:val="404040" w:themeColor="text1" w:themeTint="BF"/>
+        </w:rPr>
+        <w:t>Match</w:t>
+      </w:r>
+      <w:proofErr w:type="spellEnd"/>
       <w:r>
         <w:rPr>
           <w:i/>
-        </w:rPr>
-        <w:t>Dopasowanie użytkowników (Match)</w:t>
+          <w:iCs/>
+          <w:color w:val="404040" w:themeColor="text1" w:themeTint="BF"/>
+        </w:rPr>
+        <w:t>)”</w:t>
       </w:r>
       <w:r>
         <w:rPr>
           <w:i/>
-        </w:rPr>
-        <w:t>”</w:t>
+          <w:iCs/>
+          <w:color w:val="404040" w:themeColor="text1" w:themeTint="BF"/>
+        </w:rPr>
+        <w:t xml:space="preserve"> – Karol Ziemak</w:t>
       </w:r>
       <w:r>
         <w:rPr>
           <w:i/>
+          <w:iCs/>
+          <w:color w:val="404040" w:themeColor="text1" w:themeTint="BF"/>
         </w:rPr>
         <w:br/>
       </w:r>
@@ -4327,26 +5200,34 @@
         <w:jc w:val="center"/>
         <w:rPr>
           <w:i/>
+          <w:iCs/>
+          <w:color w:val="404040" w:themeColor="text1" w:themeTint="BF"/>
         </w:rPr>
       </w:pPr>
       <w:r>
         <w:rPr>
           <w:i/>
+          <w:iCs/>
+          <w:color w:val="404040" w:themeColor="text1" w:themeTint="BF"/>
         </w:rPr>
         <w:lastRenderedPageBreak/>
-        <w:t>8.3</w:t>
+        <w:t>8.3 Diagram przebiegu dla „Zgłoszenie użytkownika</w:t>
       </w:r>
       <w:r>
         <w:rPr>
           <w:i/>
-        </w:rPr>
-        <w:t xml:space="preserve"> Diagram przebiegu dla „</w:t>
+          <w:iCs/>
+          <w:color w:val="404040" w:themeColor="text1" w:themeTint="BF"/>
+        </w:rPr>
+        <w:t>”</w:t>
       </w:r>
       <w:r>
         <w:rPr>
           <w:i/>
-        </w:rPr>
-        <w:t>Zgłoszenie użytkownika</w:t>
+          <w:iCs/>
+          <w:color w:val="404040" w:themeColor="text1" w:themeTint="BF"/>
+        </w:rPr>
+        <w:t xml:space="preserve"> – Kamil Osakowicz</w:t>
       </w:r>
     </w:p>
     <w:p>
@@ -4448,32 +5329,72 @@
         <w:jc w:val="center"/>
         <w:rPr>
           <w:i/>
+          <w:iCs/>
+          <w:color w:val="404040" w:themeColor="text1" w:themeTint="BF"/>
         </w:rPr>
       </w:pPr>
       <w:r>
         <w:rPr>
           <w:i/>
-        </w:rPr>
-        <w:t>9</w:t>
-      </w:r>
+          <w:iCs/>
+          <w:color w:val="404040" w:themeColor="text1" w:themeTint="BF"/>
+        </w:rPr>
+        <w:t xml:space="preserve">9.1 Diagram stanu dla „Połączenie konta </w:t>
+      </w:r>
+      <w:proofErr w:type="spellStart"/>
       <w:r>
         <w:rPr>
           <w:i/>
-        </w:rPr>
-        <w:t>.1 Diagram</w:t>
-      </w:r>
+          <w:iCs/>
+          <w:color w:val="404040" w:themeColor="text1" w:themeTint="BF"/>
+        </w:rPr>
+        <w:t>Steam</w:t>
+      </w:r>
+      <w:proofErr w:type="spellEnd"/>
       <w:r>
         <w:rPr>
           <w:i/>
-        </w:rPr>
-        <w:t xml:space="preserve"> stanu</w:t>
-      </w:r>
+          <w:iCs/>
+          <w:color w:val="404040" w:themeColor="text1" w:themeTint="BF"/>
+        </w:rPr>
+        <w:t>/</w:t>
+      </w:r>
+      <w:proofErr w:type="spellStart"/>
       <w:r>
         <w:rPr>
           <w:i/>
-        </w:rPr>
-        <w:t xml:space="preserve"> dla „Połączenie konta Steam/Discord”</w:t>
-      </w:r>
+          <w:iCs/>
+          <w:color w:val="404040" w:themeColor="text1" w:themeTint="BF"/>
+        </w:rPr>
+        <w:t>Discord</w:t>
+      </w:r>
+      <w:proofErr w:type="spellEnd"/>
+      <w:r>
+        <w:rPr>
+          <w:i/>
+          <w:iCs/>
+          <w:color w:val="404040" w:themeColor="text1" w:themeTint="BF"/>
+        </w:rPr>
+        <w:t>”</w:t>
+      </w:r>
+      <w:r>
+        <w:rPr>
+          <w:i/>
+          <w:iCs/>
+          <w:color w:val="404040" w:themeColor="text1" w:themeTint="BF"/>
+        </w:rPr>
+        <w:t xml:space="preserve"> – Przemysław </w:t>
+      </w:r>
+      <w:proofErr w:type="spellStart"/>
+      <w:r>
+        <w:rPr>
+          <w:i/>
+          <w:iCs/>
+          <w:color w:val="404040" w:themeColor="text1" w:themeTint="BF"/>
+        </w:rPr>
+        <w:t>Pieszko</w:t>
+      </w:r>
+      <w:proofErr w:type="spellEnd"/>
     </w:p>
     <w:p>
       <w:pPr>
@@ -4549,42 +5470,47 @@
           <w:b/>
           <w:i/>
         </w:rPr>
-        <w:t>Opis elementów diagra</w:t>
+        <w:t xml:space="preserve">Opis elementów diagramu stanu </w:t>
       </w:r>
       <w:r>
         <w:rPr>
           <w:b/>
           <w:i/>
         </w:rPr>
-        <w:t xml:space="preserve">mu stanu </w:t>
-      </w:r>
+        <w:t xml:space="preserve">„Połączenie konta </w:t>
+      </w:r>
+      <w:proofErr w:type="spellStart"/>
       <w:r>
         <w:rPr>
           <w:b/>
           <w:i/>
         </w:rPr>
-        <w:t>„Połączenie konta Steam/Discord”</w:t>
-      </w:r>
-    </w:p>
-    <w:p>
-      <w:pPr>
-        <w:rPr>
+        <w:t>Steam</w:t>
+      </w:r>
+      <w:proofErr w:type="spellEnd"/>
+      <w:r>
+        <w:rPr>
+          <w:b/>
           <w:i/>
         </w:rPr>
-      </w:pPr>
-      <w:r>
-        <w:rPr>
+        <w:t>/</w:t>
+      </w:r>
+      <w:proofErr w:type="spellStart"/>
+      <w:r>
+        <w:rPr>
+          <w:b/>
           <w:i/>
         </w:rPr>
-        <w:t>Diagram ten modeluje cykl życia encji odpowiedzialnej za zewnętrzne połączenie konta (np. instancji klasy `KontoZewnetrzne` przypisanej do `Profilu`).</w:t>
-      </w:r>
-    </w:p>
-    <w:p>
-      <w:pPr>
-        <w:rPr>
+        <w:t>Discord</w:t>
+      </w:r>
+      <w:proofErr w:type="spellEnd"/>
+      <w:r>
+        <w:rPr>
+          <w:b/>
           <w:i/>
         </w:rPr>
-      </w:pPr>
+        <w:t>”</w:t>
+      </w:r>
     </w:p>
     <w:p>
       <w:pPr>
@@ -4596,6 +5522,40 @@
         <w:rPr>
           <w:i/>
         </w:rPr>
+        <w:t>Diagram ten modeluje cykl życia encji odpowiedzialnej za zewnętrzne połączenie konta (np. instancji klasy `</w:t>
+      </w:r>
+      <w:proofErr w:type="spellStart"/>
+      <w:r>
+        <w:rPr>
+          <w:i/>
+        </w:rPr>
+        <w:t>KontoZewnetrzne</w:t>
+      </w:r>
+      <w:proofErr w:type="spellEnd"/>
+      <w:r>
+        <w:rPr>
+          <w:i/>
+        </w:rPr>
+        <w:t>` przypisanej do `Profilu`).</w:t>
+      </w:r>
+    </w:p>
+    <w:p>
+      <w:pPr>
+        <w:rPr>
+          <w:i/>
+        </w:rPr>
+      </w:pPr>
+    </w:p>
+    <w:p>
+      <w:pPr>
+        <w:rPr>
+          <w:i/>
+        </w:rPr>
+      </w:pPr>
+      <w:r>
+        <w:rPr>
+          <w:i/>
+        </w:rPr>
         <w:t>1. Stany :</w:t>
       </w:r>
     </w:p>
@@ -4610,35 +5570,36 @@
           <w:i/>
         </w:rPr>
         <w:lastRenderedPageBreak/>
-        <w:t>* Niepołączone: Stan bazowy integracji. Oznacza, że profil gracza istnieje, ale nie posiada autoryzowanego połączenia ze Steam/Discord. W tym stanie dostępna jest opcja nawiązania połączenia.</w:t>
-      </w:r>
-    </w:p>
-    <w:p>
-      <w:pPr>
+        <w:t xml:space="preserve">* Niepołączone: Stan bazowy integracji. Oznacza, że profil gracza istnieje, ale nie posiada autoryzowanego połączenia ze </w:t>
+      </w:r>
+      <w:proofErr w:type="spellStart"/>
+      <w:r>
         <w:rPr>
           <w:i/>
         </w:rPr>
-      </w:pPr>
-    </w:p>
-    <w:p>
-      <w:pPr>
+        <w:t>Steam</w:t>
+      </w:r>
+      <w:proofErr w:type="spellEnd"/>
+      <w:r>
         <w:rPr>
           <w:i/>
         </w:rPr>
-      </w:pPr>
+        <w:t>/</w:t>
+      </w:r>
+      <w:proofErr w:type="spellStart"/>
       <w:r>
         <w:rPr>
           <w:i/>
         </w:rPr>
-        <w:t>* Autoryzacja: Stan przejściowy. Oznacza, że system wysłał użytkownika do zewnętrznego dostawcy  i oczekuje na token zwrotny. Trwa weryfikacja danych logowania oraz zgód.</w:t>
-      </w:r>
-    </w:p>
-    <w:p>
-      <w:pPr>
+        <w:t>Discord</w:t>
+      </w:r>
+      <w:proofErr w:type="spellEnd"/>
+      <w:r>
         <w:rPr>
           <w:i/>
         </w:rPr>
-      </w:pPr>
+        <w:t>. W tym stanie dostępna jest opcja nawiązania połączenia.</w:t>
+      </w:r>
     </w:p>
     <w:p>
       <w:pPr>
@@ -4646,10 +5607,51 @@
           <w:i/>
         </w:rPr>
       </w:pPr>
-      <w:r>
+    </w:p>
+    <w:p>
+      <w:pPr>
         <w:rPr>
           <w:i/>
         </w:rPr>
+      </w:pPr>
+      <w:r>
+        <w:rPr>
+          <w:i/>
+        </w:rPr>
+        <w:t xml:space="preserve">* Autoryzacja: Stan przejściowy. Oznacza, że system wysłał użytkownika do zewnętrznego dostawcy  i oczekuje na </w:t>
+      </w:r>
+      <w:proofErr w:type="spellStart"/>
+      <w:r>
+        <w:rPr>
+          <w:i/>
+        </w:rPr>
+        <w:t>token</w:t>
+      </w:r>
+      <w:proofErr w:type="spellEnd"/>
+      <w:r>
+        <w:rPr>
+          <w:i/>
+        </w:rPr>
+        <w:t xml:space="preserve"> zwrotny. Trwa weryfikacja danych logowania oraz zgód.</w:t>
+      </w:r>
+    </w:p>
+    <w:p>
+      <w:pPr>
+        <w:rPr>
+          <w:i/>
+        </w:rPr>
+      </w:pPr>
+    </w:p>
+    <w:p>
+      <w:pPr>
+        <w:rPr>
+          <w:i/>
+        </w:rPr>
+      </w:pPr>
+      <w:r>
+        <w:rPr>
+          <w:i/>
+        </w:rPr>
         <w:t>* Aktualizacja Danych: Kolejny stan przejściowy. Zewnętrzne API autoryzowało użytkownika i odbywa się asynchroniczne pobieranie statystyk, rang oraz osiągnięć.</w:t>
       </w:r>
     </w:p>
@@ -4670,26 +5672,54 @@
         <w:rPr>
           <w:i/>
         </w:rPr>
-        <w:t>* Połączone: Stan docelowy (operacyjny). Integracja jest aktywna, interfejs wyświetla status "Connected" , a dopasowywanie (matching) korzysta ze zweryfikowanych danych.</w:t>
-      </w:r>
-    </w:p>
-    <w:p>
-      <w:pPr>
+        <w:t>* Połączone: Stan docelowy (operacyjny). Integracja jest aktywna, interfejs wyświetla status "</w:t>
+      </w:r>
+      <w:proofErr w:type="spellStart"/>
+      <w:r>
         <w:rPr>
           <w:i/>
         </w:rPr>
-      </w:pPr>
-    </w:p>
-    <w:p>
-      <w:pPr>
+        <w:t>Connected</w:t>
+      </w:r>
+      <w:proofErr w:type="spellEnd"/>
+      <w:r>
         <w:rPr>
           <w:i/>
         </w:rPr>
-      </w:pPr>
+        <w:t>" , a dopasowywanie (</w:t>
+      </w:r>
+      <w:proofErr w:type="spellStart"/>
       <w:r>
         <w:rPr>
           <w:i/>
         </w:rPr>
+        <w:t>matching</w:t>
+      </w:r>
+      <w:proofErr w:type="spellEnd"/>
+      <w:r>
+        <w:rPr>
+          <w:i/>
+        </w:rPr>
+        <w:t>) korzysta ze zweryfikowanych danych.</w:t>
+      </w:r>
+    </w:p>
+    <w:p>
+      <w:pPr>
+        <w:rPr>
+          <w:i/>
+        </w:rPr>
+      </w:pPr>
+    </w:p>
+    <w:p>
+      <w:pPr>
+        <w:rPr>
+          <w:i/>
+        </w:rPr>
+      </w:pPr>
+      <w:r>
+        <w:rPr>
+          <w:i/>
+        </w:rPr>
         <w:t>2. Przejścia:</w:t>
       </w:r>
     </w:p>
@@ -4699,16 +5729,24 @@
           <w:i/>
         </w:rPr>
       </w:pPr>
+      <w:proofErr w:type="spellStart"/>
       <w:r>
         <w:rPr>
           <w:i/>
         </w:rPr>
-        <w:t>rozpocznijAutoryzacje():Wywołanie metody inicjującej proces, powoduje przejście z `</w:t>
-      </w:r>
+        <w:t>rozpocznijAutoryzacje</w:t>
+      </w:r>
+      <w:proofErr w:type="spellEnd"/>
       <w:r>
         <w:rPr>
           <w:i/>
         </w:rPr>
+        <w:t>():Wywołanie metody inicjującej proces, powoduje przejście z `</w:t>
+      </w:r>
+      <w:r>
+        <w:rPr>
+          <w:i/>
+        </w:rPr>
         <w:t>Niepołączone` do `Autoryzacja`.</w:t>
       </w:r>
     </w:p>
@@ -4741,25 +5779,53 @@
         <w:rPr>
           <w:i/>
         </w:rPr>
-        <w:t xml:space="preserve">autoryzacja udana] pobierzDane():Po pomyślnym zalogowaniu się do zewnętrznego API proces zmienia stan i wywołuje akcję pobrania danych z interfejsu (mapowanie na </w:t>
-      </w:r>
+        <w:t xml:space="preserve">autoryzacja udana] </w:t>
+      </w:r>
+      <w:proofErr w:type="spellStart"/>
       <w:r>
         <w:rPr>
           <w:i/>
         </w:rPr>
-        <w:t>metodę `pobierzDaneGracza()` ).</w:t>
-      </w:r>
-    </w:p>
-    <w:p>
-      <w:pPr>
+        <w:t>pobierzDane</w:t>
+      </w:r>
+      <w:proofErr w:type="spellEnd"/>
+      <w:r>
         <w:rPr>
           <w:i/>
         </w:rPr>
-      </w:pPr>
+        <w:t xml:space="preserve">():Po pomyślnym zalogowaniu się do zewnętrznego API proces zmienia stan i wywołuje akcję pobrania danych z interfejsu (mapowanie na </w:t>
+      </w:r>
       <w:r>
         <w:rPr>
           <w:i/>
         </w:rPr>
+        <w:t>metodę `</w:t>
+      </w:r>
+      <w:proofErr w:type="spellStart"/>
+      <w:r>
+        <w:rPr>
+          <w:i/>
+        </w:rPr>
+        <w:t>pobierzDaneGracza</w:t>
+      </w:r>
+      <w:proofErr w:type="spellEnd"/>
+      <w:r>
+        <w:rPr>
+          <w:i/>
+        </w:rPr>
+        <w:t>()` ).</w:t>
+      </w:r>
+    </w:p>
+    <w:p>
+      <w:pPr>
+        <w:rPr>
+          <w:i/>
+        </w:rPr>
+      </w:pPr>
+      <w:r>
+        <w:rPr>
+          <w:i/>
+        </w:rPr>
         <w:t>pobieranie zakończone]:Warunek sprawdzający zakończenie przetwarzania danych. Po jego spełnieniu stan zmienia się na operacyjny.</w:t>
       </w:r>
     </w:p>
@@ -4769,19 +5835,20 @@
           <w:i/>
         </w:rPr>
       </w:pPr>
+      <w:proofErr w:type="spellStart"/>
       <w:r>
         <w:rPr>
           <w:i/>
         </w:rPr>
-        <w:t>rozłączKonto():Przejście ze stanu docelowego z powrotem do bazowego. Reprezentuje akcję ręcznego usunięcia integracji z platformą (wymagane w kompletnej maszynie stanów).</w:t>
-      </w:r>
-    </w:p>
-    <w:p>
-      <w:pPr>
+        <w:t>rozłączKonto</w:t>
+      </w:r>
+      <w:proofErr w:type="spellEnd"/>
+      <w:r>
         <w:rPr>
           <w:i/>
         </w:rPr>
-      </w:pPr>
+        <w:t>():Przejście ze stanu docelowego z powrotem do bazowego. Reprezentuje akcję ręcznego usunięcia integracji z platformą (wymagane w kompletnej maszynie stanów).</w:t>
+      </w:r>
     </w:p>
     <w:p>
       <w:pPr>
@@ -4789,23 +5856,44 @@
           <w:i/>
         </w:rPr>
       </w:pPr>
-      <w:r>
+    </w:p>
+    <w:p>
+      <w:pPr>
         <w:rPr>
           <w:i/>
         </w:rPr>
-        <w:t>3. Pseudostany:</w:t>
-      </w:r>
-    </w:p>
-    <w:p>
-      <w:pPr>
+      </w:pPr>
+      <w:r>
         <w:rPr>
           <w:i/>
         </w:rPr>
-      </w:pPr>
+        <w:t xml:space="preserve">3. </w:t>
+      </w:r>
+      <w:proofErr w:type="spellStart"/>
       <w:r>
         <w:rPr>
           <w:i/>
         </w:rPr>
+        <w:t>Pseudostany</w:t>
+      </w:r>
+      <w:proofErr w:type="spellEnd"/>
+      <w:r>
+        <w:rPr>
+          <w:i/>
+        </w:rPr>
+        <w:t>:</w:t>
+      </w:r>
+    </w:p>
+    <w:p>
+      <w:pPr>
+        <w:rPr>
+          <w:i/>
+        </w:rPr>
+      </w:pPr>
+      <w:r>
+        <w:rPr>
+          <w:i/>
+        </w:rPr>
         <w:t>Stan początkowy :Miejsce wejścia dla maszyny stanów. Aktywuje się w momencie tworzenia nowego konta gracza (wszystkie platformy domyślnie znajdują się wtedy w stanie `Niepołączone`).</w:t>
       </w:r>
     </w:p>
@@ -4820,53 +5908,76 @@
           <w:i/>
         </w:rPr>
         <w:lastRenderedPageBreak/>
-        <w:t>Stan końcowy :Wyzwalany wywołaniem zdarzenia `usuńProfil()`. Kończy cykl życia maszyny stanów i usuwa wszelkie integracje razem z profilem gracza z systemu.</w:t>
-      </w:r>
-    </w:p>
-    <w:p>
-      <w:pPr>
+        <w:t>Stan końcowy :Wyzwalany wywołaniem zdarzenia `</w:t>
+      </w:r>
+      <w:proofErr w:type="spellStart"/>
+      <w:r>
         <w:rPr>
           <w:i/>
         </w:rPr>
+        <w:t>usuńProfil</w:t>
+      </w:r>
+      <w:proofErr w:type="spellEnd"/>
+      <w:r>
+        <w:rPr>
+          <w:i/>
+        </w:rPr>
+        <w:t>()`. Kończy cykl życia maszyny stanów i usuwa wszelkie integracje razem z profilem gracza z systemu.</w:t>
+      </w:r>
+    </w:p>
+    <w:p>
+      <w:pPr>
+        <w:rPr>
+          <w:i/>
+        </w:rPr>
       </w:pPr>
     </w:p>
     <w:p>
       <w:pPr>
         <w:jc w:val="center"/>
+      </w:pPr>
+      <w:r>
         <w:rPr>
           <w:i/>
-        </w:rPr>
-      </w:pPr>
+          <w:iCs/>
+          <w:color w:val="404040" w:themeColor="text1" w:themeTint="BF"/>
+        </w:rPr>
+        <w:t xml:space="preserve">9.2 Diagram stanu dla </w:t>
+      </w:r>
       <w:r>
         <w:rPr>
           <w:i/>
-        </w:rPr>
-        <w:t>9.2</w:t>
-      </w:r>
+          <w:iCs/>
+          <w:color w:val="404040" w:themeColor="text1" w:themeTint="BF"/>
+        </w:rPr>
+        <w:t>„Dopasowanie użytkowników (</w:t>
+      </w:r>
+      <w:proofErr w:type="spellStart"/>
       <w:r>
         <w:rPr>
           <w:i/>
-        </w:rPr>
-        <w:t xml:space="preserve"> Diagram</w:t>
-      </w:r>
+          <w:iCs/>
+          <w:color w:val="404040" w:themeColor="text1" w:themeTint="BF"/>
+        </w:rPr>
+        <w:t>Match</w:t>
+      </w:r>
+      <w:proofErr w:type="spellEnd"/>
       <w:r>
         <w:rPr>
           <w:i/>
-        </w:rPr>
-        <w:t xml:space="preserve"> stanu</w:t>
+          <w:iCs/>
+          <w:color w:val="404040" w:themeColor="text1" w:themeTint="BF"/>
+        </w:rPr>
+        <w:t>)”</w:t>
       </w:r>
       <w:r>
         <w:rPr>
           <w:i/>
-        </w:rPr>
-        <w:t xml:space="preserve"> dla „Połączenie konta Steam/Discord”</w:t>
-      </w:r>
-    </w:p>
-    <w:p>
-      <w:pPr>
-        <w:pStyle w:val="NormalnyWeb"/>
-        <w:jc w:val="center"/>
-      </w:pPr>
+          <w:iCs/>
+          <w:color w:val="404040" w:themeColor="text1" w:themeTint="BF"/>
+        </w:rPr>
+        <w:t xml:space="preserve"> – Karol Ziemak</w:t>
+      </w:r>
       <w:r>
         <w:rPr>
           <w:noProof/>
@@ -5010,6 +6121,7 @@
         </w:rPr>
         <w:t xml:space="preserve">Zainicjowane: Stan początkowy dla nowo utworzonego dopasowania. Oznacza, że system odnotował powiązanie dwóch graczy, ale informacja ta mogła jeszcze nie zostać zaprezentowana w interfejsie. Akcja wejściowa </w:t>
       </w:r>
+      <w:proofErr w:type="spellStart"/>
       <w:r>
         <w:rPr>
           <w:rFonts w:eastAsia="Times New Roman" w:cs="Courier New"/>
@@ -5017,8 +6129,29 @@
           <w:lang w:eastAsia="pl-PL"/>
           <w14:ligatures w14:val="none"/>
         </w:rPr>
-        <w:t>entry/ rejestracja daty Matchu</w:t>
-      </w:r>
+        <w:t>entry</w:t>
+      </w:r>
+      <w:proofErr w:type="spellEnd"/>
+      <w:r>
+        <w:rPr>
+          <w:rFonts w:eastAsia="Times New Roman" w:cs="Courier New"/>
+          <w:kern w:val="0"/>
+          <w:lang w:eastAsia="pl-PL"/>
+          <w14:ligatures w14:val="none"/>
+        </w:rPr>
+        <w:t xml:space="preserve">/ rejestracja daty </w:t>
+      </w:r>
+      <w:proofErr w:type="spellStart"/>
+      <w:r>
+        <w:rPr>
+          <w:rFonts w:eastAsia="Times New Roman" w:cs="Courier New"/>
+          <w:kern w:val="0"/>
+          <w:lang w:eastAsia="pl-PL"/>
+          <w14:ligatures w14:val="none"/>
+        </w:rPr>
+        <w:t>Matchu</w:t>
+      </w:r>
+      <w:proofErr w:type="spellEnd"/>
       <w:r>
         <w:rPr>
           <w:rFonts w:eastAsia="Times New Roman" w:cs="Times New Roman"/>
@@ -5028,6 +6161,7 @@
         </w:rPr>
         <w:t xml:space="preserve"> oznacza zapisanie dokładnego czasu utworzenia pary, co odpowiada atrybutowi </w:t>
       </w:r>
+      <w:proofErr w:type="spellStart"/>
       <w:r>
         <w:rPr>
           <w:rFonts w:eastAsia="Times New Roman" w:cs="Courier New"/>
@@ -5037,6 +6171,7 @@
         </w:rPr>
         <w:t>dataDopasowania</w:t>
       </w:r>
+      <w:proofErr w:type="spellEnd"/>
       <w:r>
         <w:rPr>
           <w:rFonts w:eastAsia="Times New Roman" w:cs="Times New Roman"/>
@@ -5116,7 +6251,27 @@
           <w:lang w:eastAsia="pl-PL"/>
           <w14:ligatures w14:val="none"/>
         </w:rPr>
-        <w:t xml:space="preserve">Zablokowane: Stan terminalny wynikający z działania systemu moderacji. Oznacza zamrożenie relacji na skutek podjęcia decyzji przez Moderatora (np. nałożenie bana) po analizie zgłoszenia. </w:t>
+        <w:t xml:space="preserve">Zablokowane: Stan terminalny wynikający z działania systemu moderacji. Oznacza zamrożenie relacji na skutek podjęcia decyzji przez Moderatora (np. nałożenie </w:t>
+      </w:r>
+      <w:proofErr w:type="spellStart"/>
+      <w:r>
+        <w:rPr>
+          <w:rFonts w:eastAsia="Times New Roman" w:cs="Times New Roman"/>
+          <w:kern w:val="0"/>
+          <w:lang w:eastAsia="pl-PL"/>
+          <w14:ligatures w14:val="none"/>
+        </w:rPr>
+        <w:t>bana</w:t>
+      </w:r>
+      <w:proofErr w:type="spellEnd"/>
+      <w:r>
+        <w:rPr>
+          <w:rFonts w:eastAsia="Times New Roman" w:cs="Times New Roman"/>
+          <w:kern w:val="0"/>
+          <w:lang w:eastAsia="pl-PL"/>
+          <w14:ligatures w14:val="none"/>
+        </w:rPr>
+        <w:t xml:space="preserve">) po analizie zgłoszenia. </w:t>
       </w:r>
     </w:p>
     <w:p>
@@ -5140,7 +6295,27 @@
           <w:lang w:eastAsia="pl-PL"/>
           <w14:ligatures w14:val="none"/>
         </w:rPr>
-        <w:t>Anulowane: Stan terminalny wynikający z dobrowolnej decyzji użytkownika o zerwaniu połączenia (tzw. unmatch). Komunikacja zostaje nieodwracalnie zakończona.</w:t>
+        <w:t xml:space="preserve">Anulowane: Stan terminalny wynikający z dobrowolnej decyzji użytkownika o zerwaniu połączenia (tzw. </w:t>
+      </w:r>
+      <w:proofErr w:type="spellStart"/>
+      <w:r>
+        <w:rPr>
+          <w:rFonts w:eastAsia="Times New Roman" w:cs="Times New Roman"/>
+          <w:kern w:val="0"/>
+          <w:lang w:eastAsia="pl-PL"/>
+          <w14:ligatures w14:val="none"/>
+        </w:rPr>
+        <w:t>unmatch</w:t>
+      </w:r>
+      <w:proofErr w:type="spellEnd"/>
+      <w:r>
+        <w:rPr>
+          <w:rFonts w:eastAsia="Times New Roman" w:cs="Times New Roman"/>
+          <w:kern w:val="0"/>
+          <w:lang w:eastAsia="pl-PL"/>
+          <w14:ligatures w14:val="none"/>
+        </w:rPr>
+        <w:t>). Komunikacja zostaje nieodwracalnie zakończona.</w:t>
       </w:r>
     </w:p>
     <w:p>
@@ -5184,7 +6359,28 @@
           <w:lang w:eastAsia="pl-PL"/>
           <w14:ligatures w14:val="none"/>
         </w:rPr>
-        <w:t xml:space="preserve">wzajemne polubienie: Zdarzenie wyzwalające inicjujące proces. W przypadku, gdy system weryfikuje wzajemne polubienie, powstaje dopasowanie (match) i maszyna przechodzi do stanu </w:t>
+        <w:lastRenderedPageBreak/>
+        <w:t>wzajemne polubienie: Zdarzenie wyzwalające inicjujące proces. W przypadku, gdy system weryfikuje wzajemne polubienie, powstaje dopasowanie (</w:t>
+      </w:r>
+      <w:proofErr w:type="spellStart"/>
+      <w:r>
+        <w:rPr>
+          <w:rFonts w:eastAsia="Times New Roman" w:cs="Times New Roman"/>
+          <w:kern w:val="0"/>
+          <w:lang w:eastAsia="pl-PL"/>
+          <w14:ligatures w14:val="none"/>
+        </w:rPr>
+        <w:t>match</w:t>
+      </w:r>
+      <w:proofErr w:type="spellEnd"/>
+      <w:r>
+        <w:rPr>
+          <w:rFonts w:eastAsia="Times New Roman" w:cs="Times New Roman"/>
+          <w:kern w:val="0"/>
+          <w:lang w:eastAsia="pl-PL"/>
+          <w14:ligatures w14:val="none"/>
+        </w:rPr>
+        <w:t xml:space="preserve">) i maszyna przechodzi do stanu </w:t>
       </w:r>
       <w:r>
         <w:rPr>
@@ -5222,30 +6418,714 @@
           <w:lang w:eastAsia="pl-PL"/>
           <w14:ligatures w14:val="none"/>
         </w:rPr>
+        <w:t xml:space="preserve">wyświetlenie komunikatu: Przejście do stanu operacyjnego </w:t>
+      </w:r>
+      <w:r>
+        <w:rPr>
+          <w:rFonts w:eastAsia="Times New Roman" w:cs="Courier New"/>
+          <w:kern w:val="0"/>
+          <w:lang w:eastAsia="pl-PL"/>
+          <w14:ligatures w14:val="none"/>
+        </w:rPr>
+        <w:t>Aktywne</w:t>
+      </w:r>
+      <w:r>
+        <w:rPr>
+          <w:rFonts w:eastAsia="Times New Roman" w:cs="Times New Roman"/>
+          <w:kern w:val="0"/>
+          <w:lang w:eastAsia="pl-PL"/>
+          <w14:ligatures w14:val="none"/>
+        </w:rPr>
+        <w:t>, następujące po wygenerowaniu przez system komunikatu „</w:t>
+      </w:r>
+      <w:proofErr w:type="spellStart"/>
+      <w:r>
+        <w:rPr>
+          <w:rFonts w:eastAsia="Times New Roman" w:cs="Times New Roman"/>
+          <w:kern w:val="0"/>
+          <w:lang w:eastAsia="pl-PL"/>
+          <w14:ligatures w14:val="none"/>
+        </w:rPr>
+        <w:t>It's</w:t>
+      </w:r>
+      <w:proofErr w:type="spellEnd"/>
+      <w:r>
+        <w:rPr>
+          <w:rFonts w:eastAsia="Times New Roman" w:cs="Times New Roman"/>
+          <w:kern w:val="0"/>
+          <w:lang w:eastAsia="pl-PL"/>
+          <w14:ligatures w14:val="none"/>
+        </w:rPr>
+        <w:t xml:space="preserve"> a </w:t>
+      </w:r>
+      <w:proofErr w:type="spellStart"/>
+      <w:r>
+        <w:rPr>
+          <w:rFonts w:eastAsia="Times New Roman" w:cs="Times New Roman"/>
+          <w:kern w:val="0"/>
+          <w:lang w:eastAsia="pl-PL"/>
+          <w14:ligatures w14:val="none"/>
+        </w:rPr>
+        <w:t>Match</w:t>
+      </w:r>
+      <w:proofErr w:type="spellEnd"/>
+      <w:r>
+        <w:rPr>
+          <w:rFonts w:eastAsia="Times New Roman" w:cs="Times New Roman"/>
+          <w:kern w:val="0"/>
+          <w:lang w:eastAsia="pl-PL"/>
+          <w14:ligatures w14:val="none"/>
+        </w:rPr>
+        <w:t xml:space="preserve">!” na ekranie dopasowania gracza. </w:t>
+      </w:r>
+    </w:p>
+    <w:p>
+      <w:pPr>
+        <w:spacing w:before="100" w:beforeAutospacing="1" w:after="100" w:afterAutospacing="1" w:line="240" w:lineRule="auto"/>
+        <w:rPr>
+          <w:rFonts w:eastAsia="Times New Roman" w:cs="Times New Roman"/>
+          <w:kern w:val="0"/>
+          <w:lang w:eastAsia="pl-PL"/>
+          <w14:ligatures w14:val="none"/>
+        </w:rPr>
+      </w:pPr>
+      <w:proofErr w:type="spellStart"/>
+      <w:r>
+        <w:rPr>
+          <w:rFonts w:eastAsia="Times New Roman" w:cs="Times New Roman"/>
+          <w:kern w:val="0"/>
+          <w:lang w:eastAsia="pl-PL"/>
+          <w14:ligatures w14:val="none"/>
+        </w:rPr>
+        <w:t>utworzCzat</w:t>
+      </w:r>
+      <w:proofErr w:type="spellEnd"/>
+      <w:r>
+        <w:rPr>
+          <w:rFonts w:eastAsia="Times New Roman" w:cs="Times New Roman"/>
+          <w:kern w:val="0"/>
+          <w:lang w:eastAsia="pl-PL"/>
+          <w14:ligatures w14:val="none"/>
+        </w:rPr>
+        <w:t xml:space="preserve">(): Wywołanie metody inicjującej moduł wiadomości, które powoduje przejście z </w:t>
+      </w:r>
+      <w:r>
+        <w:rPr>
+          <w:rFonts w:eastAsia="Times New Roman" w:cs="Courier New"/>
+          <w:kern w:val="0"/>
+          <w:lang w:eastAsia="pl-PL"/>
+          <w14:ligatures w14:val="none"/>
+        </w:rPr>
+        <w:t>Aktywne</w:t>
+      </w:r>
+      <w:r>
+        <w:rPr>
+          <w:rFonts w:eastAsia="Times New Roman" w:cs="Times New Roman"/>
+          <w:kern w:val="0"/>
+          <w:lang w:eastAsia="pl-PL"/>
+          <w14:ligatures w14:val="none"/>
+        </w:rPr>
+        <w:t xml:space="preserve"> do </w:t>
+      </w:r>
+      <w:r>
+        <w:rPr>
+          <w:rFonts w:eastAsia="Times New Roman" w:cs="Courier New"/>
+          <w:kern w:val="0"/>
+          <w:lang w:eastAsia="pl-PL"/>
+          <w14:ligatures w14:val="none"/>
+        </w:rPr>
+        <w:t>Trwający Czat</w:t>
+      </w:r>
+      <w:r>
+        <w:rPr>
+          <w:rFonts w:eastAsia="Times New Roman" w:cs="Times New Roman"/>
+          <w:kern w:val="0"/>
+          <w:lang w:eastAsia="pl-PL"/>
+          <w14:ligatures w14:val="none"/>
+        </w:rPr>
+        <w:t xml:space="preserve">. </w:t>
+      </w:r>
+    </w:p>
+    <w:p>
+      <w:pPr>
+        <w:spacing w:before="100" w:beforeAutospacing="1" w:after="100" w:afterAutospacing="1" w:line="240" w:lineRule="auto"/>
+        <w:rPr>
+          <w:rFonts w:eastAsia="Times New Roman" w:cs="Times New Roman"/>
+          <w:kern w:val="0"/>
+          <w:lang w:eastAsia="pl-PL"/>
+          <w14:ligatures w14:val="none"/>
+        </w:rPr>
+      </w:pPr>
+      <w:r>
+        <w:rPr>
+          <w:rFonts w:eastAsia="Times New Roman" w:cs="Times New Roman"/>
+          <w:kern w:val="0"/>
+          <w:lang w:eastAsia="pl-PL"/>
+          <w14:ligatures w14:val="none"/>
+        </w:rPr>
+        <w:t>zgłoszenie/</w:t>
+      </w:r>
+      <w:proofErr w:type="spellStart"/>
+      <w:r>
+        <w:rPr>
+          <w:rFonts w:eastAsia="Times New Roman" w:cs="Times New Roman"/>
+          <w:kern w:val="0"/>
+          <w:lang w:eastAsia="pl-PL"/>
+          <w14:ligatures w14:val="none"/>
+        </w:rPr>
+        <w:t>ban</w:t>
+      </w:r>
+      <w:proofErr w:type="spellEnd"/>
+      <w:r>
+        <w:rPr>
+          <w:rFonts w:eastAsia="Times New Roman" w:cs="Times New Roman"/>
+          <w:kern w:val="0"/>
+          <w:lang w:eastAsia="pl-PL"/>
+          <w14:ligatures w14:val="none"/>
+        </w:rPr>
+        <w:t xml:space="preserve">: Przejście bezpieczeństwa wymuszane przez system z poziomu stanu </w:t>
+      </w:r>
+      <w:r>
+        <w:rPr>
+          <w:rFonts w:eastAsia="Times New Roman" w:cs="Courier New"/>
+          <w:kern w:val="0"/>
+          <w:lang w:eastAsia="pl-PL"/>
+          <w14:ligatures w14:val="none"/>
+        </w:rPr>
+        <w:t>Aktywne</w:t>
+      </w:r>
+      <w:r>
+        <w:rPr>
+          <w:rFonts w:eastAsia="Times New Roman" w:cs="Times New Roman"/>
+          <w:kern w:val="0"/>
+          <w:lang w:eastAsia="pl-PL"/>
+          <w14:ligatures w14:val="none"/>
+        </w:rPr>
+        <w:t xml:space="preserve"> lub </w:t>
+      </w:r>
+      <w:r>
+        <w:rPr>
+          <w:rFonts w:eastAsia="Times New Roman" w:cs="Courier New"/>
+          <w:kern w:val="0"/>
+          <w:lang w:eastAsia="pl-PL"/>
+          <w14:ligatures w14:val="none"/>
+        </w:rPr>
+        <w:t>Trwający Czat</w:t>
+      </w:r>
+      <w:r>
+        <w:rPr>
+          <w:rFonts w:eastAsia="Times New Roman" w:cs="Times New Roman"/>
+          <w:kern w:val="0"/>
+          <w:lang w:eastAsia="pl-PL"/>
+          <w14:ligatures w14:val="none"/>
+        </w:rPr>
+        <w:t xml:space="preserve">. Jeśli użytkownik zostanie zgłoszony i </w:t>
+      </w:r>
+      <w:proofErr w:type="spellStart"/>
+      <w:r>
+        <w:rPr>
+          <w:rFonts w:eastAsia="Times New Roman" w:cs="Times New Roman"/>
+          <w:kern w:val="0"/>
+          <w:lang w:eastAsia="pl-PL"/>
+          <w14:ligatures w14:val="none"/>
+        </w:rPr>
+        <w:t>zbanowany</w:t>
+      </w:r>
+      <w:proofErr w:type="spellEnd"/>
+      <w:r>
+        <w:rPr>
+          <w:rFonts w:eastAsia="Times New Roman" w:cs="Times New Roman"/>
+          <w:kern w:val="0"/>
+          <w:lang w:eastAsia="pl-PL"/>
+          <w14:ligatures w14:val="none"/>
+        </w:rPr>
+        <w:t xml:space="preserve"> za naruszenia, proces natychmiast przenosi się do zablokowanego stanu. </w:t>
+      </w:r>
+    </w:p>
+    <w:p>
+      <w:pPr>
+        <w:spacing w:before="100" w:beforeAutospacing="1" w:after="100" w:afterAutospacing="1" w:line="240" w:lineRule="auto"/>
+        <w:rPr>
+          <w:rFonts w:eastAsia="Times New Roman" w:cs="Times New Roman"/>
+          <w:kern w:val="0"/>
+          <w:lang w:eastAsia="pl-PL"/>
+          <w14:ligatures w14:val="none"/>
+        </w:rPr>
+      </w:pPr>
+      <w:r>
+        <w:rPr>
+          <w:rFonts w:eastAsia="Times New Roman" w:cs="Times New Roman"/>
+          <w:kern w:val="0"/>
+          <w:lang w:eastAsia="pl-PL"/>
+          <w14:ligatures w14:val="none"/>
+        </w:rPr>
+        <w:t xml:space="preserve">usunięcie dopasowania: Przejście uaktywniane ręcznie przez gracza ze stanu </w:t>
+      </w:r>
+      <w:r>
+        <w:rPr>
+          <w:rFonts w:eastAsia="Times New Roman" w:cs="Courier New"/>
+          <w:kern w:val="0"/>
+          <w:lang w:eastAsia="pl-PL"/>
+          <w14:ligatures w14:val="none"/>
+        </w:rPr>
+        <w:t>Aktywne</w:t>
+      </w:r>
+      <w:r>
+        <w:rPr>
+          <w:rFonts w:eastAsia="Times New Roman" w:cs="Times New Roman"/>
+          <w:kern w:val="0"/>
+          <w:lang w:eastAsia="pl-PL"/>
+          <w14:ligatures w14:val="none"/>
+        </w:rPr>
+        <w:t xml:space="preserve"> lub </w:t>
+      </w:r>
+      <w:r>
+        <w:rPr>
+          <w:rFonts w:eastAsia="Times New Roman" w:cs="Courier New"/>
+          <w:kern w:val="0"/>
+          <w:lang w:eastAsia="pl-PL"/>
+          <w14:ligatures w14:val="none"/>
+        </w:rPr>
+        <w:t>Trwający Czat</w:t>
+      </w:r>
+      <w:r>
+        <w:rPr>
+          <w:rFonts w:eastAsia="Times New Roman" w:cs="Times New Roman"/>
+          <w:kern w:val="0"/>
+          <w:lang w:eastAsia="pl-PL"/>
+          <w14:ligatures w14:val="none"/>
+        </w:rPr>
+        <w:t xml:space="preserve">. Reprezentuje zerwanie relacji, powodując przejście maszyny bezpośrednio do stanu </w:t>
+      </w:r>
+      <w:r>
+        <w:rPr>
+          <w:rFonts w:eastAsia="Times New Roman" w:cs="Courier New"/>
+          <w:kern w:val="0"/>
+          <w:lang w:eastAsia="pl-PL"/>
+          <w14:ligatures w14:val="none"/>
+        </w:rPr>
+        <w:t>Anulowane</w:t>
+      </w:r>
+      <w:r>
+        <w:rPr>
+          <w:rFonts w:eastAsia="Times New Roman" w:cs="Times New Roman"/>
+          <w:kern w:val="0"/>
+          <w:lang w:eastAsia="pl-PL"/>
+          <w14:ligatures w14:val="none"/>
+        </w:rPr>
+        <w:t>.</w:t>
+      </w:r>
+    </w:p>
+    <w:p>
+      <w:pPr>
+        <w:numPr>
+          <w:ilvl w:val="0"/>
+          <w:numId w:val="42"/>
+        </w:numPr>
+        <w:spacing w:before="100" w:beforeAutospacing="1" w:after="100" w:afterAutospacing="1" w:line="240" w:lineRule="auto"/>
+        <w:rPr>
+          <w:rFonts w:eastAsia="Times New Roman" w:cs="Times New Roman"/>
+          <w:kern w:val="0"/>
+          <w:lang w:eastAsia="pl-PL"/>
+          <w14:ligatures w14:val="none"/>
+        </w:rPr>
+      </w:pPr>
+      <w:proofErr w:type="spellStart"/>
+      <w:r>
+        <w:rPr>
+          <w:rFonts w:eastAsia="Times New Roman" w:cs="Times New Roman"/>
+          <w:kern w:val="0"/>
+          <w:lang w:eastAsia="pl-PL"/>
+          <w14:ligatures w14:val="none"/>
+        </w:rPr>
+        <w:t>Pseudostany</w:t>
+      </w:r>
+      <w:proofErr w:type="spellEnd"/>
+      <w:r>
+        <w:rPr>
+          <w:rFonts w:eastAsia="Times New Roman" w:cs="Times New Roman"/>
+          <w:kern w:val="0"/>
+          <w:lang w:eastAsia="pl-PL"/>
+          <w14:ligatures w14:val="none"/>
+        </w:rPr>
+        <w:t>:</w:t>
+      </w:r>
+    </w:p>
+    <w:p>
+      <w:pPr>
+        <w:spacing w:before="100" w:beforeAutospacing="1" w:after="100" w:afterAutospacing="1" w:line="240" w:lineRule="auto"/>
+        <w:rPr>
+          <w:rFonts w:eastAsia="Times New Roman" w:cs="Times New Roman"/>
+          <w:kern w:val="0"/>
+          <w:lang w:eastAsia="pl-PL"/>
+          <w14:ligatures w14:val="none"/>
+        </w:rPr>
+      </w:pPr>
+      <w:r>
+        <w:rPr>
+          <w:rFonts w:eastAsia="Times New Roman" w:cs="Times New Roman"/>
+          <w:kern w:val="0"/>
+          <w:lang w:eastAsia="pl-PL"/>
+          <w14:ligatures w14:val="none"/>
+        </w:rPr>
+        <w:t>Stan początkowy : Miejsce wejścia dla maszyny stanów. Aktywuje się po spełnieniu warunku wzajemnego polubienia profili przez drugiego użytkownika podczas procesu przeglądania (</w:t>
+      </w:r>
+      <w:proofErr w:type="spellStart"/>
+      <w:r>
+        <w:rPr>
+          <w:rFonts w:eastAsia="Times New Roman" w:cs="Times New Roman"/>
+          <w:kern w:val="0"/>
+          <w:lang w:eastAsia="pl-PL"/>
+          <w14:ligatures w14:val="none"/>
+        </w:rPr>
+        <w:t>swipe</w:t>
+      </w:r>
+      <w:proofErr w:type="spellEnd"/>
+      <w:r>
+        <w:rPr>
+          <w:rFonts w:eastAsia="Times New Roman" w:cs="Times New Roman"/>
+          <w:kern w:val="0"/>
+          <w:lang w:eastAsia="pl-PL"/>
+          <w14:ligatures w14:val="none"/>
+        </w:rPr>
+        <w:t xml:space="preserve">). </w:t>
+      </w:r>
+    </w:p>
+    <w:p>
+      <w:pPr>
+        <w:spacing w:before="100" w:beforeAutospacing="1" w:after="100" w:afterAutospacing="1" w:line="240" w:lineRule="auto"/>
+        <w:rPr>
+          <w:rFonts w:eastAsia="Times New Roman" w:cs="Times New Roman"/>
+          <w:kern w:val="0"/>
+          <w:lang w:eastAsia="pl-PL"/>
+          <w14:ligatures w14:val="none"/>
+        </w:rPr>
+      </w:pPr>
+      <w:r>
+        <w:rPr>
+          <w:rFonts w:eastAsia="Times New Roman" w:cs="Times New Roman"/>
+          <w:kern w:val="0"/>
+          <w:lang w:eastAsia="pl-PL"/>
+          <w14:ligatures w14:val="none"/>
+        </w:rPr>
+        <w:t xml:space="preserve">Stan końcowy : Miejsce docelowe, do którego prowadzą stany </w:t>
+      </w:r>
+      <w:r>
+        <w:rPr>
+          <w:rFonts w:eastAsia="Times New Roman" w:cs="Courier New"/>
+          <w:kern w:val="0"/>
+          <w:lang w:eastAsia="pl-PL"/>
+          <w14:ligatures w14:val="none"/>
+        </w:rPr>
+        <w:t>Zablokowane</w:t>
+      </w:r>
+      <w:r>
+        <w:rPr>
+          <w:rFonts w:eastAsia="Times New Roman" w:cs="Times New Roman"/>
+          <w:kern w:val="0"/>
+          <w:lang w:eastAsia="pl-PL"/>
+          <w14:ligatures w14:val="none"/>
+        </w:rPr>
+        <w:t xml:space="preserve"> oraz </w:t>
+      </w:r>
+      <w:r>
+        <w:rPr>
+          <w:rFonts w:eastAsia="Times New Roman" w:cs="Courier New"/>
+          <w:kern w:val="0"/>
+          <w:lang w:eastAsia="pl-PL"/>
+          <w14:ligatures w14:val="none"/>
+        </w:rPr>
+        <w:t>Anulowane</w:t>
+      </w:r>
+      <w:r>
+        <w:rPr>
+          <w:rFonts w:eastAsia="Times New Roman" w:cs="Times New Roman"/>
+          <w:kern w:val="0"/>
+          <w:lang w:eastAsia="pl-PL"/>
+          <w14:ligatures w14:val="none"/>
+        </w:rPr>
+        <w:t>. Kończy cykl życia maszyny stanów dla tego konkretnego dopasowania, dezaktywując relację.</w:t>
+      </w:r>
+    </w:p>
+    <w:p>
+      <w:pPr>
+        <w:pStyle w:val="NormalnyWeb"/>
+      </w:pPr>
+    </w:p>
+    <w:p>
+      <w:pPr>
+        <w:pStyle w:val="NormalnyWeb"/>
+      </w:pPr>
+    </w:p>
+    <w:p>
+      <w:pPr>
+        <w:pStyle w:val="NormalnyWeb"/>
+      </w:pPr>
+    </w:p>
+    <w:p>
+      <w:pPr>
+        <w:pStyle w:val="NormalnyWeb"/>
+      </w:pPr>
+    </w:p>
+    <w:p>
+      <w:pPr>
+        <w:pStyle w:val="NormalnyWeb"/>
+      </w:pPr>
+    </w:p>
+    <w:p>
+      <w:pPr>
+        <w:pStyle w:val="NormalnyWeb"/>
+      </w:pPr>
+    </w:p>
+    <w:p>
+      <w:pPr>
+        <w:pStyle w:val="NormalnyWeb"/>
+      </w:pPr>
+    </w:p>
+    <w:p>
+      <w:pPr>
+        <w:pStyle w:val="NormalnyWeb"/>
+      </w:pPr>
+    </w:p>
+    <w:p>
+      <w:pPr>
+        <w:pStyle w:val="NormalnyWeb"/>
+      </w:pPr>
+    </w:p>
+    <w:p>
+      <w:pPr>
+        <w:pStyle w:val="NormalnyWeb"/>
+      </w:pPr>
+    </w:p>
+    <w:p>
+      <w:pPr>
+        <w:pStyle w:val="Akapitzlist"/>
+        <w:numPr>
+          <w:ilvl w:val="1"/>
+          <w:numId w:val="34"/>
+        </w:numPr>
+        <w:jc w:val="center"/>
+        <w:rPr>
+          <w:i/>
+        </w:rPr>
+      </w:pPr>
+      <w:r>
+        <w:rPr>
+          <w:i/>
+        </w:rPr>
         <w:lastRenderedPageBreak/>
-        <w:t xml:space="preserve">wyświetlenie komunikatu: Przejście do stanu operacyjnego </w:t>
-      </w:r>
-      <w:r>
-        <w:rPr>
-          <w:rFonts w:eastAsia="Times New Roman" w:cs="Courier New"/>
-          <w:kern w:val="0"/>
-          <w:lang w:eastAsia="pl-PL"/>
-          <w14:ligatures w14:val="none"/>
-        </w:rPr>
-        <w:t>Aktywne</w:t>
-      </w:r>
-      <w:r>
+        <w:drawing>
+          <wp:anchor distT="0" distB="0" distL="114300" distR="114300" simplePos="0" relativeHeight="251658240" behindDoc="0" locked="0" layoutInCell="1" allowOverlap="1" wp14:anchorId="494E3ABF" wp14:editId="68CC6733">
+            <wp:simplePos x="0" y="0"/>
+            <wp:positionH relativeFrom="margin">
+              <wp:align>center</wp:align>
+            </wp:positionH>
+            <wp:positionV relativeFrom="paragraph">
+              <wp:posOffset>259482</wp:posOffset>
+            </wp:positionV>
+            <wp:extent cx="6266985" cy="3865055"/>
+            <wp:effectExtent l="0" t="0" r="635" b="2540"/>
+            <wp:wrapNone/>
+            <wp:docPr id="543523878" name="Obraz 1"/>
+            <wp:cNvGraphicFramePr>
+              <a:graphicFrameLocks xmlns:a="http://schemas.openxmlformats.org/drawingml/2006/main" noChangeAspect="1"/>
+            </wp:cNvGraphicFramePr>
+            <a:graphic xmlns:a="http://schemas.openxmlformats.org/drawingml/2006/main">
+              <a:graphicData uri="http://schemas.openxmlformats.org/drawingml/2006/picture">
+                <pic:pic xmlns:pic="http://schemas.openxmlformats.org/drawingml/2006/picture">
+                  <pic:nvPicPr>
+                    <pic:cNvPr id="543523878" name=""/>
+                    <pic:cNvPicPr/>
+                  </pic:nvPicPr>
+                  <pic:blipFill>
+                    <a:blip r:embed="rId20">
+                      <a:extLst>
+                        <a:ext uri="{28A0092B-C50C-407E-A947-70E740481C1C}">
+                          <a14:useLocalDpi xmlns:a14="http://schemas.microsoft.com/office/drawing/2010/main" val="0"/>
+                        </a:ext>
+                      </a:extLst>
+                    </a:blip>
+                    <a:stretch>
+                      <a:fillRect/>
+                    </a:stretch>
+                  </pic:blipFill>
+                  <pic:spPr>
+                    <a:xfrm>
+                      <a:off x="0" y="0"/>
+                      <a:ext cx="6266985" cy="3865055"/>
+                    </a:xfrm>
+                    <a:prstGeom prst="rect">
+                      <a:avLst/>
+                    </a:prstGeom>
+                  </pic:spPr>
+                </pic:pic>
+              </a:graphicData>
+            </a:graphic>
+            <wp14:sizeRelH relativeFrom="margin">
+              <wp14:pctWidth>0</wp14:pctWidth>
+            </wp14:sizeRelH>
+            <wp14:sizeRelV relativeFrom="margin">
+              <wp14:pctHeight>0</wp14:pctHeight>
+            </wp14:sizeRelV>
+          </wp:anchor>
+        </w:drawing>
+      </w:r>
+      <w:r>
+        <w:rPr>
+          <w:i/>
+        </w:rPr>
+        <w:t xml:space="preserve">Diagram stanu dla </w:t>
+      </w:r>
+      <w:r>
+        <w:rPr>
+          <w:i/>
+        </w:rPr>
+        <w:t>„Zgłoszenie użytkownika”</w:t>
+      </w:r>
+      <w:r>
+        <w:rPr>
+          <w:i/>
+        </w:rPr>
+        <w:t xml:space="preserve"> – Kamil Osakowicz</w:t>
+      </w:r>
+    </w:p>
+    <w:p>
+      <w:pPr>
+        <w:jc w:val="center"/>
+        <w:rPr>
+          <w:i/>
+        </w:rPr>
+      </w:pPr>
+    </w:p>
+    <w:p>
+      <w:pPr>
+        <w:jc w:val="center"/>
+        <w:rPr>
+          <w:i/>
+        </w:rPr>
+      </w:pPr>
+    </w:p>
+    <w:p>
+      <w:pPr>
+        <w:jc w:val="center"/>
+        <w:rPr>
+          <w:i/>
+        </w:rPr>
+      </w:pPr>
+    </w:p>
+    <w:p>
+      <w:pPr>
+        <w:jc w:val="center"/>
+        <w:rPr>
+          <w:i/>
+        </w:rPr>
+      </w:pPr>
+    </w:p>
+    <w:p>
+      <w:pPr>
+        <w:jc w:val="center"/>
+        <w:rPr>
+          <w:i/>
+        </w:rPr>
+      </w:pPr>
+    </w:p>
+    <w:p>
+      <w:pPr>
+        <w:jc w:val="center"/>
+        <w:rPr>
+          <w:i/>
+        </w:rPr>
+      </w:pPr>
+    </w:p>
+    <w:p>
+      <w:pPr>
+        <w:jc w:val="center"/>
+        <w:rPr>
+          <w:i/>
+        </w:rPr>
+      </w:pPr>
+    </w:p>
+    <w:p>
+      <w:pPr>
+        <w:jc w:val="center"/>
+        <w:rPr>
+          <w:i/>
+        </w:rPr>
+      </w:pPr>
+    </w:p>
+    <w:p>
+      <w:pPr>
+        <w:jc w:val="center"/>
+        <w:rPr>
+          <w:i/>
+        </w:rPr>
+      </w:pPr>
+    </w:p>
+    <w:p>
+      <w:pPr>
+        <w:jc w:val="center"/>
+        <w:rPr>
+          <w:i/>
+        </w:rPr>
+      </w:pPr>
+    </w:p>
+    <w:p>
+      <w:pPr>
+        <w:jc w:val="center"/>
+        <w:rPr>
+          <w:i/>
+        </w:rPr>
+      </w:pPr>
+    </w:p>
+    <w:p>
+      <w:pPr>
+        <w:ind w:left="360"/>
+        <w:rPr>
+          <w:i/>
+        </w:rPr>
+      </w:pPr>
+    </w:p>
+    <w:p>
+      <w:pPr>
+        <w:spacing w:before="100" w:beforeAutospacing="1" w:after="100" w:afterAutospacing="1" w:line="240" w:lineRule="auto"/>
         <w:rPr>
           <w:rFonts w:eastAsia="Times New Roman" w:cs="Times New Roman"/>
-          <w:kern w:val="0"/>
-          <w:lang w:eastAsia="pl-PL"/>
-          <w14:ligatures w14:val="none"/>
-        </w:rPr>
-        <w:t xml:space="preserve">, następujące po wygenerowaniu przez system komunikatu „It's a Match!” na ekranie dopasowania gracza. </w:t>
-      </w:r>
-    </w:p>
-    <w:p>
-      <w:pPr>
+          <w:b/>
+          <w:bCs/>
+          <w:kern w:val="0"/>
+          <w:lang w:eastAsia="pl-PL"/>
+          <w14:ligatures w14:val="none"/>
+        </w:rPr>
+      </w:pPr>
+      <w:r>
+        <w:rPr>
+          <w:rFonts w:eastAsia="Times New Roman" w:cs="Times New Roman"/>
+          <w:b/>
+          <w:bCs/>
+          <w:kern w:val="0"/>
+          <w:lang w:eastAsia="pl-PL"/>
+          <w14:ligatures w14:val="none"/>
+        </w:rPr>
+        <w:t xml:space="preserve">Opis elementów diagramu stanu </w:t>
+      </w:r>
+      <w:r>
+        <w:rPr>
+          <w:rFonts w:eastAsia="Times New Roman" w:cs="Times New Roman"/>
+          <w:b/>
+          <w:bCs/>
+          <w:kern w:val="0"/>
+          <w:lang w:eastAsia="pl-PL"/>
+          <w14:ligatures w14:val="none"/>
+        </w:rPr>
+        <w:t>„Zgłoszenie użytkownika”</w:t>
+      </w:r>
+    </w:p>
+    <w:p>
+      <w:pPr>
+        <w:numPr>
+          <w:ilvl w:val="0"/>
+          <w:numId w:val="43"/>
+        </w:numPr>
         <w:spacing w:before="100" w:beforeAutospacing="1" w:after="100" w:afterAutospacing="1" w:line="240" w:lineRule="auto"/>
         <w:rPr>
           <w:rFonts w:eastAsia="Times New Roman" w:cs="Times New Roman"/>
@@ -5261,35 +7141,24 @@
           <w:lang w:eastAsia="pl-PL"/>
           <w14:ligatures w14:val="none"/>
         </w:rPr>
-        <w:t xml:space="preserve">utworzCzat(): Wywołanie metody inicjującej moduł wiadomości, które powoduje przejście z </w:t>
-      </w:r>
-      <w:r>
-        <w:rPr>
-          <w:rFonts w:eastAsia="Times New Roman" w:cs="Courier New"/>
-          <w:kern w:val="0"/>
-          <w:lang w:eastAsia="pl-PL"/>
-          <w14:ligatures w14:val="none"/>
-        </w:rPr>
-        <w:t>Aktywne</w:t>
-      </w:r>
-      <w:r>
+        <w:t>Stany:</w:t>
+      </w:r>
+    </w:p>
+    <w:p>
+      <w:pPr>
+        <w:pStyle w:val="Akapitzlist"/>
+        <w:numPr>
+          <w:ilvl w:val="0"/>
+          <w:numId w:val="37"/>
+        </w:numPr>
+        <w:spacing w:before="100" w:beforeAutospacing="1" w:after="100" w:afterAutospacing="1" w:line="240" w:lineRule="auto"/>
         <w:rPr>
           <w:rFonts w:eastAsia="Times New Roman" w:cs="Times New Roman"/>
           <w:kern w:val="0"/>
           <w:lang w:eastAsia="pl-PL"/>
           <w14:ligatures w14:val="none"/>
         </w:rPr>
-        <w:t xml:space="preserve"> do </w:t>
-      </w:r>
-      <w:r>
-        <w:rPr>
-          <w:rFonts w:eastAsia="Times New Roman" w:cs="Courier New"/>
-          <w:kern w:val="0"/>
-          <w:lang w:eastAsia="pl-PL"/>
-          <w14:ligatures w14:val="none"/>
-        </w:rPr>
-        <w:t>Trwający Czat</w:t>
-      </w:r>
+      </w:pPr>
       <w:r>
         <w:rPr>
           <w:rFonts w:eastAsia="Times New Roman" w:cs="Times New Roman"/>
@@ -5297,12 +7166,14 @@
           <w:lang w:eastAsia="pl-PL"/>
           <w14:ligatures w14:val="none"/>
         </w:rPr>
-        <w:t xml:space="preserve">. </w:t>
-      </w:r>
-    </w:p>
-    <w:p>
-      <w:pPr>
+        <w:t>Nowe: Stan początkowy dla nowo utworzonego zgłoszenia. Oznacza, że użytkownik rozpoczął proces zgłaszania innego gracza, a system utworzył obiekt zgłoszenia.</w:t>
+      </w:r>
+    </w:p>
+    <w:p>
+      <w:pPr>
+        <w:pStyle w:val="Akapitzlist"/>
         <w:spacing w:before="100" w:beforeAutospacing="1" w:after="100" w:afterAutospacing="1" w:line="240" w:lineRule="auto"/>
+        <w:ind w:left="1068"/>
         <w:rPr>
           <w:rFonts w:eastAsia="Times New Roman" w:cs="Times New Roman"/>
           <w:kern w:val="0"/>
@@ -5310,24 +7181,22 @@
           <w14:ligatures w14:val="none"/>
         </w:rPr>
       </w:pPr>
-      <w:r>
+    </w:p>
+    <w:p>
+      <w:pPr>
+        <w:pStyle w:val="Akapitzlist"/>
+        <w:numPr>
+          <w:ilvl w:val="0"/>
+          <w:numId w:val="37"/>
+        </w:numPr>
+        <w:spacing w:before="100" w:beforeAutospacing="1" w:after="100" w:afterAutospacing="1" w:line="240" w:lineRule="auto"/>
         <w:rPr>
           <w:rFonts w:eastAsia="Times New Roman" w:cs="Times New Roman"/>
           <w:kern w:val="0"/>
           <w:lang w:eastAsia="pl-PL"/>
           <w14:ligatures w14:val="none"/>
         </w:rPr>
-        <w:t xml:space="preserve">zgłoszenie/ban: Przejście bezpieczeństwa wymuszane przez system z poziomu stanu </w:t>
-      </w:r>
-      <w:r>
-        <w:rPr>
-          <w:rFonts w:eastAsia="Times New Roman" w:cs="Courier New"/>
-          <w:kern w:val="0"/>
-          <w:lang w:eastAsia="pl-PL"/>
-          <w14:ligatures w14:val="none"/>
-        </w:rPr>
-        <w:t>Aktywne</w:t>
-      </w:r>
+      </w:pPr>
       <w:r>
         <w:rPr>
           <w:rFonts w:eastAsia="Times New Roman" w:cs="Times New Roman"/>
@@ -5335,29 +7204,29 @@
           <w:lang w:eastAsia="pl-PL"/>
           <w14:ligatures w14:val="none"/>
         </w:rPr>
-        <w:t xml:space="preserve"> lub </w:t>
-      </w:r>
-      <w:r>
-        <w:rPr>
-          <w:rFonts w:eastAsia="Times New Roman" w:cs="Courier New"/>
-          <w:kern w:val="0"/>
-          <w:lang w:eastAsia="pl-PL"/>
-          <w14:ligatures w14:val="none"/>
-        </w:rPr>
-        <w:t>Trwający Czat</w:t>
-      </w:r>
-      <w:r>
+        <w:t>Weryfikowane: Stan odpowiedzialny za sprawdzenie poprawności danych przekazanych w formularzu zgłoszenia. System kontroluje kompletność informacji oraz możliwość dalszego przetwarzania zgłoszenia.</w:t>
+      </w:r>
+    </w:p>
+    <w:p>
+      <w:pPr>
+        <w:pStyle w:val="Akapitzlist"/>
+        <w:spacing w:before="100" w:beforeAutospacing="1" w:after="100" w:afterAutospacing="1" w:line="240" w:lineRule="auto"/>
+        <w:ind w:left="1068"/>
         <w:rPr>
           <w:rFonts w:eastAsia="Times New Roman" w:cs="Times New Roman"/>
           <w:kern w:val="0"/>
           <w:lang w:eastAsia="pl-PL"/>
           <w14:ligatures w14:val="none"/>
         </w:rPr>
-        <w:t xml:space="preserve">. Jeśli użytkownik zostanie zgłoszony i zbanowany za naruszenia, proces natychmiast przenosi się do zablokowanego stanu. </w:t>
-      </w:r>
-    </w:p>
-    <w:p>
-      <w:pPr>
+      </w:pPr>
+    </w:p>
+    <w:p>
+      <w:pPr>
+        <w:pStyle w:val="Akapitzlist"/>
+        <w:numPr>
+          <w:ilvl w:val="0"/>
+          <w:numId w:val="37"/>
+        </w:numPr>
         <w:spacing w:before="100" w:beforeAutospacing="1" w:after="100" w:afterAutospacing="1" w:line="240" w:lineRule="auto"/>
         <w:rPr>
           <w:rFonts w:eastAsia="Times New Roman" w:cs="Times New Roman"/>
@@ -5373,53 +7242,37 @@
           <w:lang w:eastAsia="pl-PL"/>
           <w14:ligatures w14:val="none"/>
         </w:rPr>
-        <w:t xml:space="preserve">usunięcie dopasowania: Przejście uaktywniane ręcznie przez gracza ze stanu </w:t>
-      </w:r>
-      <w:r>
-        <w:rPr>
-          <w:rFonts w:eastAsia="Times New Roman" w:cs="Courier New"/>
-          <w:kern w:val="0"/>
-          <w:lang w:eastAsia="pl-PL"/>
-          <w14:ligatures w14:val="none"/>
-        </w:rPr>
-        <w:t>Aktywne</w:t>
-      </w:r>
-      <w:r>
+        <w:t>Zapisane: Stan oznaczający poprawne zapisanie zgłoszenia w bazie danych. Od tego momentu zgłoszenie jest oficjalnie zarejestrowane w systemie i może zostać poddane dalszej analizie.</w:t>
+      </w:r>
+    </w:p>
+    <w:p>
+      <w:pPr>
+        <w:pStyle w:val="Akapitzlist"/>
+        <w:spacing w:before="100" w:beforeAutospacing="1" w:after="100" w:afterAutospacing="1" w:line="240" w:lineRule="auto"/>
+        <w:ind w:left="1068"/>
         <w:rPr>
           <w:rFonts w:eastAsia="Times New Roman" w:cs="Times New Roman"/>
           <w:kern w:val="0"/>
           <w:lang w:eastAsia="pl-PL"/>
           <w14:ligatures w14:val="none"/>
         </w:rPr>
-        <w:t xml:space="preserve"> lub </w:t>
-      </w:r>
-      <w:r>
-        <w:rPr>
-          <w:rFonts w:eastAsia="Times New Roman" w:cs="Courier New"/>
-          <w:kern w:val="0"/>
-          <w:lang w:eastAsia="pl-PL"/>
-          <w14:ligatures w14:val="none"/>
-        </w:rPr>
-        <w:t>Trwający Czat</w:t>
-      </w:r>
-      <w:r>
+      </w:pPr>
+    </w:p>
+    <w:p>
+      <w:pPr>
+        <w:pStyle w:val="Akapitzlist"/>
+        <w:numPr>
+          <w:ilvl w:val="0"/>
+          <w:numId w:val="37"/>
+        </w:numPr>
+        <w:spacing w:before="100" w:beforeAutospacing="1" w:after="100" w:afterAutospacing="1" w:line="240" w:lineRule="auto"/>
         <w:rPr>
           <w:rFonts w:eastAsia="Times New Roman" w:cs="Times New Roman"/>
           <w:kern w:val="0"/>
           <w:lang w:eastAsia="pl-PL"/>
           <w14:ligatures w14:val="none"/>
         </w:rPr>
-        <w:t xml:space="preserve">. Reprezentuje zerwanie relacji, powodując przejście maszyny bezpośrednio do stanu </w:t>
-      </w:r>
-      <w:r>
-        <w:rPr>
-          <w:rFonts w:eastAsia="Times New Roman" w:cs="Courier New"/>
-          <w:kern w:val="0"/>
-          <w:lang w:eastAsia="pl-PL"/>
-          <w14:ligatures w14:val="none"/>
-        </w:rPr>
-        <w:t>Anulowane</w:t>
-      </w:r>
+      </w:pPr>
       <w:r>
         <w:rPr>
           <w:rFonts w:eastAsia="Times New Roman" w:cs="Times New Roman"/>
@@ -5427,16 +7280,14 @@
           <w:lang w:eastAsia="pl-PL"/>
           <w14:ligatures w14:val="none"/>
         </w:rPr>
-        <w:t>.</w:t>
-      </w:r>
-    </w:p>
-    <w:p>
-      <w:pPr>
-        <w:numPr>
-          <w:ilvl w:val="0"/>
-          <w:numId w:val="42"/>
-        </w:numPr>
+        <w:t>Analizowane przez AI: Stan automatycznej analizy zgłoszenia wykonywanej przez moduł sztucznej inteligencji. System analizuje treść zgłoszenia, historię użytkownika oraz inne dostępne informacje w celu określenia poziomu ryzyka.</w:t>
+      </w:r>
+    </w:p>
+    <w:p>
+      <w:pPr>
+        <w:pStyle w:val="Akapitzlist"/>
         <w:spacing w:before="100" w:beforeAutospacing="1" w:after="100" w:afterAutospacing="1" w:line="240" w:lineRule="auto"/>
+        <w:ind w:left="1068"/>
         <w:rPr>
           <w:rFonts w:eastAsia="Times New Roman" w:cs="Times New Roman"/>
           <w:kern w:val="0"/>
@@ -5444,18 +7295,39 @@
           <w14:ligatures w14:val="none"/>
         </w:rPr>
       </w:pPr>
-      <w:r>
+    </w:p>
+    <w:p>
+      <w:pPr>
+        <w:pStyle w:val="Akapitzlist"/>
+        <w:numPr>
+          <w:ilvl w:val="0"/>
+          <w:numId w:val="37"/>
+        </w:numPr>
+        <w:spacing w:before="100" w:beforeAutospacing="1" w:after="100" w:afterAutospacing="1" w:line="240" w:lineRule="auto"/>
         <w:rPr>
           <w:rFonts w:eastAsia="Times New Roman" w:cs="Times New Roman"/>
           <w:kern w:val="0"/>
           <w:lang w:eastAsia="pl-PL"/>
           <w14:ligatures w14:val="none"/>
         </w:rPr>
-        <w:t>Pseudostany:</w:t>
-      </w:r>
-    </w:p>
-    <w:p>
-      <w:pPr>
+      </w:pPr>
+      <w:r>
+        <w:rPr>
+          <w:rFonts w:eastAsia="Times New Roman" w:cs="Times New Roman"/>
+          <w:kern w:val="0"/>
+          <w:lang w:eastAsia="pl-PL"/>
+          <w14:ligatures w14:val="none"/>
+        </w:rPr>
+        <w:t>Pilne: Stan specjalny nadawany zgłoszeniom o podwyższonym poziomie ryzyka. Oznacza, że system wykrył dużą liczbę wcześniejszych zgłoszeń lub inne przesłanki wskazujące na konieczność szybszej reakcji moderatora.</w:t>
+      </w:r>
+    </w:p>
+    <w:p>
+      <w:pPr>
+        <w:pStyle w:val="Akapitzlist"/>
+        <w:numPr>
+          <w:ilvl w:val="0"/>
+          <w:numId w:val="37"/>
+        </w:numPr>
         <w:spacing w:before="100" w:beforeAutospacing="1" w:after="100" w:afterAutospacing="1" w:line="240" w:lineRule="auto"/>
         <w:rPr>
           <w:rFonts w:eastAsia="Times New Roman" w:cs="Times New Roman"/>
@@ -5471,12 +7343,15 @@
           <w:lang w:eastAsia="pl-PL"/>
           <w14:ligatures w14:val="none"/>
         </w:rPr>
-        <w:t xml:space="preserve">Stan początkowy : Miejsce wejścia dla maszyny stanów. Aktywuje się po spełnieniu warunku wzajemnego polubienia profili przez drugiego użytkownika podczas procesu przeglądania (swipe). </w:t>
-      </w:r>
-    </w:p>
-    <w:p>
-      <w:pPr>
+        <w:lastRenderedPageBreak/>
+        <w:t>W kolejce moderatora: Stan oczekiwania na rozpatrzenie zgłoszenia przez moderatora. Zgłoszenie zostało przygotowane do analizy i znajduje się na liście spraw oczekujących.</w:t>
+      </w:r>
+    </w:p>
+    <w:p>
+      <w:pPr>
+        <w:pStyle w:val="Akapitzlist"/>
         <w:spacing w:before="100" w:beforeAutospacing="1" w:after="100" w:afterAutospacing="1" w:line="240" w:lineRule="auto"/>
+        <w:ind w:left="1068"/>
         <w:rPr>
           <w:rFonts w:eastAsia="Times New Roman" w:cs="Times New Roman"/>
           <w:kern w:val="0"/>
@@ -5484,24 +7359,22 @@
           <w14:ligatures w14:val="none"/>
         </w:rPr>
       </w:pPr>
-      <w:r>
+    </w:p>
+    <w:p>
+      <w:pPr>
+        <w:pStyle w:val="Akapitzlist"/>
+        <w:numPr>
+          <w:ilvl w:val="0"/>
+          <w:numId w:val="37"/>
+        </w:numPr>
+        <w:spacing w:before="100" w:beforeAutospacing="1" w:after="100" w:afterAutospacing="1" w:line="240" w:lineRule="auto"/>
         <w:rPr>
           <w:rFonts w:eastAsia="Times New Roman" w:cs="Times New Roman"/>
           <w:kern w:val="0"/>
           <w:lang w:eastAsia="pl-PL"/>
           <w14:ligatures w14:val="none"/>
         </w:rPr>
-        <w:t xml:space="preserve">Stan końcowy : Miejsce docelowe, do którego prowadzą stany </w:t>
-      </w:r>
-      <w:r>
-        <w:rPr>
-          <w:rFonts w:eastAsia="Times New Roman" w:cs="Courier New"/>
-          <w:kern w:val="0"/>
-          <w:lang w:eastAsia="pl-PL"/>
-          <w14:ligatures w14:val="none"/>
-        </w:rPr>
-        <w:t>Zablokowane</w:t>
-      </w:r>
+      </w:pPr>
       <w:r>
         <w:rPr>
           <w:rFonts w:eastAsia="Times New Roman" w:cs="Times New Roman"/>
@@ -5509,44 +7382,686 @@
           <w:lang w:eastAsia="pl-PL"/>
           <w14:ligatures w14:val="none"/>
         </w:rPr>
-        <w:t xml:space="preserve"> oraz </w:t>
-      </w:r>
-      <w:r>
-        <w:rPr>
-          <w:rFonts w:eastAsia="Times New Roman" w:cs="Courier New"/>
-          <w:kern w:val="0"/>
-          <w:lang w:eastAsia="pl-PL"/>
-          <w14:ligatures w14:val="none"/>
-        </w:rPr>
-        <w:t>Anulowane</w:t>
-      </w:r>
-      <w:r>
+        <w:t>W trakcie moderacji: Stan aktywnej analizy zgłoszenia przez moderatora. Na tym etapie moderator przegląda zgłoszenie, dostępne dowody oraz wyniki wcześniejszej analizy AI.</w:t>
+      </w:r>
+    </w:p>
+    <w:p>
+      <w:pPr>
+        <w:pStyle w:val="Akapitzlist"/>
+        <w:spacing w:before="100" w:beforeAutospacing="1" w:after="100" w:afterAutospacing="1" w:line="240" w:lineRule="auto"/>
+        <w:ind w:left="1068"/>
         <w:rPr>
           <w:rFonts w:eastAsia="Times New Roman" w:cs="Times New Roman"/>
           <w:kern w:val="0"/>
           <w:lang w:eastAsia="pl-PL"/>
           <w14:ligatures w14:val="none"/>
         </w:rPr>
-        <w:t>. Kończy cykl życia maszyny stanów dla tego konkretnego dopasowania, dezaktywując relację.</w:t>
-      </w:r>
-      <w:bookmarkStart w:id="0" w:name="_GoBack"/>
-      <w:bookmarkEnd w:id="0"/>
-    </w:p>
-    <w:p>
-      <w:pPr>
-        <w:pStyle w:val="NormalnyWeb"/>
-      </w:pPr>
-    </w:p>
-    <w:p>
-      <w:pPr>
-        <w:jc w:val="center"/>
-        <w:rPr>
-          <w:i/>
-        </w:rPr>
-      </w:pPr>
-    </w:p>
-    <w:p>
-      <w:pPr>
+      </w:pPr>
+    </w:p>
+    <w:p>
+      <w:pPr>
+        <w:pStyle w:val="Akapitzlist"/>
+        <w:numPr>
+          <w:ilvl w:val="0"/>
+          <w:numId w:val="37"/>
+        </w:numPr>
+        <w:spacing w:before="100" w:beforeAutospacing="1" w:after="100" w:afterAutospacing="1" w:line="240" w:lineRule="auto"/>
+        <w:rPr>
+          <w:rFonts w:eastAsia="Times New Roman" w:cs="Times New Roman"/>
+          <w:kern w:val="0"/>
+          <w:lang w:eastAsia="pl-PL"/>
+          <w14:ligatures w14:val="none"/>
+        </w:rPr>
+      </w:pPr>
+      <w:r>
+        <w:rPr>
+          <w:rFonts w:eastAsia="Times New Roman" w:cs="Times New Roman"/>
+          <w:kern w:val="0"/>
+          <w:lang w:eastAsia="pl-PL"/>
+          <w14:ligatures w14:val="none"/>
+        </w:rPr>
+        <w:t xml:space="preserve">Zamknięte jako zasadne: Stan terminalny oznaczający potwierdzenie naruszenia regulaminu. Moderator uznał zgłoszenie za prawidłowe i podjął odpowiednie działania, np. nałożenie </w:t>
+      </w:r>
+      <w:proofErr w:type="spellStart"/>
+      <w:r>
+        <w:rPr>
+          <w:rFonts w:eastAsia="Times New Roman" w:cs="Times New Roman"/>
+          <w:kern w:val="0"/>
+          <w:lang w:eastAsia="pl-PL"/>
+          <w14:ligatures w14:val="none"/>
+        </w:rPr>
+        <w:t>bana</w:t>
+      </w:r>
+      <w:proofErr w:type="spellEnd"/>
+      <w:r>
+        <w:rPr>
+          <w:rFonts w:eastAsia="Times New Roman" w:cs="Times New Roman"/>
+          <w:kern w:val="0"/>
+          <w:lang w:eastAsia="pl-PL"/>
+          <w14:ligatures w14:val="none"/>
+        </w:rPr>
+        <w:t xml:space="preserve"> lub ograniczenie funkcjonalności konta.</w:t>
+      </w:r>
+    </w:p>
+    <w:p>
+      <w:pPr>
+        <w:pStyle w:val="Akapitzlist"/>
+        <w:spacing w:before="100" w:beforeAutospacing="1" w:after="100" w:afterAutospacing="1" w:line="240" w:lineRule="auto"/>
+        <w:ind w:left="1068"/>
+        <w:rPr>
+          <w:rFonts w:eastAsia="Times New Roman" w:cs="Times New Roman"/>
+          <w:kern w:val="0"/>
+          <w:lang w:eastAsia="pl-PL"/>
+          <w14:ligatures w14:val="none"/>
+        </w:rPr>
+      </w:pPr>
+    </w:p>
+    <w:p>
+      <w:pPr>
+        <w:pStyle w:val="Akapitzlist"/>
+        <w:numPr>
+          <w:ilvl w:val="0"/>
+          <w:numId w:val="37"/>
+        </w:numPr>
+        <w:spacing w:before="100" w:beforeAutospacing="1" w:after="100" w:afterAutospacing="1" w:line="240" w:lineRule="auto"/>
+        <w:rPr>
+          <w:rFonts w:eastAsia="Times New Roman" w:cs="Times New Roman"/>
+          <w:kern w:val="0"/>
+          <w:lang w:eastAsia="pl-PL"/>
+          <w14:ligatures w14:val="none"/>
+        </w:rPr>
+      </w:pPr>
+      <w:r>
+        <w:rPr>
+          <w:rFonts w:eastAsia="Times New Roman" w:cs="Times New Roman"/>
+          <w:kern w:val="0"/>
+          <w:lang w:eastAsia="pl-PL"/>
+          <w14:ligatures w14:val="none"/>
+        </w:rPr>
+        <w:t>Zamknięte jako bezpodstawne: Stan terminalny oznaczający odrzucenie zgłoszenia. Moderator nie stwierdził naruszenia regulaminu i sprawa została zakończona bez konsekwencji dla zgłoszonego użytkownika.</w:t>
+      </w:r>
+    </w:p>
+    <w:p>
+      <w:pPr>
+        <w:pStyle w:val="Akapitzlist"/>
+        <w:spacing w:before="100" w:beforeAutospacing="1" w:after="100" w:afterAutospacing="1" w:line="240" w:lineRule="auto"/>
+        <w:ind w:left="1068"/>
+        <w:rPr>
+          <w:rFonts w:eastAsia="Times New Roman" w:cs="Times New Roman"/>
+          <w:kern w:val="0"/>
+          <w:lang w:eastAsia="pl-PL"/>
+          <w14:ligatures w14:val="none"/>
+        </w:rPr>
+      </w:pPr>
+    </w:p>
+    <w:p>
+      <w:pPr>
+        <w:pStyle w:val="Akapitzlist"/>
+        <w:numPr>
+          <w:ilvl w:val="0"/>
+          <w:numId w:val="37"/>
+        </w:numPr>
+        <w:spacing w:before="100" w:beforeAutospacing="1" w:after="100" w:afterAutospacing="1" w:line="240" w:lineRule="auto"/>
+        <w:rPr>
+          <w:rFonts w:eastAsia="Times New Roman" w:cs="Times New Roman"/>
+          <w:kern w:val="0"/>
+          <w:lang w:eastAsia="pl-PL"/>
+          <w14:ligatures w14:val="none"/>
+        </w:rPr>
+      </w:pPr>
+      <w:r>
+        <w:rPr>
+          <w:rFonts w:eastAsia="Times New Roman" w:cs="Times New Roman"/>
+          <w:kern w:val="0"/>
+          <w:lang w:eastAsia="pl-PL"/>
+          <w14:ligatures w14:val="none"/>
+        </w:rPr>
+        <w:t>Błąd zapisu: Stan terminalny związany z wystąpieniem błędu technicznego podczas rejestrowania zgłoszenia w systemie. Proces nie może być kontynuowany i zostaje zakończony.</w:t>
+      </w:r>
+    </w:p>
+    <w:p>
+      <w:pPr>
+        <w:numPr>
+          <w:ilvl w:val="0"/>
+          <w:numId w:val="44"/>
+        </w:numPr>
+        <w:spacing w:before="100" w:beforeAutospacing="1" w:after="100" w:afterAutospacing="1" w:line="240" w:lineRule="auto"/>
+        <w:rPr>
+          <w:rFonts w:eastAsia="Times New Roman" w:cs="Times New Roman"/>
+          <w:kern w:val="0"/>
+          <w:lang w:eastAsia="pl-PL"/>
+          <w14:ligatures w14:val="none"/>
+        </w:rPr>
+      </w:pPr>
+      <w:r>
+        <w:rPr>
+          <w:rFonts w:eastAsia="Times New Roman" w:cs="Times New Roman"/>
+          <w:kern w:val="0"/>
+          <w:lang w:eastAsia="pl-PL"/>
+          <w14:ligatures w14:val="none"/>
+        </w:rPr>
+        <w:t>Przejścia:</w:t>
+      </w:r>
+    </w:p>
+    <w:p>
+      <w:pPr>
+        <w:pStyle w:val="Akapitzlist"/>
+        <w:numPr>
+          <w:ilvl w:val="0"/>
+          <w:numId w:val="46"/>
+        </w:numPr>
+        <w:spacing w:before="100" w:beforeAutospacing="1" w:after="100" w:afterAutospacing="1" w:line="240" w:lineRule="auto"/>
+        <w:rPr>
+          <w:rFonts w:eastAsia="Times New Roman" w:cs="Times New Roman"/>
+          <w:kern w:val="0"/>
+          <w:lang w:eastAsia="pl-PL"/>
+          <w14:ligatures w14:val="none"/>
+        </w:rPr>
+      </w:pPr>
+      <w:r>
+        <w:rPr>
+          <w:rFonts w:eastAsia="Times New Roman" w:cs="Times New Roman"/>
+          <w:kern w:val="0"/>
+          <w:lang w:eastAsia="pl-PL"/>
+          <w14:ligatures w14:val="none"/>
+        </w:rPr>
+        <w:t>utworzono zgłoszenie: Zdarzenie inicjujące proces. Powoduje utworzenie nowego obiektu zgłoszenia i przejście do stanu Weryfikowane.</w:t>
+      </w:r>
+    </w:p>
+    <w:p>
+      <w:pPr>
+        <w:pStyle w:val="Akapitzlist"/>
+        <w:spacing w:before="100" w:beforeAutospacing="1" w:after="100" w:afterAutospacing="1" w:line="240" w:lineRule="auto"/>
+        <w:rPr>
+          <w:rFonts w:eastAsia="Times New Roman" w:cs="Times New Roman"/>
+          <w:kern w:val="0"/>
+          <w:lang w:eastAsia="pl-PL"/>
+          <w14:ligatures w14:val="none"/>
+        </w:rPr>
+      </w:pPr>
+    </w:p>
+    <w:p>
+      <w:pPr>
+        <w:pStyle w:val="Akapitzlist"/>
+        <w:numPr>
+          <w:ilvl w:val="0"/>
+          <w:numId w:val="46"/>
+        </w:numPr>
+        <w:spacing w:before="100" w:beforeAutospacing="1" w:after="100" w:afterAutospacing="1" w:line="240" w:lineRule="auto"/>
+        <w:rPr>
+          <w:rFonts w:eastAsia="Times New Roman" w:cs="Times New Roman"/>
+          <w:kern w:val="0"/>
+          <w:lang w:eastAsia="pl-PL"/>
+          <w14:ligatures w14:val="none"/>
+        </w:rPr>
+      </w:pPr>
+      <w:r>
+        <w:rPr>
+          <w:rFonts w:eastAsia="Times New Roman" w:cs="Times New Roman"/>
+          <w:kern w:val="0"/>
+          <w:lang w:eastAsia="pl-PL"/>
+          <w14:ligatures w14:val="none"/>
+        </w:rPr>
+        <w:t>dane poprawne: Przejście wykonywane po pomyślnej weryfikacji formularza zgłoszenia. Powoduje przejście do stanu Zapisane.</w:t>
+      </w:r>
+    </w:p>
+    <w:p>
+      <w:pPr>
+        <w:pStyle w:val="Akapitzlist"/>
+        <w:spacing w:before="100" w:beforeAutospacing="1" w:after="100" w:afterAutospacing="1" w:line="240" w:lineRule="auto"/>
+        <w:rPr>
+          <w:rFonts w:eastAsia="Times New Roman" w:cs="Times New Roman"/>
+          <w:kern w:val="0"/>
+          <w:lang w:eastAsia="pl-PL"/>
+          <w14:ligatures w14:val="none"/>
+        </w:rPr>
+      </w:pPr>
+    </w:p>
+    <w:p>
+      <w:pPr>
+        <w:pStyle w:val="Akapitzlist"/>
+        <w:numPr>
+          <w:ilvl w:val="0"/>
+          <w:numId w:val="46"/>
+        </w:numPr>
+        <w:spacing w:before="100" w:beforeAutospacing="1" w:after="100" w:afterAutospacing="1" w:line="240" w:lineRule="auto"/>
+        <w:rPr>
+          <w:rFonts w:eastAsia="Times New Roman" w:cs="Times New Roman"/>
+          <w:kern w:val="0"/>
+          <w:lang w:eastAsia="pl-PL"/>
+          <w14:ligatures w14:val="none"/>
+        </w:rPr>
+      </w:pPr>
+      <w:r>
+        <w:rPr>
+          <w:rFonts w:eastAsia="Times New Roman" w:cs="Times New Roman"/>
+          <w:kern w:val="0"/>
+          <w:lang w:eastAsia="pl-PL"/>
+          <w14:ligatures w14:val="none"/>
+        </w:rPr>
+        <w:t>zapis nieudany: Przejście uruchamiane w przypadku wystąpienia błędu podczas zapisu danych. Powoduje przejście do stanu Błąd zapisu.</w:t>
+      </w:r>
+    </w:p>
+    <w:p>
+      <w:pPr>
+        <w:pStyle w:val="Akapitzlist"/>
+        <w:spacing w:before="100" w:beforeAutospacing="1" w:after="100" w:afterAutospacing="1" w:line="240" w:lineRule="auto"/>
+        <w:rPr>
+          <w:rFonts w:eastAsia="Times New Roman" w:cs="Times New Roman"/>
+          <w:kern w:val="0"/>
+          <w:lang w:eastAsia="pl-PL"/>
+          <w14:ligatures w14:val="none"/>
+        </w:rPr>
+      </w:pPr>
+    </w:p>
+    <w:p>
+      <w:pPr>
+        <w:pStyle w:val="Akapitzlist"/>
+        <w:numPr>
+          <w:ilvl w:val="0"/>
+          <w:numId w:val="46"/>
+        </w:numPr>
+        <w:spacing w:before="100" w:beforeAutospacing="1" w:after="100" w:afterAutospacing="1" w:line="240" w:lineRule="auto"/>
+        <w:rPr>
+          <w:rFonts w:eastAsia="Times New Roman" w:cs="Times New Roman"/>
+          <w:kern w:val="0"/>
+          <w:lang w:eastAsia="pl-PL"/>
+          <w14:ligatures w14:val="none"/>
+        </w:rPr>
+      </w:pPr>
+      <w:r>
+        <w:rPr>
+          <w:rFonts w:eastAsia="Times New Roman" w:cs="Times New Roman"/>
+          <w:kern w:val="0"/>
+          <w:lang w:eastAsia="pl-PL"/>
+          <w14:ligatures w14:val="none"/>
+        </w:rPr>
+        <w:t>zapis udany: Przejście realizowane po poprawnym zapisaniu zgłoszenia w bazie danych. Powoduje rozpoczęcie automatycznej analizy przez moduł AI.</w:t>
+      </w:r>
+    </w:p>
+    <w:p>
+      <w:pPr>
+        <w:pStyle w:val="Akapitzlist"/>
+        <w:spacing w:before="100" w:beforeAutospacing="1" w:after="100" w:afterAutospacing="1" w:line="240" w:lineRule="auto"/>
+        <w:rPr>
+          <w:rFonts w:eastAsia="Times New Roman" w:cs="Times New Roman"/>
+          <w:kern w:val="0"/>
+          <w:lang w:eastAsia="pl-PL"/>
+          <w14:ligatures w14:val="none"/>
+        </w:rPr>
+      </w:pPr>
+    </w:p>
+    <w:p>
+      <w:pPr>
+        <w:pStyle w:val="Akapitzlist"/>
+        <w:numPr>
+          <w:ilvl w:val="0"/>
+          <w:numId w:val="46"/>
+        </w:numPr>
+        <w:spacing w:before="100" w:beforeAutospacing="1" w:after="100" w:afterAutospacing="1" w:line="240" w:lineRule="auto"/>
+        <w:rPr>
+          <w:rFonts w:eastAsia="Times New Roman" w:cs="Times New Roman"/>
+          <w:kern w:val="0"/>
+          <w:lang w:eastAsia="pl-PL"/>
+          <w14:ligatures w14:val="none"/>
+        </w:rPr>
+      </w:pPr>
+      <w:r>
+        <w:rPr>
+          <w:rFonts w:eastAsia="Times New Roman" w:cs="Times New Roman"/>
+          <w:kern w:val="0"/>
+          <w:lang w:eastAsia="pl-PL"/>
+          <w14:ligatures w14:val="none"/>
+        </w:rPr>
+        <w:t>wysokie ryzyko: Przejście wykonywane po wykryciu podwyższonego poziomu zagrożenia przez moduł AI. Powoduje oznaczenie zgłoszenia jako pilnego.</w:t>
+      </w:r>
+    </w:p>
+    <w:p>
+      <w:pPr>
+        <w:pStyle w:val="Akapitzlist"/>
+        <w:spacing w:before="100" w:beforeAutospacing="1" w:after="100" w:afterAutospacing="1" w:line="240" w:lineRule="auto"/>
+        <w:rPr>
+          <w:rFonts w:eastAsia="Times New Roman" w:cs="Times New Roman"/>
+          <w:kern w:val="0"/>
+          <w:lang w:eastAsia="pl-PL"/>
+          <w14:ligatures w14:val="none"/>
+        </w:rPr>
+      </w:pPr>
+    </w:p>
+    <w:p>
+      <w:pPr>
+        <w:pStyle w:val="Akapitzlist"/>
+        <w:numPr>
+          <w:ilvl w:val="0"/>
+          <w:numId w:val="46"/>
+        </w:numPr>
+        <w:spacing w:before="100" w:beforeAutospacing="1" w:after="100" w:afterAutospacing="1" w:line="240" w:lineRule="auto"/>
+        <w:rPr>
+          <w:rFonts w:eastAsia="Times New Roman" w:cs="Times New Roman"/>
+          <w:kern w:val="0"/>
+          <w:lang w:eastAsia="pl-PL"/>
+          <w14:ligatures w14:val="none"/>
+        </w:rPr>
+      </w:pPr>
+      <w:r>
+        <w:rPr>
+          <w:rFonts w:eastAsia="Times New Roman" w:cs="Times New Roman"/>
+          <w:kern w:val="0"/>
+          <w:lang w:eastAsia="pl-PL"/>
+          <w14:ligatures w14:val="none"/>
+        </w:rPr>
+        <w:t>brak wysokiego ryzyka: Przejście wykonywane po zakończeniu analizy AI bez wykrycia istotnych zagrożeń. Powoduje skierowanie zgłoszenia do kolejki moderatora.</w:t>
+      </w:r>
+    </w:p>
+    <w:p>
+      <w:pPr>
+        <w:pStyle w:val="Akapitzlist"/>
+        <w:spacing w:before="100" w:beforeAutospacing="1" w:after="100" w:afterAutospacing="1" w:line="240" w:lineRule="auto"/>
+        <w:rPr>
+          <w:rFonts w:eastAsia="Times New Roman" w:cs="Times New Roman"/>
+          <w:kern w:val="0"/>
+          <w:lang w:eastAsia="pl-PL"/>
+          <w14:ligatures w14:val="none"/>
+        </w:rPr>
+      </w:pPr>
+    </w:p>
+    <w:p>
+      <w:pPr>
+        <w:pStyle w:val="Akapitzlist"/>
+        <w:numPr>
+          <w:ilvl w:val="0"/>
+          <w:numId w:val="46"/>
+        </w:numPr>
+        <w:spacing w:before="100" w:beforeAutospacing="1" w:after="100" w:afterAutospacing="1" w:line="240" w:lineRule="auto"/>
+        <w:rPr>
+          <w:rFonts w:eastAsia="Times New Roman" w:cs="Times New Roman"/>
+          <w:kern w:val="0"/>
+          <w:lang w:eastAsia="pl-PL"/>
+          <w14:ligatures w14:val="none"/>
+        </w:rPr>
+      </w:pPr>
+      <w:r>
+        <w:rPr>
+          <w:rFonts w:eastAsia="Times New Roman" w:cs="Times New Roman"/>
+          <w:kern w:val="0"/>
+          <w:lang w:eastAsia="pl-PL"/>
+          <w14:ligatures w14:val="none"/>
+        </w:rPr>
+        <w:t>oznaczono jako pilne: Przejście przekazujące zgłoszenie oznaczone jako pilne do kolejki moderatora.</w:t>
+      </w:r>
+    </w:p>
+    <w:p>
+      <w:pPr>
+        <w:pStyle w:val="Akapitzlist"/>
+        <w:spacing w:before="100" w:beforeAutospacing="1" w:after="100" w:afterAutospacing="1" w:line="240" w:lineRule="auto"/>
+        <w:rPr>
+          <w:rFonts w:eastAsia="Times New Roman" w:cs="Times New Roman"/>
+          <w:kern w:val="0"/>
+          <w:lang w:eastAsia="pl-PL"/>
+          <w14:ligatures w14:val="none"/>
+        </w:rPr>
+      </w:pPr>
+    </w:p>
+    <w:p>
+      <w:pPr>
+        <w:pStyle w:val="Akapitzlist"/>
+        <w:numPr>
+          <w:ilvl w:val="0"/>
+          <w:numId w:val="46"/>
+        </w:numPr>
+        <w:spacing w:before="100" w:beforeAutospacing="1" w:after="100" w:afterAutospacing="1" w:line="240" w:lineRule="auto"/>
+        <w:rPr>
+          <w:rFonts w:eastAsia="Times New Roman" w:cs="Times New Roman"/>
+          <w:kern w:val="0"/>
+          <w:lang w:eastAsia="pl-PL"/>
+          <w14:ligatures w14:val="none"/>
+        </w:rPr>
+      </w:pPr>
+      <w:r>
+        <w:rPr>
+          <w:rFonts w:eastAsia="Times New Roman" w:cs="Times New Roman"/>
+          <w:kern w:val="0"/>
+          <w:lang w:eastAsia="pl-PL"/>
+          <w14:ligatures w14:val="none"/>
+        </w:rPr>
+        <w:t>moderator pobiera zgłoszenie: Przejście rozpoczynające proces ręcznej analizy przez moderatora.</w:t>
+      </w:r>
+    </w:p>
+    <w:p>
+      <w:pPr>
+        <w:pStyle w:val="Akapitzlist"/>
+        <w:numPr>
+          <w:ilvl w:val="0"/>
+          <w:numId w:val="46"/>
+        </w:numPr>
+        <w:spacing w:before="100" w:beforeAutospacing="1" w:after="100" w:afterAutospacing="1" w:line="240" w:lineRule="auto"/>
+        <w:rPr>
+          <w:rFonts w:eastAsia="Times New Roman" w:cs="Times New Roman"/>
+          <w:kern w:val="0"/>
+          <w:lang w:eastAsia="pl-PL"/>
+          <w14:ligatures w14:val="none"/>
+        </w:rPr>
+      </w:pPr>
+      <w:r>
+        <w:rPr>
+          <w:rFonts w:eastAsia="Times New Roman" w:cs="Times New Roman"/>
+          <w:kern w:val="0"/>
+          <w:lang w:eastAsia="pl-PL"/>
+          <w14:ligatures w14:val="none"/>
+        </w:rPr>
+        <w:lastRenderedPageBreak/>
+        <w:t xml:space="preserve">zgłoszenie zasadne / </w:t>
+      </w:r>
+      <w:proofErr w:type="spellStart"/>
+      <w:r>
+        <w:rPr>
+          <w:rFonts w:eastAsia="Times New Roman" w:cs="Times New Roman"/>
+          <w:kern w:val="0"/>
+          <w:lang w:eastAsia="pl-PL"/>
+          <w14:ligatures w14:val="none"/>
+        </w:rPr>
+        <w:t>ban</w:t>
+      </w:r>
+      <w:proofErr w:type="spellEnd"/>
+      <w:r>
+        <w:rPr>
+          <w:rFonts w:eastAsia="Times New Roman" w:cs="Times New Roman"/>
+          <w:kern w:val="0"/>
+          <w:lang w:eastAsia="pl-PL"/>
+          <w14:ligatures w14:val="none"/>
+        </w:rPr>
+        <w:t xml:space="preserve"> lub ograniczenie: Przejście wykonywane po pozytywnej decyzji moderatora. Powoduje zamknięcie zgłoszenia z potwierdzeniem naruszenia regulaminu.</w:t>
+      </w:r>
+    </w:p>
+    <w:p>
+      <w:pPr>
+        <w:pStyle w:val="Akapitzlist"/>
+        <w:spacing w:before="100" w:beforeAutospacing="1" w:after="100" w:afterAutospacing="1" w:line="240" w:lineRule="auto"/>
+        <w:rPr>
+          <w:rFonts w:eastAsia="Times New Roman" w:cs="Times New Roman"/>
+          <w:kern w:val="0"/>
+          <w:lang w:eastAsia="pl-PL"/>
+          <w14:ligatures w14:val="none"/>
+        </w:rPr>
+      </w:pPr>
+    </w:p>
+    <w:p>
+      <w:pPr>
+        <w:pStyle w:val="Akapitzlist"/>
+        <w:numPr>
+          <w:ilvl w:val="0"/>
+          <w:numId w:val="46"/>
+        </w:numPr>
+        <w:spacing w:before="100" w:beforeAutospacing="1" w:after="100" w:afterAutospacing="1" w:line="240" w:lineRule="auto"/>
+        <w:rPr>
+          <w:rFonts w:eastAsia="Times New Roman" w:cs="Times New Roman"/>
+          <w:kern w:val="0"/>
+          <w:lang w:eastAsia="pl-PL"/>
+          <w14:ligatures w14:val="none"/>
+        </w:rPr>
+      </w:pPr>
+      <w:r>
+        <w:rPr>
+          <w:rFonts w:eastAsia="Times New Roman" w:cs="Times New Roman"/>
+          <w:kern w:val="0"/>
+          <w:lang w:eastAsia="pl-PL"/>
+          <w14:ligatures w14:val="none"/>
+        </w:rPr>
+        <w:t>zgłoszenie bezpodstawne: Przejście wykonywane po negatywnej decyzji moderatora. Powoduje zamknięcie zgłoszenia bez konsekwencji dla zgłoszonego użytkownika.</w:t>
+      </w:r>
+    </w:p>
+    <w:p>
+      <w:pPr>
+        <w:pStyle w:val="Akapitzlist"/>
+        <w:spacing w:before="100" w:beforeAutospacing="1" w:after="100" w:afterAutospacing="1" w:line="240" w:lineRule="auto"/>
+        <w:rPr>
+          <w:rFonts w:eastAsia="Times New Roman" w:cs="Times New Roman"/>
+          <w:kern w:val="0"/>
+          <w:lang w:eastAsia="pl-PL"/>
+          <w14:ligatures w14:val="none"/>
+        </w:rPr>
+      </w:pPr>
+    </w:p>
+    <w:p>
+      <w:pPr>
+        <w:pStyle w:val="Akapitzlist"/>
+        <w:numPr>
+          <w:ilvl w:val="0"/>
+          <w:numId w:val="46"/>
+        </w:numPr>
+        <w:spacing w:before="100" w:beforeAutospacing="1" w:after="100" w:afterAutospacing="1" w:line="240" w:lineRule="auto"/>
+        <w:rPr>
+          <w:rFonts w:eastAsia="Times New Roman" w:cs="Times New Roman"/>
+          <w:kern w:val="0"/>
+          <w:lang w:eastAsia="pl-PL"/>
+          <w14:ligatures w14:val="none"/>
+        </w:rPr>
+      </w:pPr>
+      <w:r>
+        <w:rPr>
+          <w:rFonts w:eastAsia="Times New Roman" w:cs="Times New Roman"/>
+          <w:kern w:val="0"/>
+          <w:lang w:eastAsia="pl-PL"/>
+          <w14:ligatures w14:val="none"/>
+        </w:rPr>
+        <w:t>zamknięcie: Przejście prowadzące do zakończenia cyklu życia zgłoszenia po podjęciu ostatecznej decyzji.</w:t>
+      </w:r>
+    </w:p>
+    <w:p>
+      <w:pPr>
+        <w:pStyle w:val="Akapitzlist"/>
+        <w:spacing w:before="100" w:beforeAutospacing="1" w:after="100" w:afterAutospacing="1" w:line="240" w:lineRule="auto"/>
+        <w:rPr>
+          <w:rFonts w:eastAsia="Times New Roman" w:cs="Times New Roman"/>
+          <w:kern w:val="0"/>
+          <w:lang w:eastAsia="pl-PL"/>
+          <w14:ligatures w14:val="none"/>
+        </w:rPr>
+      </w:pPr>
+    </w:p>
+    <w:p>
+      <w:pPr>
+        <w:pStyle w:val="Akapitzlist"/>
+        <w:numPr>
+          <w:ilvl w:val="0"/>
+          <w:numId w:val="46"/>
+        </w:numPr>
+        <w:spacing w:before="100" w:beforeAutospacing="1" w:after="100" w:afterAutospacing="1" w:line="240" w:lineRule="auto"/>
+        <w:rPr>
+          <w:rFonts w:eastAsia="Times New Roman" w:cs="Times New Roman"/>
+          <w:kern w:val="0"/>
+          <w:lang w:eastAsia="pl-PL"/>
+          <w14:ligatures w14:val="none"/>
+        </w:rPr>
+      </w:pPr>
+      <w:r>
+        <w:rPr>
+          <w:rFonts w:eastAsia="Times New Roman" w:cs="Times New Roman"/>
+          <w:kern w:val="0"/>
+          <w:lang w:eastAsia="pl-PL"/>
+          <w14:ligatures w14:val="none"/>
+        </w:rPr>
+        <w:t>koniec procesu: Przejście kończące proces w przypadku wystąpienia błędu zapisu.</w:t>
+      </w:r>
+    </w:p>
+    <w:p>
+      <w:pPr>
+        <w:numPr>
+          <w:ilvl w:val="0"/>
+          <w:numId w:val="45"/>
+        </w:numPr>
+        <w:spacing w:before="100" w:beforeAutospacing="1" w:after="100" w:afterAutospacing="1" w:line="240" w:lineRule="auto"/>
+        <w:rPr>
+          <w:rFonts w:eastAsia="Times New Roman" w:cs="Times New Roman"/>
+          <w:kern w:val="0"/>
+          <w:lang w:eastAsia="pl-PL"/>
+          <w14:ligatures w14:val="none"/>
+        </w:rPr>
+      </w:pPr>
+      <w:proofErr w:type="spellStart"/>
+      <w:r>
+        <w:rPr>
+          <w:rFonts w:eastAsia="Times New Roman" w:cs="Times New Roman"/>
+          <w:kern w:val="0"/>
+          <w:lang w:eastAsia="pl-PL"/>
+          <w14:ligatures w14:val="none"/>
+        </w:rPr>
+        <w:t>Pseudostany</w:t>
+      </w:r>
+      <w:proofErr w:type="spellEnd"/>
+      <w:r>
+        <w:rPr>
+          <w:rFonts w:eastAsia="Times New Roman" w:cs="Times New Roman"/>
+          <w:kern w:val="0"/>
+          <w:lang w:eastAsia="pl-PL"/>
+          <w14:ligatures w14:val="none"/>
+        </w:rPr>
+        <w:t>:</w:t>
+      </w:r>
+    </w:p>
+    <w:p>
+      <w:pPr>
+        <w:spacing w:before="100" w:beforeAutospacing="1" w:after="100" w:afterAutospacing="1" w:line="240" w:lineRule="auto"/>
+        <w:rPr>
+          <w:rFonts w:eastAsia="Times New Roman" w:cs="Times New Roman"/>
+          <w:kern w:val="0"/>
+          <w:lang w:eastAsia="pl-PL"/>
+          <w14:ligatures w14:val="none"/>
+        </w:rPr>
+      </w:pPr>
+      <w:r>
+        <w:rPr>
+          <w:rFonts w:eastAsia="Times New Roman" w:cs="Times New Roman"/>
+          <w:kern w:val="0"/>
+          <w:lang w:eastAsia="pl-PL"/>
+          <w14:ligatures w14:val="none"/>
+        </w:rPr>
+        <w:t>Stan początkowy: Miejsce wejścia do maszyny stanów. Aktywuje się w momencie utworzenia nowego zgłoszenia przez użytkownika systemu.</w:t>
+      </w:r>
+    </w:p>
+    <w:p>
+      <w:pPr>
+        <w:spacing w:before="100" w:beforeAutospacing="1" w:after="100" w:afterAutospacing="1" w:line="240" w:lineRule="auto"/>
+        <w:rPr>
+          <w:rFonts w:eastAsia="Times New Roman" w:cs="Times New Roman"/>
+          <w:kern w:val="0"/>
+          <w:lang w:eastAsia="pl-PL"/>
+          <w14:ligatures w14:val="none"/>
+        </w:rPr>
+      </w:pPr>
+      <w:r>
+        <w:rPr>
+          <w:rFonts w:eastAsia="Times New Roman" w:cs="Times New Roman"/>
+          <w:kern w:val="0"/>
+          <w:lang w:eastAsia="pl-PL"/>
+          <w14:ligatures w14:val="none"/>
+        </w:rPr>
+        <w:t>Stan końcowy: Miejsce docelowe, do którego prowadzą stany Zamknięte jako zasadne, Zamknięte jako bezpodstawne oraz Błąd zapisu. Oznacza zakończenie cyklu życia obiektu zgłoszenia i brak dalszego przetwarzania przez system.</w:t>
+      </w:r>
+    </w:p>
+    <w:p>
+      <w:pPr>
+        <w:spacing w:before="100" w:beforeAutospacing="1" w:after="100" w:afterAutospacing="1" w:line="240" w:lineRule="auto"/>
         <w:rPr>
           <w:i/>
         </w:rPr>
@@ -5563,7 +8078,7 @@
 </file>
 
 <file path=word/numbering.xml><?xml version="1.0" encoding="utf-8"?>
-<w:numbering xmlns:wpc="http://schemas.microsoft.com/office/word/2010/wordprocessingCanvas" xmlns:cx="http://schemas.microsoft.com/office/drawing/2014/chartex" xmlns:mc="http://schemas.openxmlformats.org/markup-compatibility/2006" xmlns:o="urn:schemas-microsoft-com:office:office" xmlns:r="http://schemas.openxmlformats.org/officeDocument/2006/relationships" xmlns:m="http://schemas.openxmlformats.org/officeDocument/2006/math" xmlns:v="urn:schemas-microsoft-com:vml" xmlns:wp14="http://schemas.microsoft.com/office/word/2010/wordprocessingDrawing" xmlns:wp="http://schemas.openxmlformats.org/drawingml/2006/wordprocessingDrawing" xmlns:w10="urn:schemas-microsoft-com:office:word" xmlns:w="http://schemas.openxmlformats.org/wordprocessingml/2006/main" xmlns:w14="http://schemas.microsoft.com/office/word/2010/wordml" xmlns:w15="http://schemas.microsoft.com/office/word/2012/wordml" xmlns:w16se="http://schemas.microsoft.com/office/word/2015/wordml/symex" xmlns:wpg="http://schemas.microsoft.com/office/word/2010/wordprocessingGroup" xmlns:wpi="http://schemas.microsoft.com/office/word/2010/wordprocessingInk" xmlns:wne="http://schemas.microsoft.com/office/word/2006/wordml" xmlns:wps="http://schemas.microsoft.com/office/word/2010/wordprocessingShape" mc:Ignorable="w14 w15 w16se wp14">
+<w:numbering xmlns:wpc="http://schemas.microsoft.com/office/word/2010/wordprocessingCanvas" xmlns:cx="http://schemas.microsoft.com/office/drawing/2014/chartex" xmlns:cx1="http://schemas.microsoft.com/office/drawing/2015/9/8/chartex" xmlns:cx2="http://schemas.microsoft.com/office/drawing/2015/10/21/chartex" xmlns:cx3="http://schemas.microsoft.com/office/drawing/2016/5/9/chartex" xmlns:cx4="http://schemas.microsoft.com/office/drawing/2016/5/10/chartex" xmlns:cx5="http://schemas.microsoft.com/office/drawing/2016/5/11/chartex" xmlns:cx6="http://schemas.microsoft.com/office/drawing/2016/5/12/chartex" xmlns:cx7="http://schemas.microsoft.com/office/drawing/2016/5/13/chartex" xmlns:cx8="http://schemas.microsoft.com/office/drawing/2016/5/14/chartex" xmlns:mc="http://schemas.openxmlformats.org/markup-compatibility/2006" xmlns:aink="http://schemas.microsoft.com/office/drawing/2016/ink" xmlns:am3d="http://schemas.microsoft.com/office/drawing/2017/model3d" xmlns:o="urn:schemas-microsoft-com:office:office" xmlns:oel="http://schemas.microsoft.com/office/2019/extlst" xmlns:r="http://schemas.openxmlformats.org/officeDocument/2006/relationships" xmlns:m="http://schemas.openxmlformats.org/officeDocument/2006/math" xmlns:v="urn:schemas-microsoft-com:vml" xmlns:wp14="http://schemas.microsoft.com/office/word/2010/wordprocessingDrawing" xmlns:wp="http://schemas.openxmlformats.org/drawingml/2006/wordprocessingDrawing" xmlns:w10="urn:schemas-microsoft-com:office:word" xmlns:w="http://schemas.openxmlformats.org/wordprocessingml/2006/main" xmlns:w14="http://schemas.microsoft.com/office/word/2010/wordml" xmlns:w15="http://schemas.microsoft.com/office/word/2012/wordml" xmlns:w16cex="http://schemas.microsoft.com/office/word/2018/wordml/cex" xmlns:w16cid="http://schemas.microsoft.com/office/word/2016/wordml/cid" xmlns:w16="http://schemas.microsoft.com/office/word/2018/wordml" xmlns:w16du="http://schemas.microsoft.com/office/word/2023/wordml/word16du" xmlns:w16sdtdh="http://schemas.microsoft.com/office/word/2020/wordml/sdtdatahash" xmlns:w16sdtfl="http://schemas.microsoft.com/office/word/2024/wordml/sdtformatlock" xmlns:w16se="http://schemas.microsoft.com/office/word/2015/wordml/symex" xmlns:wpg="http://schemas.microsoft.com/office/word/2010/wordprocessingGroup" xmlns:wpi="http://schemas.microsoft.com/office/word/2010/wordprocessingInk" xmlns:wne="http://schemas.microsoft.com/office/word/2006/wordml" xmlns:wps="http://schemas.microsoft.com/office/word/2010/wordprocessingShape" mc:Ignorable="w14 w15 w16se w16cid w16 w16cex w16sdtdh w16sdtfl w16du wp14">
   <w:abstractNum w:abstractNumId="0" w15:restartNumberingAfterBreak="0">
     <w:nsid w:val="00833FD3"/>
     <w:multiLevelType w:val="hybridMultilevel"/>
@@ -7729,92 +10244,237 @@
     </w:lvl>
   </w:abstractNum>
   <w:abstractNum w:abstractNumId="18" w15:restartNumberingAfterBreak="0">
-    <w:nsid w:val="34027F78"/>
+    <w:nsid w:val="30393AB2"/>
     <w:multiLevelType w:val="hybridMultilevel"/>
-    <w:tmpl w:val="B7B631FA"/>
-    <w:lvl w:ilvl="0" w:tplc="0415000F">
-      <w:start w:val="1"/>
-      <w:numFmt w:val="decimal"/>
-      <w:lvlText w:val="%1."/>
+    <w:tmpl w:val="9D182898"/>
+    <w:lvl w:ilvl="0" w:tplc="04150001">
+      <w:start w:val="1"/>
+      <w:numFmt w:val="bullet"/>
+      <w:lvlText w:val=""/>
       <w:lvlJc w:val="left"/>
       <w:pPr>
         <w:ind w:left="720" w:hanging="360"/>
       </w:pPr>
-    </w:lvl>
-    <w:lvl w:ilvl="1" w:tplc="04150019" w:tentative="1">
-      <w:start w:val="1"/>
-      <w:numFmt w:val="lowerLetter"/>
-      <w:lvlText w:val="%2."/>
+      <w:rPr>
+        <w:rFonts w:ascii="Symbol" w:hAnsi="Symbol" w:hint="default"/>
+      </w:rPr>
+    </w:lvl>
+    <w:lvl w:ilvl="1" w:tplc="04150003" w:tentative="1">
+      <w:start w:val="1"/>
+      <w:numFmt w:val="bullet"/>
+      <w:lvlText w:val="o"/>
       <w:lvlJc w:val="left"/>
       <w:pPr>
         <w:ind w:left="1440" w:hanging="360"/>
       </w:pPr>
-    </w:lvl>
-    <w:lvl w:ilvl="2" w:tplc="0415001B" w:tentative="1">
-      <w:start w:val="1"/>
-      <w:numFmt w:val="lowerRoman"/>
-      <w:lvlText w:val="%3."/>
-      <w:lvlJc w:val="right"/>
-      <w:pPr>
-        <w:ind w:left="2160" w:hanging="180"/>
-      </w:pPr>
-    </w:lvl>
-    <w:lvl w:ilvl="3" w:tplc="0415000F" w:tentative="1">
-      <w:start w:val="1"/>
-      <w:numFmt w:val="decimal"/>
-      <w:lvlText w:val="%4."/>
+      <w:rPr>
+        <w:rFonts w:ascii="Courier New" w:hAnsi="Courier New" w:cs="Courier New" w:hint="default"/>
+      </w:rPr>
+    </w:lvl>
+    <w:lvl w:ilvl="2" w:tplc="04150005" w:tentative="1">
+      <w:start w:val="1"/>
+      <w:numFmt w:val="bullet"/>
+      <w:lvlText w:val=""/>
+      <w:lvlJc w:val="left"/>
+      <w:pPr>
+        <w:ind w:left="2160" w:hanging="360"/>
+      </w:pPr>
+      <w:rPr>
+        <w:rFonts w:ascii="Wingdings" w:hAnsi="Wingdings" w:hint="default"/>
+      </w:rPr>
+    </w:lvl>
+    <w:lvl w:ilvl="3" w:tplc="04150001" w:tentative="1">
+      <w:start w:val="1"/>
+      <w:numFmt w:val="bullet"/>
+      <w:lvlText w:val=""/>
       <w:lvlJc w:val="left"/>
       <w:pPr>
         <w:ind w:left="2880" w:hanging="360"/>
       </w:pPr>
-    </w:lvl>
-    <w:lvl w:ilvl="4" w:tplc="04150019" w:tentative="1">
-      <w:start w:val="1"/>
-      <w:numFmt w:val="lowerLetter"/>
-      <w:lvlText w:val="%5."/>
+      <w:rPr>
+        <w:rFonts w:ascii="Symbol" w:hAnsi="Symbol" w:hint="default"/>
+      </w:rPr>
+    </w:lvl>
+    <w:lvl w:ilvl="4" w:tplc="04150003" w:tentative="1">
+      <w:start w:val="1"/>
+      <w:numFmt w:val="bullet"/>
+      <w:lvlText w:val="o"/>
       <w:lvlJc w:val="left"/>
       <w:pPr>
         <w:ind w:left="3600" w:hanging="360"/>
       </w:pPr>
-    </w:lvl>
-    <w:lvl w:ilvl="5" w:tplc="0415001B" w:tentative="1">
-      <w:start w:val="1"/>
-      <w:numFmt w:val="lowerRoman"/>
-      <w:lvlText w:val="%6."/>
-      <w:lvlJc w:val="right"/>
-      <w:pPr>
-        <w:ind w:left="4320" w:hanging="180"/>
-      </w:pPr>
-    </w:lvl>
-    <w:lvl w:ilvl="6" w:tplc="0415000F" w:tentative="1">
-      <w:start w:val="1"/>
-      <w:numFmt w:val="decimal"/>
-      <w:lvlText w:val="%7."/>
+      <w:rPr>
+        <w:rFonts w:ascii="Courier New" w:hAnsi="Courier New" w:cs="Courier New" w:hint="default"/>
+      </w:rPr>
+    </w:lvl>
+    <w:lvl w:ilvl="5" w:tplc="04150005" w:tentative="1">
+      <w:start w:val="1"/>
+      <w:numFmt w:val="bullet"/>
+      <w:lvlText w:val=""/>
+      <w:lvlJc w:val="left"/>
+      <w:pPr>
+        <w:ind w:left="4320" w:hanging="360"/>
+      </w:pPr>
+      <w:rPr>
+        <w:rFonts w:ascii="Wingdings" w:hAnsi="Wingdings" w:hint="default"/>
+      </w:rPr>
+    </w:lvl>
+    <w:lvl w:ilvl="6" w:tplc="04150001" w:tentative="1">
+      <w:start w:val="1"/>
+      <w:numFmt w:val="bullet"/>
+      <w:lvlText w:val=""/>
       <w:lvlJc w:val="left"/>
       <w:pPr>
         <w:ind w:left="5040" w:hanging="360"/>
       </w:pPr>
-    </w:lvl>
-    <w:lvl w:ilvl="7" w:tplc="04150019" w:tentative="1">
-      <w:start w:val="1"/>
-      <w:numFmt w:val="lowerLetter"/>
-      <w:lvlText w:val="%8."/>
+      <w:rPr>
+        <w:rFonts w:ascii="Symbol" w:hAnsi="Symbol" w:hint="default"/>
+      </w:rPr>
+    </w:lvl>
+    <w:lvl w:ilvl="7" w:tplc="04150003" w:tentative="1">
+      <w:start w:val="1"/>
+      <w:numFmt w:val="bullet"/>
+      <w:lvlText w:val="o"/>
       <w:lvlJc w:val="left"/>
       <w:pPr>
         <w:ind w:left="5760" w:hanging="360"/>
       </w:pPr>
-    </w:lvl>
-    <w:lvl w:ilvl="8" w:tplc="0415001B" w:tentative="1">
-      <w:start w:val="1"/>
-      <w:numFmt w:val="lowerRoman"/>
-      <w:lvlText w:val="%9."/>
-      <w:lvlJc w:val="right"/>
-      <w:pPr>
-        <w:ind w:left="6480" w:hanging="180"/>
-      </w:pPr>
+      <w:rPr>
+        <w:rFonts w:ascii="Courier New" w:hAnsi="Courier New" w:cs="Courier New" w:hint="default"/>
+      </w:rPr>
+    </w:lvl>
+    <w:lvl w:ilvl="8" w:tplc="04150005" w:tentative="1">
+      <w:start w:val="1"/>
+      <w:numFmt w:val="bullet"/>
+      <w:lvlText w:val=""/>
+      <w:lvlJc w:val="left"/>
+      <w:pPr>
+        <w:ind w:left="6480" w:hanging="360"/>
+      </w:pPr>
+      <w:rPr>
+        <w:rFonts w:ascii="Wingdings" w:hAnsi="Wingdings" w:hint="default"/>
+      </w:rPr>
     </w:lvl>
   </w:abstractNum>
   <w:abstractNum w:abstractNumId="19" w15:restartNumberingAfterBreak="0">
+    <w:nsid w:val="34027F78"/>
+    <w:multiLevelType w:val="multilevel"/>
+    <w:tmpl w:val="F106F26A"/>
+    <w:lvl w:ilvl="0">
+      <w:start w:val="1"/>
+      <w:numFmt w:val="decimal"/>
+      <w:lvlText w:val="%1."/>
+      <w:lvlJc w:val="left"/>
+      <w:pPr>
+        <w:ind w:left="720" w:hanging="360"/>
+      </w:pPr>
+    </w:lvl>
+    <w:lvl w:ilvl="1">
+      <w:start w:val="3"/>
+      <w:numFmt w:val="decimal"/>
+      <w:isLgl/>
+      <w:lvlText w:val="%1.%2"/>
+      <w:lvlJc w:val="left"/>
+      <w:pPr>
+        <w:ind w:left="735" w:hanging="375"/>
+      </w:pPr>
+      <w:rPr>
+        <w:rFonts w:hint="default"/>
+      </w:rPr>
+    </w:lvl>
+    <w:lvl w:ilvl="2">
+      <w:start w:val="1"/>
+      <w:numFmt w:val="decimal"/>
+      <w:isLgl/>
+      <w:lvlText w:val="%1.%2.%3"/>
+      <w:lvlJc w:val="left"/>
+      <w:pPr>
+        <w:ind w:left="1080" w:hanging="720"/>
+      </w:pPr>
+      <w:rPr>
+        <w:rFonts w:hint="default"/>
+      </w:rPr>
+    </w:lvl>
+    <w:lvl w:ilvl="3">
+      <w:start w:val="1"/>
+      <w:numFmt w:val="decimal"/>
+      <w:isLgl/>
+      <w:lvlText w:val="%1.%2.%3.%4"/>
+      <w:lvlJc w:val="left"/>
+      <w:pPr>
+        <w:ind w:left="1440" w:hanging="1080"/>
+      </w:pPr>
+      <w:rPr>
+        <w:rFonts w:hint="default"/>
+      </w:rPr>
+    </w:lvl>
+    <w:lvl w:ilvl="4">
+      <w:start w:val="1"/>
+      <w:numFmt w:val="decimal"/>
+      <w:isLgl/>
+      <w:lvlText w:val="%1.%2.%3.%4.%5"/>
+      <w:lvlJc w:val="left"/>
+      <w:pPr>
+        <w:ind w:left="1440" w:hanging="1080"/>
+      </w:pPr>
+      <w:rPr>
+        <w:rFonts w:hint="default"/>
+      </w:rPr>
+    </w:lvl>
+    <w:lvl w:ilvl="5">
+      <w:start w:val="1"/>
+      <w:numFmt w:val="decimal"/>
+      <w:isLgl/>
+      <w:lvlText w:val="%1.%2.%3.%4.%5.%6"/>
+      <w:lvlJc w:val="left"/>
+      <w:pPr>
+        <w:ind w:left="1800" w:hanging="1440"/>
+      </w:pPr>
+      <w:rPr>
+        <w:rFonts w:hint="default"/>
+      </w:rPr>
+    </w:lvl>
+    <w:lvl w:ilvl="6">
+      <w:start w:val="1"/>
+      <w:numFmt w:val="decimal"/>
+      <w:isLgl/>
+      <w:lvlText w:val="%1.%2.%3.%4.%5.%6.%7"/>
+      <w:lvlJc w:val="left"/>
+      <w:pPr>
+        <w:ind w:left="1800" w:hanging="1440"/>
+      </w:pPr>
+      <w:rPr>
+        <w:rFonts w:hint="default"/>
+      </w:rPr>
+    </w:lvl>
+    <w:lvl w:ilvl="7">
+      <w:start w:val="1"/>
+      <w:numFmt w:val="decimal"/>
+      <w:isLgl/>
+      <w:lvlText w:val="%1.%2.%3.%4.%5.%6.%7.%8"/>
+      <w:lvlJc w:val="left"/>
+      <w:pPr>
+        <w:ind w:left="2160" w:hanging="1800"/>
+      </w:pPr>
+      <w:rPr>
+        <w:rFonts w:hint="default"/>
+      </w:rPr>
+    </w:lvl>
+    <w:lvl w:ilvl="8">
+      <w:start w:val="1"/>
+      <w:numFmt w:val="decimal"/>
+      <w:isLgl/>
+      <w:lvlText w:val="%1.%2.%3.%4.%5.%6.%7.%8.%9"/>
+      <w:lvlJc w:val="left"/>
+      <w:pPr>
+        <w:ind w:left="2160" w:hanging="1800"/>
+      </w:pPr>
+      <w:rPr>
+        <w:rFonts w:hint="default"/>
+      </w:rPr>
+    </w:lvl>
+  </w:abstractNum>
+  <w:abstractNum w:abstractNumId="20" w15:restartNumberingAfterBreak="0">
     <w:nsid w:val="35DE349D"/>
     <w:multiLevelType w:val="multilevel"/>
     <w:tmpl w:val="588C4750"/>
@@ -7927,7 +10587,7 @@
       </w:pPr>
     </w:lvl>
   </w:abstractNum>
-  <w:abstractNum w:abstractNumId="20" w15:restartNumberingAfterBreak="0">
+  <w:abstractNum w:abstractNumId="21" w15:restartNumberingAfterBreak="0">
     <w:nsid w:val="373473DC"/>
     <w:multiLevelType w:val="multilevel"/>
     <w:tmpl w:val="258E19CA"/>
@@ -8040,10 +10700,10 @@
       </w:pPr>
     </w:lvl>
   </w:abstractNum>
-  <w:abstractNum w:abstractNumId="21" w15:restartNumberingAfterBreak="0">
+  <w:abstractNum w:abstractNumId="22" w15:restartNumberingAfterBreak="0">
     <w:nsid w:val="37DB1872"/>
     <w:multiLevelType w:val="hybridMultilevel"/>
-    <w:tmpl w:val="05806E72"/>
+    <w:tmpl w:val="060AF986"/>
     <w:lvl w:ilvl="0" w:tplc="04150001">
       <w:start w:val="1"/>
       <w:numFmt w:val="bullet"/>
@@ -8153,7 +10813,7 @@
       </w:rPr>
     </w:lvl>
   </w:abstractNum>
-  <w:abstractNum w:abstractNumId="22" w15:restartNumberingAfterBreak="0">
+  <w:abstractNum w:abstractNumId="23" w15:restartNumberingAfterBreak="0">
     <w:nsid w:val="3BAF607D"/>
     <w:multiLevelType w:val="multilevel"/>
     <w:tmpl w:val="B948965A"/>
@@ -8266,7 +10926,7 @@
       </w:pPr>
     </w:lvl>
   </w:abstractNum>
-  <w:abstractNum w:abstractNumId="23" w15:restartNumberingAfterBreak="0">
+  <w:abstractNum w:abstractNumId="24" w15:restartNumberingAfterBreak="0">
     <w:nsid w:val="425B5CFF"/>
     <w:multiLevelType w:val="multilevel"/>
     <w:tmpl w:val="E7CC378C"/>
@@ -8379,7 +11039,120 @@
       </w:pPr>
     </w:lvl>
   </w:abstractNum>
-  <w:abstractNum w:abstractNumId="24" w15:restartNumberingAfterBreak="0">
+  <w:abstractNum w:abstractNumId="25" w15:restartNumberingAfterBreak="0">
+    <w:nsid w:val="468C31BF"/>
+    <w:multiLevelType w:val="multilevel"/>
+    <w:tmpl w:val="6CE05D2C"/>
+    <w:lvl w:ilvl="0">
+      <w:start w:val="3"/>
+      <w:numFmt w:val="decimal"/>
+      <w:lvlText w:val="%1."/>
+      <w:lvlJc w:val="left"/>
+      <w:pPr>
+        <w:tabs>
+          <w:tab w:val="num" w:pos="720"/>
+        </w:tabs>
+        <w:ind w:left="720" w:hanging="360"/>
+      </w:pPr>
+    </w:lvl>
+    <w:lvl w:ilvl="1" w:tentative="1">
+      <w:start w:val="1"/>
+      <w:numFmt w:val="decimal"/>
+      <w:lvlText w:val="%2."/>
+      <w:lvlJc w:val="left"/>
+      <w:pPr>
+        <w:tabs>
+          <w:tab w:val="num" w:pos="1440"/>
+        </w:tabs>
+        <w:ind w:left="1440" w:hanging="360"/>
+      </w:pPr>
+    </w:lvl>
+    <w:lvl w:ilvl="2" w:tentative="1">
+      <w:start w:val="1"/>
+      <w:numFmt w:val="decimal"/>
+      <w:lvlText w:val="%3."/>
+      <w:lvlJc w:val="left"/>
+      <w:pPr>
+        <w:tabs>
+          <w:tab w:val="num" w:pos="2160"/>
+        </w:tabs>
+        <w:ind w:left="2160" w:hanging="360"/>
+      </w:pPr>
+    </w:lvl>
+    <w:lvl w:ilvl="3" w:tentative="1">
+      <w:start w:val="1"/>
+      <w:numFmt w:val="decimal"/>
+      <w:lvlText w:val="%4."/>
+      <w:lvlJc w:val="left"/>
+      <w:pPr>
+        <w:tabs>
+          <w:tab w:val="num" w:pos="2880"/>
+        </w:tabs>
+        <w:ind w:left="2880" w:hanging="360"/>
+      </w:pPr>
+    </w:lvl>
+    <w:lvl w:ilvl="4" w:tentative="1">
+      <w:start w:val="1"/>
+      <w:numFmt w:val="decimal"/>
+      <w:lvlText w:val="%5."/>
+      <w:lvlJc w:val="left"/>
+      <w:pPr>
+        <w:tabs>
+          <w:tab w:val="num" w:pos="3600"/>
+        </w:tabs>
+        <w:ind w:left="3600" w:hanging="360"/>
+      </w:pPr>
+    </w:lvl>
+    <w:lvl w:ilvl="5" w:tentative="1">
+      <w:start w:val="1"/>
+      <w:numFmt w:val="decimal"/>
+      <w:lvlText w:val="%6."/>
+      <w:lvlJc w:val="left"/>
+      <w:pPr>
+        <w:tabs>
+          <w:tab w:val="num" w:pos="4320"/>
+        </w:tabs>
+        <w:ind w:left="4320" w:hanging="360"/>
+      </w:pPr>
+    </w:lvl>
+    <w:lvl w:ilvl="6" w:tentative="1">
+      <w:start w:val="1"/>
+      <w:numFmt w:val="decimal"/>
+      <w:lvlText w:val="%7."/>
+      <w:lvlJc w:val="left"/>
+      <w:pPr>
+        <w:tabs>
+          <w:tab w:val="num" w:pos="5040"/>
+        </w:tabs>
+        <w:ind w:left="5040" w:hanging="360"/>
+      </w:pPr>
+    </w:lvl>
+    <w:lvl w:ilvl="7" w:tentative="1">
+      <w:start w:val="1"/>
+      <w:numFmt w:val="decimal"/>
+      <w:lvlText w:val="%8."/>
+      <w:lvlJc w:val="left"/>
+      <w:pPr>
+        <w:tabs>
+          <w:tab w:val="num" w:pos="5760"/>
+        </w:tabs>
+        <w:ind w:left="5760" w:hanging="360"/>
+      </w:pPr>
+    </w:lvl>
+    <w:lvl w:ilvl="8" w:tentative="1">
+      <w:start w:val="1"/>
+      <w:numFmt w:val="decimal"/>
+      <w:lvlText w:val="%9."/>
+      <w:lvlJc w:val="left"/>
+      <w:pPr>
+        <w:tabs>
+          <w:tab w:val="num" w:pos="6480"/>
+        </w:tabs>
+        <w:ind w:left="6480" w:hanging="360"/>
+      </w:pPr>
+    </w:lvl>
+  </w:abstractNum>
+  <w:abstractNum w:abstractNumId="26" w15:restartNumberingAfterBreak="0">
     <w:nsid w:val="4EC34B89"/>
     <w:multiLevelType w:val="hybridMultilevel"/>
     <w:tmpl w:val="24786738"/>
@@ -8492,7 +11265,7 @@
       </w:rPr>
     </w:lvl>
   </w:abstractNum>
-  <w:abstractNum w:abstractNumId="25" w15:restartNumberingAfterBreak="0">
+  <w:abstractNum w:abstractNumId="27" w15:restartNumberingAfterBreak="0">
     <w:nsid w:val="51BF5CE3"/>
     <w:multiLevelType w:val="multilevel"/>
     <w:tmpl w:val="9302559C"/>
@@ -8641,7 +11414,7 @@
       </w:rPr>
     </w:lvl>
   </w:abstractNum>
-  <w:abstractNum w:abstractNumId="26" w15:restartNumberingAfterBreak="0">
+  <w:abstractNum w:abstractNumId="28" w15:restartNumberingAfterBreak="0">
     <w:nsid w:val="52A07B3D"/>
     <w:multiLevelType w:val="multilevel"/>
     <w:tmpl w:val="60644992"/>
@@ -8790,7 +11563,7 @@
       </w:rPr>
     </w:lvl>
   </w:abstractNum>
-  <w:abstractNum w:abstractNumId="27" w15:restartNumberingAfterBreak="0">
+  <w:abstractNum w:abstractNumId="29" w15:restartNumberingAfterBreak="0">
     <w:nsid w:val="541A39DA"/>
     <w:multiLevelType w:val="multilevel"/>
     <w:tmpl w:val="56C642B2"/>
@@ -8903,7 +11676,7 @@
       </w:pPr>
     </w:lvl>
   </w:abstractNum>
-  <w:abstractNum w:abstractNumId="28" w15:restartNumberingAfterBreak="0">
+  <w:abstractNum w:abstractNumId="30" w15:restartNumberingAfterBreak="0">
     <w:nsid w:val="557938E9"/>
     <w:multiLevelType w:val="multilevel"/>
     <w:tmpl w:val="0E58A790"/>
@@ -9016,7 +11789,7 @@
       </w:pPr>
     </w:lvl>
   </w:abstractNum>
-  <w:abstractNum w:abstractNumId="29" w15:restartNumberingAfterBreak="0">
+  <w:abstractNum w:abstractNumId="31" w15:restartNumberingAfterBreak="0">
     <w:nsid w:val="563912A7"/>
     <w:multiLevelType w:val="multilevel"/>
     <w:tmpl w:val="869A397E"/>
@@ -9129,7 +11902,7 @@
       </w:pPr>
     </w:lvl>
   </w:abstractNum>
-  <w:abstractNum w:abstractNumId="30" w15:restartNumberingAfterBreak="0">
+  <w:abstractNum w:abstractNumId="32" w15:restartNumberingAfterBreak="0">
     <w:nsid w:val="60170C04"/>
     <w:multiLevelType w:val="multilevel"/>
     <w:tmpl w:val="41641B00"/>
@@ -9278,7 +12051,7 @@
       </w:rPr>
     </w:lvl>
   </w:abstractNum>
-  <w:abstractNum w:abstractNumId="31" w15:restartNumberingAfterBreak="0">
+  <w:abstractNum w:abstractNumId="33" w15:restartNumberingAfterBreak="0">
     <w:nsid w:val="608D4881"/>
     <w:multiLevelType w:val="hybridMultilevel"/>
     <w:tmpl w:val="6D664A9E"/>
@@ -9364,7 +12137,7 @@
       </w:pPr>
     </w:lvl>
   </w:abstractNum>
-  <w:abstractNum w:abstractNumId="32" w15:restartNumberingAfterBreak="0">
+  <w:abstractNum w:abstractNumId="34" w15:restartNumberingAfterBreak="0">
     <w:nsid w:val="62F76DD4"/>
     <w:multiLevelType w:val="hybridMultilevel"/>
     <w:tmpl w:val="040ED268"/>
@@ -9477,7 +12250,7 @@
       </w:rPr>
     </w:lvl>
   </w:abstractNum>
-  <w:abstractNum w:abstractNumId="33" w15:restartNumberingAfterBreak="0">
+  <w:abstractNum w:abstractNumId="35" w15:restartNumberingAfterBreak="0">
     <w:nsid w:val="64172087"/>
     <w:multiLevelType w:val="multilevel"/>
     <w:tmpl w:val="CB449690"/>
@@ -9590,7 +12363,7 @@
       </w:pPr>
     </w:lvl>
   </w:abstractNum>
-  <w:abstractNum w:abstractNumId="34" w15:restartNumberingAfterBreak="0">
+  <w:abstractNum w:abstractNumId="36" w15:restartNumberingAfterBreak="0">
     <w:nsid w:val="658A1964"/>
     <w:multiLevelType w:val="multilevel"/>
     <w:tmpl w:val="93A00D12"/>
@@ -9735,7 +12508,7 @@
       </w:rPr>
     </w:lvl>
   </w:abstractNum>
-  <w:abstractNum w:abstractNumId="35" w15:restartNumberingAfterBreak="0">
+  <w:abstractNum w:abstractNumId="37" w15:restartNumberingAfterBreak="0">
     <w:nsid w:val="6803777F"/>
     <w:multiLevelType w:val="multilevel"/>
     <w:tmpl w:val="35E26BAA"/>
@@ -9884,7 +12657,233 @@
       </w:rPr>
     </w:lvl>
   </w:abstractNum>
-  <w:abstractNum w:abstractNumId="36" w15:restartNumberingAfterBreak="0">
+  <w:abstractNum w:abstractNumId="38" w15:restartNumberingAfterBreak="0">
+    <w:nsid w:val="706773A2"/>
+    <w:multiLevelType w:val="multilevel"/>
+    <w:tmpl w:val="B9E8B058"/>
+    <w:lvl w:ilvl="0">
+      <w:start w:val="2"/>
+      <w:numFmt w:val="decimal"/>
+      <w:lvlText w:val="%1."/>
+      <w:lvlJc w:val="left"/>
+      <w:pPr>
+        <w:tabs>
+          <w:tab w:val="num" w:pos="720"/>
+        </w:tabs>
+        <w:ind w:left="720" w:hanging="360"/>
+      </w:pPr>
+    </w:lvl>
+    <w:lvl w:ilvl="1" w:tentative="1">
+      <w:start w:val="1"/>
+      <w:numFmt w:val="decimal"/>
+      <w:lvlText w:val="%2."/>
+      <w:lvlJc w:val="left"/>
+      <w:pPr>
+        <w:tabs>
+          <w:tab w:val="num" w:pos="1440"/>
+        </w:tabs>
+        <w:ind w:left="1440" w:hanging="360"/>
+      </w:pPr>
+    </w:lvl>
+    <w:lvl w:ilvl="2" w:tentative="1">
+      <w:start w:val="1"/>
+      <w:numFmt w:val="decimal"/>
+      <w:lvlText w:val="%3."/>
+      <w:lvlJc w:val="left"/>
+      <w:pPr>
+        <w:tabs>
+          <w:tab w:val="num" w:pos="2160"/>
+        </w:tabs>
+        <w:ind w:left="2160" w:hanging="360"/>
+      </w:pPr>
+    </w:lvl>
+    <w:lvl w:ilvl="3" w:tentative="1">
+      <w:start w:val="1"/>
+      <w:numFmt w:val="decimal"/>
+      <w:lvlText w:val="%4."/>
+      <w:lvlJc w:val="left"/>
+      <w:pPr>
+        <w:tabs>
+          <w:tab w:val="num" w:pos="2880"/>
+        </w:tabs>
+        <w:ind w:left="2880" w:hanging="360"/>
+      </w:pPr>
+    </w:lvl>
+    <w:lvl w:ilvl="4" w:tentative="1">
+      <w:start w:val="1"/>
+      <w:numFmt w:val="decimal"/>
+      <w:lvlText w:val="%5."/>
+      <w:lvlJc w:val="left"/>
+      <w:pPr>
+        <w:tabs>
+          <w:tab w:val="num" w:pos="3600"/>
+        </w:tabs>
+        <w:ind w:left="3600" w:hanging="360"/>
+      </w:pPr>
+    </w:lvl>
+    <w:lvl w:ilvl="5" w:tentative="1">
+      <w:start w:val="1"/>
+      <w:numFmt w:val="decimal"/>
+      <w:lvlText w:val="%6."/>
+      <w:lvlJc w:val="left"/>
+      <w:pPr>
+        <w:tabs>
+          <w:tab w:val="num" w:pos="4320"/>
+        </w:tabs>
+        <w:ind w:left="4320" w:hanging="360"/>
+      </w:pPr>
+    </w:lvl>
+    <w:lvl w:ilvl="6" w:tentative="1">
+      <w:start w:val="1"/>
+      <w:numFmt w:val="decimal"/>
+      <w:lvlText w:val="%7."/>
+      <w:lvlJc w:val="left"/>
+      <w:pPr>
+        <w:tabs>
+          <w:tab w:val="num" w:pos="5040"/>
+        </w:tabs>
+        <w:ind w:left="5040" w:hanging="360"/>
+      </w:pPr>
+    </w:lvl>
+    <w:lvl w:ilvl="7" w:tentative="1">
+      <w:start w:val="1"/>
+      <w:numFmt w:val="decimal"/>
+      <w:lvlText w:val="%8."/>
+      <w:lvlJc w:val="left"/>
+      <w:pPr>
+        <w:tabs>
+          <w:tab w:val="num" w:pos="5760"/>
+        </w:tabs>
+        <w:ind w:left="5760" w:hanging="360"/>
+      </w:pPr>
+    </w:lvl>
+    <w:lvl w:ilvl="8" w:tentative="1">
+      <w:start w:val="1"/>
+      <w:numFmt w:val="decimal"/>
+      <w:lvlText w:val="%9."/>
+      <w:lvlJc w:val="left"/>
+      <w:pPr>
+        <w:tabs>
+          <w:tab w:val="num" w:pos="6480"/>
+        </w:tabs>
+        <w:ind w:left="6480" w:hanging="360"/>
+      </w:pPr>
+    </w:lvl>
+  </w:abstractNum>
+  <w:abstractNum w:abstractNumId="39" w15:restartNumberingAfterBreak="0">
+    <w:nsid w:val="736B2F82"/>
+    <w:multiLevelType w:val="multilevel"/>
+    <w:tmpl w:val="93B63944"/>
+    <w:lvl w:ilvl="0">
+      <w:start w:val="1"/>
+      <w:numFmt w:val="decimal"/>
+      <w:lvlText w:val="%1."/>
+      <w:lvlJc w:val="left"/>
+      <w:pPr>
+        <w:tabs>
+          <w:tab w:val="num" w:pos="720"/>
+        </w:tabs>
+        <w:ind w:left="720" w:hanging="360"/>
+      </w:pPr>
+    </w:lvl>
+    <w:lvl w:ilvl="1" w:tentative="1">
+      <w:start w:val="1"/>
+      <w:numFmt w:val="decimal"/>
+      <w:lvlText w:val="%2."/>
+      <w:lvlJc w:val="left"/>
+      <w:pPr>
+        <w:tabs>
+          <w:tab w:val="num" w:pos="1440"/>
+        </w:tabs>
+        <w:ind w:left="1440" w:hanging="360"/>
+      </w:pPr>
+    </w:lvl>
+    <w:lvl w:ilvl="2" w:tentative="1">
+      <w:start w:val="1"/>
+      <w:numFmt w:val="decimal"/>
+      <w:lvlText w:val="%3."/>
+      <w:lvlJc w:val="left"/>
+      <w:pPr>
+        <w:tabs>
+          <w:tab w:val="num" w:pos="2160"/>
+        </w:tabs>
+        <w:ind w:left="2160" w:hanging="360"/>
+      </w:pPr>
+    </w:lvl>
+    <w:lvl w:ilvl="3" w:tentative="1">
+      <w:start w:val="1"/>
+      <w:numFmt w:val="decimal"/>
+      <w:lvlText w:val="%4."/>
+      <w:lvlJc w:val="left"/>
+      <w:pPr>
+        <w:tabs>
+          <w:tab w:val="num" w:pos="2880"/>
+        </w:tabs>
+        <w:ind w:left="2880" w:hanging="360"/>
+      </w:pPr>
+    </w:lvl>
+    <w:lvl w:ilvl="4" w:tentative="1">
+      <w:start w:val="1"/>
+      <w:numFmt w:val="decimal"/>
+      <w:lvlText w:val="%5."/>
+      <w:lvlJc w:val="left"/>
+      <w:pPr>
+        <w:tabs>
+          <w:tab w:val="num" w:pos="3600"/>
+        </w:tabs>
+        <w:ind w:left="3600" w:hanging="360"/>
+      </w:pPr>
+    </w:lvl>
+    <w:lvl w:ilvl="5" w:tentative="1">
+      <w:start w:val="1"/>
+      <w:numFmt w:val="decimal"/>
+      <w:lvlText w:val="%6."/>
+      <w:lvlJc w:val="left"/>
+      <w:pPr>
+        <w:tabs>
+          <w:tab w:val="num" w:pos="4320"/>
+        </w:tabs>
+        <w:ind w:left="4320" w:hanging="360"/>
+      </w:pPr>
+    </w:lvl>
+    <w:lvl w:ilvl="6" w:tentative="1">
+      <w:start w:val="1"/>
+      <w:numFmt w:val="decimal"/>
+      <w:lvlText w:val="%7."/>
+      <w:lvlJc w:val="left"/>
+      <w:pPr>
+        <w:tabs>
+          <w:tab w:val="num" w:pos="5040"/>
+        </w:tabs>
+        <w:ind w:left="5040" w:hanging="360"/>
+      </w:pPr>
+    </w:lvl>
+    <w:lvl w:ilvl="7" w:tentative="1">
+      <w:start w:val="1"/>
+      <w:numFmt w:val="decimal"/>
+      <w:lvlText w:val="%8."/>
+      <w:lvlJc w:val="left"/>
+      <w:pPr>
+        <w:tabs>
+          <w:tab w:val="num" w:pos="5760"/>
+        </w:tabs>
+        <w:ind w:left="5760" w:hanging="360"/>
+      </w:pPr>
+    </w:lvl>
+    <w:lvl w:ilvl="8" w:tentative="1">
+      <w:start w:val="1"/>
+      <w:numFmt w:val="decimal"/>
+      <w:lvlText w:val="%9."/>
+      <w:lvlJc w:val="left"/>
+      <w:pPr>
+        <w:tabs>
+          <w:tab w:val="num" w:pos="6480"/>
+        </w:tabs>
+        <w:ind w:left="6480" w:hanging="360"/>
+      </w:pPr>
+    </w:lvl>
+  </w:abstractNum>
+  <w:abstractNum w:abstractNumId="40" w15:restartNumberingAfterBreak="0">
     <w:nsid w:val="75BC0EA2"/>
     <w:multiLevelType w:val="hybridMultilevel"/>
     <w:tmpl w:val="3D3EF934"/>
@@ -9970,7 +12969,7 @@
       </w:pPr>
     </w:lvl>
   </w:abstractNum>
-  <w:abstractNum w:abstractNumId="37" w15:restartNumberingAfterBreak="0">
+  <w:abstractNum w:abstractNumId="41" w15:restartNumberingAfterBreak="0">
     <w:nsid w:val="7B2F0E54"/>
     <w:multiLevelType w:val="multilevel"/>
     <w:tmpl w:val="C7ACB9F8"/>
@@ -10119,7 +13118,7 @@
       </w:rPr>
     </w:lvl>
   </w:abstractNum>
-  <w:abstractNum w:abstractNumId="38" w15:restartNumberingAfterBreak="0">
+  <w:abstractNum w:abstractNumId="42" w15:restartNumberingAfterBreak="0">
     <w:nsid w:val="7CC96D37"/>
     <w:multiLevelType w:val="multilevel"/>
     <w:tmpl w:val="596E426C"/>
@@ -10232,7 +13231,7 @@
       </w:pPr>
     </w:lvl>
   </w:abstractNum>
-  <w:abstractNum w:abstractNumId="39" w15:restartNumberingAfterBreak="0">
+  <w:abstractNum w:abstractNumId="43" w15:restartNumberingAfterBreak="0">
     <w:nsid w:val="7D9D4743"/>
     <w:multiLevelType w:val="multilevel"/>
     <w:tmpl w:val="20D4E51A"/>
@@ -10345,7 +13344,7 @@
       </w:pPr>
     </w:lvl>
   </w:abstractNum>
-  <w:abstractNum w:abstractNumId="40" w15:restartNumberingAfterBreak="0">
+  <w:abstractNum w:abstractNumId="44" w15:restartNumberingAfterBreak="0">
     <w:nsid w:val="7DC53AD3"/>
     <w:multiLevelType w:val="multilevel"/>
     <w:tmpl w:val="D44E34D4"/>
@@ -10494,7 +13493,7 @@
       </w:rPr>
     </w:lvl>
   </w:abstractNum>
-  <w:abstractNum w:abstractNumId="41" w15:restartNumberingAfterBreak="0">
+  <w:abstractNum w:abstractNumId="45" w15:restartNumberingAfterBreak="0">
     <w:nsid w:val="7FF2330B"/>
     <w:multiLevelType w:val="hybridMultilevel"/>
     <w:tmpl w:val="BE86AA08"/>
@@ -10607,138 +13606,150 @@
       </w:rPr>
     </w:lvl>
   </w:abstractNum>
-  <w:num w:numId="1">
+  <w:num w:numId="1" w16cid:durableId="951479755">
     <w:abstractNumId w:val="16"/>
   </w:num>
-  <w:num w:numId="2">
+  <w:num w:numId="2" w16cid:durableId="1596981457">
     <w:abstractNumId w:val="13"/>
   </w:num>
-  <w:num w:numId="3">
+  <w:num w:numId="3" w16cid:durableId="933243876">
+    <w:abstractNumId w:val="41"/>
+  </w:num>
+  <w:num w:numId="4" w16cid:durableId="510145809">
+    <w:abstractNumId w:val="28"/>
+  </w:num>
+  <w:num w:numId="5" w16cid:durableId="1735161812">
+    <w:abstractNumId w:val="3"/>
+  </w:num>
+  <w:num w:numId="6" w16cid:durableId="1626615957">
+    <w:abstractNumId w:val="7"/>
+  </w:num>
+  <w:num w:numId="7" w16cid:durableId="2013675227">
+    <w:abstractNumId w:val="44"/>
+  </w:num>
+  <w:num w:numId="8" w16cid:durableId="976909686">
+    <w:abstractNumId w:val="27"/>
+  </w:num>
+  <w:num w:numId="9" w16cid:durableId="471094130">
+    <w:abstractNumId w:val="15"/>
+  </w:num>
+  <w:num w:numId="10" w16cid:durableId="130682833">
     <w:abstractNumId w:val="37"/>
   </w:num>
-  <w:num w:numId="4">
+  <w:num w:numId="11" w16cid:durableId="1590656952">
+    <w:abstractNumId w:val="10"/>
+  </w:num>
+  <w:num w:numId="12" w16cid:durableId="769542665">
+    <w:abstractNumId w:val="36"/>
+  </w:num>
+  <w:num w:numId="13" w16cid:durableId="1410034338">
+    <w:abstractNumId w:val="32"/>
+  </w:num>
+  <w:num w:numId="14" w16cid:durableId="461927721">
+    <w:abstractNumId w:val="0"/>
+  </w:num>
+  <w:num w:numId="15" w16cid:durableId="1662081248">
     <w:abstractNumId w:val="26"/>
   </w:num>
-  <w:num w:numId="5">
-    <w:abstractNumId w:val="3"/>
+  <w:num w:numId="16" w16cid:durableId="48841650">
+    <w:abstractNumId w:val="23"/>
   </w:num>
-  <w:num w:numId="6">
-    <w:abstractNumId w:val="7"/>
+  <w:num w:numId="17" w16cid:durableId="1871212976">
+    <w:abstractNumId w:val="42"/>
   </w:num>
-  <w:num w:numId="7">
+  <w:num w:numId="18" w16cid:durableId="1306156184">
+    <w:abstractNumId w:val="2"/>
+  </w:num>
+  <w:num w:numId="19" w16cid:durableId="981421443">
+    <w:abstractNumId w:val="43"/>
+  </w:num>
+  <w:num w:numId="20" w16cid:durableId="578756104">
+    <w:abstractNumId w:val="5"/>
+  </w:num>
+  <w:num w:numId="21" w16cid:durableId="2115511779">
+    <w:abstractNumId w:val="11"/>
+  </w:num>
+  <w:num w:numId="22" w16cid:durableId="1276595228">
+    <w:abstractNumId w:val="12"/>
+  </w:num>
+  <w:num w:numId="23" w16cid:durableId="1912808885">
+    <w:abstractNumId w:val="35"/>
+  </w:num>
+  <w:num w:numId="24" w16cid:durableId="1722095195">
+    <w:abstractNumId w:val="9"/>
+  </w:num>
+  <w:num w:numId="25" w16cid:durableId="1082071611">
+    <w:abstractNumId w:val="20"/>
+  </w:num>
+  <w:num w:numId="26" w16cid:durableId="1521816157">
+    <w:abstractNumId w:val="31"/>
+  </w:num>
+  <w:num w:numId="27" w16cid:durableId="1194919777">
+    <w:abstractNumId w:val="24"/>
+  </w:num>
+  <w:num w:numId="28" w16cid:durableId="352415125">
+    <w:abstractNumId w:val="29"/>
+  </w:num>
+  <w:num w:numId="29" w16cid:durableId="1437747694">
     <w:abstractNumId w:val="40"/>
   </w:num>
-  <w:num w:numId="8">
+  <w:num w:numId="30" w16cid:durableId="1970087226">
+    <w:abstractNumId w:val="33"/>
+  </w:num>
+  <w:num w:numId="31" w16cid:durableId="1536311331">
+    <w:abstractNumId w:val="1"/>
+  </w:num>
+  <w:num w:numId="32" w16cid:durableId="1375889137">
+    <w:abstractNumId w:val="4"/>
+  </w:num>
+  <w:num w:numId="33" w16cid:durableId="159858322">
+    <w:abstractNumId w:val="45"/>
+  </w:num>
+  <w:num w:numId="34" w16cid:durableId="147212419">
+    <w:abstractNumId w:val="19"/>
+  </w:num>
+  <w:num w:numId="35" w16cid:durableId="1163663616">
+    <w:abstractNumId w:val="34"/>
+  </w:num>
+  <w:num w:numId="36" w16cid:durableId="1091051319">
+    <w:abstractNumId w:val="14"/>
+  </w:num>
+  <w:num w:numId="37" w16cid:durableId="1680232888">
+    <w:abstractNumId w:val="22"/>
+  </w:num>
+  <w:num w:numId="38" w16cid:durableId="1349018161">
+    <w:abstractNumId w:val="17"/>
+  </w:num>
+  <w:num w:numId="39" w16cid:durableId="1393305434">
+    <w:abstractNumId w:val="8"/>
+  </w:num>
+  <w:num w:numId="40" w16cid:durableId="1558128727">
+    <w:abstractNumId w:val="6"/>
+  </w:num>
+  <w:num w:numId="41" w16cid:durableId="1921206526">
+    <w:abstractNumId w:val="21"/>
+  </w:num>
+  <w:num w:numId="42" w16cid:durableId="1346520525">
+    <w:abstractNumId w:val="30"/>
+  </w:num>
+  <w:num w:numId="43" w16cid:durableId="475343200">
+    <w:abstractNumId w:val="39"/>
+  </w:num>
+  <w:num w:numId="44" w16cid:durableId="1574316166">
+    <w:abstractNumId w:val="38"/>
+  </w:num>
+  <w:num w:numId="45" w16cid:durableId="1617784377">
     <w:abstractNumId w:val="25"/>
   </w:num>
-  <w:num w:numId="9">
-    <w:abstractNumId w:val="15"/>
-  </w:num>
-  <w:num w:numId="10">
-    <w:abstractNumId w:val="35"/>
-  </w:num>
-  <w:num w:numId="11">
-    <w:abstractNumId w:val="10"/>
-  </w:num>
-  <w:num w:numId="12">
-    <w:abstractNumId w:val="34"/>
-  </w:num>
-  <w:num w:numId="13">
-    <w:abstractNumId w:val="30"/>
-  </w:num>
-  <w:num w:numId="14">
-    <w:abstractNumId w:val="0"/>
-  </w:num>
-  <w:num w:numId="15">
-    <w:abstractNumId w:val="24"/>
-  </w:num>
-  <w:num w:numId="16">
-    <w:abstractNumId w:val="22"/>
-  </w:num>
-  <w:num w:numId="17">
-    <w:abstractNumId w:val="38"/>
-  </w:num>
-  <w:num w:numId="18">
-    <w:abstractNumId w:val="2"/>
-  </w:num>
-  <w:num w:numId="19">
-    <w:abstractNumId w:val="39"/>
-  </w:num>
-  <w:num w:numId="20">
-    <w:abstractNumId w:val="5"/>
-  </w:num>
-  <w:num w:numId="21">
-    <w:abstractNumId w:val="11"/>
-  </w:num>
-  <w:num w:numId="22">
-    <w:abstractNumId w:val="12"/>
-  </w:num>
-  <w:num w:numId="23">
-    <w:abstractNumId w:val="33"/>
-  </w:num>
-  <w:num w:numId="24">
-    <w:abstractNumId w:val="9"/>
-  </w:num>
-  <w:num w:numId="25">
-    <w:abstractNumId w:val="19"/>
-  </w:num>
-  <w:num w:numId="26">
-    <w:abstractNumId w:val="29"/>
-  </w:num>
-  <w:num w:numId="27">
-    <w:abstractNumId w:val="23"/>
-  </w:num>
-  <w:num w:numId="28">
-    <w:abstractNumId w:val="27"/>
-  </w:num>
-  <w:num w:numId="29">
-    <w:abstractNumId w:val="36"/>
-  </w:num>
-  <w:num w:numId="30">
-    <w:abstractNumId w:val="31"/>
-  </w:num>
-  <w:num w:numId="31">
-    <w:abstractNumId w:val="1"/>
-  </w:num>
-  <w:num w:numId="32">
-    <w:abstractNumId w:val="4"/>
-  </w:num>
-  <w:num w:numId="33">
-    <w:abstractNumId w:val="41"/>
-  </w:num>
-  <w:num w:numId="34">
+  <w:num w:numId="46" w16cid:durableId="140275683">
     <w:abstractNumId w:val="18"/>
-  </w:num>
-  <w:num w:numId="35">
-    <w:abstractNumId w:val="32"/>
-  </w:num>
-  <w:num w:numId="36">
-    <w:abstractNumId w:val="14"/>
-  </w:num>
-  <w:num w:numId="37">
-    <w:abstractNumId w:val="21"/>
-  </w:num>
-  <w:num w:numId="38">
-    <w:abstractNumId w:val="17"/>
-  </w:num>
-  <w:num w:numId="39">
-    <w:abstractNumId w:val="8"/>
-  </w:num>
-  <w:num w:numId="40">
-    <w:abstractNumId w:val="6"/>
-  </w:num>
-  <w:num w:numId="41">
-    <w:abstractNumId w:val="20"/>
-  </w:num>
-  <w:num w:numId="42">
-    <w:abstractNumId w:val="28"/>
   </w:num>
   <w:numIdMacAtCleanup w:val="38"/>
 </w:numbering>
 </file>
 
 <file path=word/styles.xml><?xml version="1.0" encoding="utf-8"?>
-<w:styles xmlns:mc="http://schemas.openxmlformats.org/markup-compatibility/2006" xmlns:r="http://schemas.openxmlformats.org/officeDocument/2006/relationships" xmlns:w="http://schemas.openxmlformats.org/wordprocessingml/2006/main" xmlns:w14="http://schemas.microsoft.com/office/word/2010/wordml" xmlns:w15="http://schemas.microsoft.com/office/word/2012/wordml" xmlns:w16se="http://schemas.microsoft.com/office/word/2015/wordml/symex" mc:Ignorable="w14 w15 w16se">
+<w:styles xmlns:mc="http://schemas.openxmlformats.org/markup-compatibility/2006" xmlns:r="http://schemas.openxmlformats.org/officeDocument/2006/relationships" xmlns:w="http://schemas.openxmlformats.org/wordprocessingml/2006/main" xmlns:w14="http://schemas.microsoft.com/office/word/2010/wordml" xmlns:w15="http://schemas.microsoft.com/office/word/2012/wordml" xmlns:w16cex="http://schemas.microsoft.com/office/word/2018/wordml/cex" xmlns:w16cid="http://schemas.microsoft.com/office/word/2016/wordml/cid" xmlns:w16="http://schemas.microsoft.com/office/word/2018/wordml" xmlns:w16du="http://schemas.microsoft.com/office/word/2023/wordml/word16du" xmlns:w16sdtdh="http://schemas.microsoft.com/office/word/2020/wordml/sdtdatahash" xmlns:w16sdtfl="http://schemas.microsoft.com/office/word/2024/wordml/sdtformatlock" xmlns:w16se="http://schemas.microsoft.com/office/word/2015/wordml/symex" mc:Ignorable="w14 w15 w16se w16cid w16 w16cex w16sdtdh w16sdtfl w16du">
   <w:docDefaults>
     <w:rPrDefault>
       <w:rPr>
@@ -10756,7 +13767,7 @@
       </w:pPr>
     </w:pPrDefault>
   </w:docDefaults>
-  <w:latentStyles w:defLockedState="0" w:defUIPriority="99" w:defSemiHidden="0" w:defUnhideWhenUsed="0" w:defQFormat="0" w:count="371">
+  <w:latentStyles w:defLockedState="0" w:defUIPriority="99" w:defSemiHidden="0" w:defUnhideWhenUsed="0" w:defQFormat="0" w:count="376">
     <w:lsdException w:name="Normal" w:uiPriority="0" w:qFormat="1"/>
     <w:lsdException w:name="heading 1" w:uiPriority="9" w:qFormat="1"/>
     <w:lsdException w:name="heading 2" w:semiHidden="1" w:uiPriority="9" w:unhideWhenUsed="1" w:qFormat="1"/>
@@ -11128,6 +14139,11 @@
     <w:lsdException w:name="List Table 5 Dark Accent 6" w:uiPriority="50"/>
     <w:lsdException w:name="List Table 6 Colorful Accent 6" w:uiPriority="51"/>
     <w:lsdException w:name="List Table 7 Colorful Accent 6" w:uiPriority="52"/>
+    <w:lsdException w:name="Mention" w:semiHidden="1" w:unhideWhenUsed="1"/>
+    <w:lsdException w:name="Smart Hyperlink" w:semiHidden="1" w:unhideWhenUsed="1"/>
+    <w:lsdException w:name="Hashtag" w:semiHidden="1" w:unhideWhenUsed="1"/>
+    <w:lsdException w:name="Unresolved Mention" w:semiHidden="1" w:unhideWhenUsed="1"/>
+    <w:lsdException w:name="Smart Link" w:semiHidden="1" w:unhideWhenUsed="1"/>
   </w:latentStyles>
   <w:style w:type="paragraph" w:default="1" w:styleId="Normalny">
     <w:name w:val="Normal"/>
@@ -11335,7 +14351,6 @@
   <w:style w:type="character" w:default="1" w:styleId="Domylnaczcionkaakapitu">
     <w:name w:val="Default Paragraph Font"/>
     <w:uiPriority w:val="1"/>
-    <w:semiHidden/>
     <w:unhideWhenUsed/>
   </w:style>
   <w:style w:type="table" w:default="1" w:styleId="Standardowy">
@@ -11659,8 +14674,8 @@
       <w:u w:val="single"/>
     </w:rPr>
   </w:style>
-  <w:style w:type="character" w:customStyle="1" w:styleId="UnresolvedMention">
-    <w:name w:val="Unresolved Mention"/>
+  <w:style w:type="character" w:customStyle="1" w:styleId="Nierozpoznanawzmianka1">
+    <w:name w:val="Nierozpoznana wzmianka1"/>
     <w:basedOn w:val="Domylnaczcionkaakapitu"/>
     <w:uiPriority w:val="99"/>
     <w:semiHidden/>
